--- a/docx/fr/BUFR_TableD_fr_00.docx
+++ b/docx/fr/BUFR_TableD_fr_00.docx
@@ -8,19 +8,33 @@
       </w:pPr>
       <w:r>
         <w:rPr>
-          <w:rFonts w:ascii="Arial" w:hAnsi="Arial"/>
+          <w:rFonts w:ascii="Verdana" w:hAnsi="Verdana"/>
           <w:b/>
           <w:sz w:val="22"/>
         </w:rPr>
-        <w:t>BUFR Table D — Category 00: Séquence correspondant aux entrées des tables du code BUFR</w:t>
+        <w:t>Catégorie 00 : Séquence correspondant aux entrées des tables du code BUFR</w:t>
       </w:r>
     </w:p>
     <w:tbl>
       <w:tblPr>
         <w:tblStyle w:val="TableGrid"/>
         <w:tblW w:type="auto" w:w="0"/>
-        <w:jc w:val="center"/>
+        <w:jc w:val="left"/>
         <w:tblLook w:firstColumn="1" w:firstRow="1" w:lastColumn="0" w:lastRow="0" w:noHBand="0" w:noVBand="1" w:val="04A0"/>
+        <w:tblBorders>
+          <w:top w:val="single" w:sz="4" w:space="0" w:color="595959"/>
+          <w:left w:val="single" w:sz="4" w:space="0" w:color="595959"/>
+          <w:bottom w:val="single" w:sz="4" w:space="0" w:color="595959"/>
+          <w:right w:val="single" w:sz="4" w:space="0" w:color="595959"/>
+          <w:insideH w:val="single" w:sz="4" w:space="0" w:color="595959"/>
+          <w:insideV w:val="single" w:sz="4" w:space="0" w:color="595959"/>
+        </w:tblBorders>
+        <w:tblCellMar>
+          <w:top w:w="85" w:type="dxa"/>
+          <w:left w:w="85" w:type="dxa"/>
+          <w:bottom w:w="85" w:type="dxa"/>
+          <w:right w:w="85" w:type="dxa"/>
+        </w:tblCellMar>
       </w:tblPr>
       <w:tblGrid>
         <w:gridCol w:w="2163"/>
@@ -32,20 +46,20 @@
         <w:gridCol w:w="2163"/>
       </w:tblGrid>
       <w:tr>
+        <w:trPr>
+          <w:tblHeader/>
+        </w:trPr>
         <w:tc>
           <w:tcPr>
             <w:tcW w:type="dxa" w:w="2163"/>
-            <w:shd w:val="clear" w:color="auto" w:fill="D9E2F3"/>
+            <w:shd w:val="clear" w:color="auto" w:fill="D9D9D9"/>
           </w:tcPr>
           <w:p>
-            <w:pPr>
-              <w:jc w:val="center"/>
-            </w:pPr>
             <w:r/>
             <w:r>
               <w:rPr>
-                <w:rFonts w:ascii="Arial" w:hAnsi="Arial"/>
-                <w:b/>
+                <w:rFonts w:ascii="Verdana" w:hAnsi="Verdana"/>
+                <w:b w:val="0"/>
                 <w:sz w:val="16"/>
               </w:rPr>
               <w:t>FXY1</w:t>
@@ -55,57 +69,48 @@
         <w:tc>
           <w:tcPr>
             <w:tcW w:type="dxa" w:w="2163"/>
-            <w:shd w:val="clear" w:color="auto" w:fill="D9E2F3"/>
+            <w:shd w:val="clear" w:color="auto" w:fill="D9D9D9"/>
           </w:tcPr>
           <w:p>
-            <w:pPr>
-              <w:jc w:val="center"/>
-            </w:pPr>
             <w:r/>
             <w:r>
               <w:rPr>
-                <w:rFonts w:ascii="Arial" w:hAnsi="Arial"/>
-                <w:b/>
+                <w:rFonts w:ascii="Verdana" w:hAnsi="Verdana"/>
+                <w:b w:val="0"/>
                 <w:sz w:val="16"/>
               </w:rPr>
-              <w:t>Title</w:t>
+              <w:t>TITRE</w:t>
             </w:r>
           </w:p>
         </w:tc>
         <w:tc>
           <w:tcPr>
             <w:tcW w:type="dxa" w:w="2163"/>
-            <w:shd w:val="clear" w:color="auto" w:fill="D9E2F3"/>
+            <w:shd w:val="clear" w:color="auto" w:fill="D9D9D9"/>
           </w:tcPr>
           <w:p>
-            <w:pPr>
-              <w:jc w:val="center"/>
-            </w:pPr>
             <w:r/>
             <w:r>
               <w:rPr>
-                <w:rFonts w:ascii="Arial" w:hAnsi="Arial"/>
-                <w:b/>
+                <w:rFonts w:ascii="Verdana" w:hAnsi="Verdana"/>
+                <w:b w:val="0"/>
                 <w:sz w:val="16"/>
               </w:rPr>
-              <w:t>SubTitle</w:t>
+              <w:t>SOUS-TITRE</w:t>
             </w:r>
           </w:p>
         </w:tc>
         <w:tc>
           <w:tcPr>
             <w:tcW w:type="dxa" w:w="2163"/>
-            <w:shd w:val="clear" w:color="auto" w:fill="D9E2F3"/>
+            <w:shd w:val="clear" w:color="auto" w:fill="D9D9D9"/>
           </w:tcPr>
           <w:p>
-            <w:pPr>
-              <w:jc w:val="center"/>
-            </w:pPr>
             <w:r/>
             <w:r>
               <w:rPr>
-                <w:rFonts w:ascii="Arial" w:hAnsi="Arial"/>
-                <w:b/>
+                <w:rFonts w:ascii="Verdana" w:hAnsi="Verdana"/>
+                <w:b w:val="0"/>
                 <w:sz w:val="16"/>
               </w:rPr>
               <w:t>FXY2</w:t>
@@ -115,65 +120,59 @@
         <w:tc>
           <w:tcPr>
             <w:tcW w:type="dxa" w:w="2163"/>
-            <w:shd w:val="clear" w:color="auto" w:fill="D9E2F3"/>
+            <w:shd w:val="clear" w:color="auto" w:fill="D9D9D9"/>
           </w:tcPr>
           <w:p>
-            <w:pPr>
-              <w:jc w:val="center"/>
-            </w:pPr>
             <w:r/>
             <w:r>
               <w:rPr>
-                <w:rFonts w:ascii="Arial" w:hAnsi="Arial"/>
-                <w:b/>
+                <w:rFonts w:ascii="Verdana" w:hAnsi="Verdana"/>
+                <w:b w:val="0"/>
                 <w:sz w:val="16"/>
               </w:rPr>
-              <w:t>ElementName</w:t>
+              <w:t>NOM DE L'ÉLÉMENT</w:t>
             </w:r>
           </w:p>
         </w:tc>
         <w:tc>
           <w:tcPr>
             <w:tcW w:type="dxa" w:w="2163"/>
-            <w:shd w:val="clear" w:color="auto" w:fill="D9E2F3"/>
+            <w:shd w:val="clear" w:color="auto" w:fill="D9D9D9"/>
           </w:tcPr>
           <w:p>
-            <w:pPr>
-              <w:jc w:val="center"/>
-            </w:pPr>
             <w:r/>
             <w:r>
               <w:rPr>
-                <w:rFonts w:ascii="Arial" w:hAnsi="Arial"/>
-                <w:b/>
+                <w:rFonts w:ascii="Verdana" w:hAnsi="Verdana"/>
+                <w:b w:val="0"/>
                 <w:sz w:val="16"/>
               </w:rPr>
-              <w:t>Description</w:t>
+              <w:t>DESCRIPTION DE L'ÉLÉMENT</w:t>
             </w:r>
           </w:p>
         </w:tc>
         <w:tc>
           <w:tcPr>
             <w:tcW w:type="dxa" w:w="2163"/>
-            <w:shd w:val="clear" w:color="auto" w:fill="D9E2F3"/>
+            <w:shd w:val="clear" w:color="auto" w:fill="D9D9D9"/>
           </w:tcPr>
           <w:p>
-            <w:pPr>
-              <w:jc w:val="center"/>
-            </w:pPr>
             <w:r/>
             <w:r>
               <w:rPr>
-                <w:rFonts w:ascii="Arial" w:hAnsi="Arial"/>
-                <w:b/>
+                <w:rFonts w:ascii="Verdana" w:hAnsi="Verdana"/>
+                <w:b w:val="0"/>
                 <w:sz w:val="16"/>
               </w:rPr>
-              <w:t>Note</w:t>
+              <w:t>NOTE</w:t>
             </w:r>
           </w:p>
         </w:tc>
       </w:tr>
       <w:tr>
+        <w:trPr>
+          <w:cantSplit/>
+        </w:trPr>
         <w:tc>
           <w:tcPr>
             <w:tcW w:type="dxa" w:w="2163"/>
@@ -186,11 +185,11 @@
             </w:r>
             <w:r>
               <w:rPr>
-                <w:rFonts w:ascii="Arial" w:hAnsi="Arial"/>
+                <w:rFonts w:ascii="Verdana" w:hAnsi="Verdana"/>
                 <w:b/>
                 <w:sz w:val="16"/>
               </w:rPr>
-              <w:t>300002</w:t>
+              <w:t>3 00 002</w:t>
             </w:r>
           </w:p>
         </w:tc>
@@ -206,7 +205,7 @@
             </w:r>
             <w:r>
               <w:rPr>
-                <w:rFonts w:ascii="Arial" w:hAnsi="Arial"/>
+                <w:rFonts w:ascii="Verdana" w:hAnsi="Verdana"/>
                 <w:b/>
                 <w:sz w:val="16"/>
               </w:rPr>
@@ -221,7 +220,7 @@
             <w:r/>
             <w:r>
               <w:rPr>
-                <w:rFonts w:ascii="Arial" w:hAnsi="Arial"/>
+                <w:rFonts w:ascii="Verdana" w:hAnsi="Verdana"/>
                 <w:b w:val="0"/>
                 <w:sz w:val="16"/>
               </w:rPr>
@@ -236,11 +235,11 @@
             <w:r/>
             <w:r>
               <w:rPr>
-                <w:rFonts w:ascii="Arial" w:hAnsi="Arial"/>
+                <w:rFonts w:ascii="Verdana" w:hAnsi="Verdana"/>
                 <w:b w:val="0"/>
                 <w:sz w:val="16"/>
               </w:rPr>
-              <w:t>000002</w:t>
+              <w:t>0 00 002</w:t>
             </w:r>
           </w:p>
         </w:tc>
@@ -252,7 +251,7 @@
             <w:r/>
             <w:r>
               <w:rPr>
-                <w:rFonts w:ascii="Arial" w:hAnsi="Arial"/>
+                <w:rFonts w:ascii="Verdana" w:hAnsi="Verdana"/>
                 <w:b w:val="0"/>
                 <w:sz w:val="16"/>
               </w:rPr>
@@ -268,7 +267,7 @@
             <w:r/>
             <w:r>
               <w:rPr>
-                <w:rFonts w:ascii="Arial" w:hAnsi="Arial"/>
+                <w:rFonts w:ascii="Verdana" w:hAnsi="Verdana"/>
                 <w:b w:val="0"/>
                 <w:sz w:val="16"/>
               </w:rPr>
@@ -283,7 +282,7 @@
             <w:r/>
             <w:r>
               <w:rPr>
-                <w:rFonts w:ascii="Arial" w:hAnsi="Arial"/>
+                <w:rFonts w:ascii="Verdana" w:hAnsi="Verdana"/>
                 <w:b w:val="0"/>
                 <w:sz w:val="16"/>
               </w:rPr>
@@ -292,6 +291,9 @@
         </w:tc>
       </w:tr>
       <w:tr>
+        <w:trPr>
+          <w:cantSplit/>
+        </w:trPr>
         <w:tc>
           <w:tcPr>
             <w:tcW w:type="dxa" w:w="2163"/>
@@ -300,7 +302,7 @@
             <w:r/>
             <w:r>
               <w:rPr>
-                <w:rFonts w:ascii="Arial" w:hAnsi="Arial"/>
+                <w:rFonts w:ascii="Verdana" w:hAnsi="Verdana"/>
                 <w:b w:val="0"/>
                 <w:sz w:val="16"/>
               </w:rPr>
@@ -315,7 +317,7 @@
             <w:r/>
             <w:r>
               <w:rPr>
-                <w:rFonts w:ascii="Arial" w:hAnsi="Arial"/>
+                <w:rFonts w:ascii="Verdana" w:hAnsi="Verdana"/>
                 <w:b w:val="0"/>
                 <w:sz w:val="16"/>
               </w:rPr>
@@ -330,7 +332,7 @@
             <w:r/>
             <w:r>
               <w:rPr>
-                <w:rFonts w:ascii="Arial" w:hAnsi="Arial"/>
+                <w:rFonts w:ascii="Verdana" w:hAnsi="Verdana"/>
                 <w:b w:val="0"/>
                 <w:sz w:val="16"/>
               </w:rPr>
@@ -345,11 +347,11 @@
             <w:r/>
             <w:r>
               <w:rPr>
-                <w:rFonts w:ascii="Arial" w:hAnsi="Arial"/>
+                <w:rFonts w:ascii="Verdana" w:hAnsi="Verdana"/>
                 <w:b w:val="0"/>
                 <w:sz w:val="16"/>
               </w:rPr>
-              <w:t>000003</w:t>
+              <w:t>0 00 003</w:t>
             </w:r>
           </w:p>
         </w:tc>
@@ -361,7 +363,7 @@
             <w:r/>
             <w:r>
               <w:rPr>
-                <w:rFonts w:ascii="Arial" w:hAnsi="Arial"/>
+                <w:rFonts w:ascii="Verdana" w:hAnsi="Verdana"/>
                 <w:b w:val="0"/>
                 <w:sz w:val="16"/>
               </w:rPr>
@@ -377,7 +379,7 @@
             <w:r/>
             <w:r>
               <w:rPr>
-                <w:rFonts w:ascii="Arial" w:hAnsi="Arial"/>
+                <w:rFonts w:ascii="Verdana" w:hAnsi="Verdana"/>
                 <w:b w:val="0"/>
                 <w:sz w:val="16"/>
               </w:rPr>
@@ -392,7 +394,7 @@
             <w:r/>
             <w:r>
               <w:rPr>
-                <w:rFonts w:ascii="Arial" w:hAnsi="Arial"/>
+                <w:rFonts w:ascii="Verdana" w:hAnsi="Verdana"/>
                 <w:b w:val="0"/>
                 <w:sz w:val="16"/>
               </w:rPr>
@@ -401,6 +403,9 @@
         </w:tc>
       </w:tr>
       <w:tr>
+        <w:trPr>
+          <w:cantSplit/>
+        </w:trPr>
         <w:tc>
           <w:tcPr>
             <w:tcW w:type="dxa" w:w="2163"/>
@@ -413,11 +418,11 @@
             </w:r>
             <w:r>
               <w:rPr>
-                <w:rFonts w:ascii="Arial" w:hAnsi="Arial"/>
+                <w:rFonts w:ascii="Verdana" w:hAnsi="Verdana"/>
                 <w:b/>
                 <w:sz w:val="16"/>
               </w:rPr>
-              <w:t>300003</w:t>
+              <w:t>3 00 003</w:t>
             </w:r>
           </w:p>
         </w:tc>
@@ -433,7 +438,7 @@
             </w:r>
             <w:r>
               <w:rPr>
-                <w:rFonts w:ascii="Arial" w:hAnsi="Arial"/>
+                <w:rFonts w:ascii="Verdana" w:hAnsi="Verdana"/>
                 <w:b/>
                 <w:sz w:val="16"/>
               </w:rPr>
@@ -449,7 +454,7 @@
             <w:r/>
             <w:r>
               <w:rPr>
-                <w:rFonts w:ascii="Arial" w:hAnsi="Arial"/>
+                <w:rFonts w:ascii="Verdana" w:hAnsi="Verdana"/>
                 <w:b w:val="0"/>
                 <w:sz w:val="16"/>
               </w:rPr>
@@ -464,11 +469,11 @@
             <w:r/>
             <w:r>
               <w:rPr>
-                <w:rFonts w:ascii="Arial" w:hAnsi="Arial"/>
+                <w:rFonts w:ascii="Verdana" w:hAnsi="Verdana"/>
                 <w:b w:val="0"/>
                 <w:sz w:val="16"/>
               </w:rPr>
-              <w:t>000010</w:t>
+              <w:t>0 00 010</w:t>
             </w:r>
           </w:p>
         </w:tc>
@@ -480,7 +485,7 @@
             <w:r/>
             <w:r>
               <w:rPr>
-                <w:rFonts w:ascii="Arial" w:hAnsi="Arial"/>
+                <w:rFonts w:ascii="Verdana" w:hAnsi="Verdana"/>
                 <w:b w:val="0"/>
                 <w:sz w:val="16"/>
               </w:rPr>
@@ -496,7 +501,7 @@
             <w:r/>
             <w:r>
               <w:rPr>
-                <w:rFonts w:ascii="Arial" w:hAnsi="Arial"/>
+                <w:rFonts w:ascii="Verdana" w:hAnsi="Verdana"/>
                 <w:b w:val="0"/>
                 <w:sz w:val="16"/>
               </w:rPr>
@@ -511,7 +516,7 @@
             <w:r/>
             <w:r>
               <w:rPr>
-                <w:rFonts w:ascii="Arial" w:hAnsi="Arial"/>
+                <w:rFonts w:ascii="Verdana" w:hAnsi="Verdana"/>
                 <w:b w:val="0"/>
                 <w:sz w:val="16"/>
               </w:rPr>
@@ -520,6 +525,9 @@
         </w:tc>
       </w:tr>
       <w:tr>
+        <w:trPr>
+          <w:cantSplit/>
+        </w:trPr>
         <w:tc>
           <w:tcPr>
             <w:tcW w:type="dxa" w:w="2163"/>
@@ -528,7 +536,7 @@
             <w:r/>
             <w:r>
               <w:rPr>
-                <w:rFonts w:ascii="Arial" w:hAnsi="Arial"/>
+                <w:rFonts w:ascii="Verdana" w:hAnsi="Verdana"/>
                 <w:b w:val="0"/>
                 <w:sz w:val="16"/>
               </w:rPr>
@@ -543,7 +551,7 @@
             <w:r/>
             <w:r>
               <w:rPr>
-                <w:rFonts w:ascii="Arial" w:hAnsi="Arial"/>
+                <w:rFonts w:ascii="Verdana" w:hAnsi="Verdana"/>
                 <w:b w:val="0"/>
                 <w:sz w:val="16"/>
               </w:rPr>
@@ -558,7 +566,7 @@
             <w:r/>
             <w:r>
               <w:rPr>
-                <w:rFonts w:ascii="Arial" w:hAnsi="Arial"/>
+                <w:rFonts w:ascii="Verdana" w:hAnsi="Verdana"/>
                 <w:b w:val="0"/>
                 <w:sz w:val="16"/>
               </w:rPr>
@@ -573,11 +581,11 @@
             <w:r/>
             <w:r>
               <w:rPr>
-                <w:rFonts w:ascii="Arial" w:hAnsi="Arial"/>
+                <w:rFonts w:ascii="Verdana" w:hAnsi="Verdana"/>
                 <w:b w:val="0"/>
                 <w:sz w:val="16"/>
               </w:rPr>
-              <w:t>000011</w:t>
+              <w:t>0 00 011</w:t>
             </w:r>
           </w:p>
         </w:tc>
@@ -589,7 +597,7 @@
             <w:r/>
             <w:r>
               <w:rPr>
-                <w:rFonts w:ascii="Arial" w:hAnsi="Arial"/>
+                <w:rFonts w:ascii="Verdana" w:hAnsi="Verdana"/>
                 <w:b w:val="0"/>
                 <w:sz w:val="16"/>
               </w:rPr>
@@ -605,7 +613,7 @@
             <w:r/>
             <w:r>
               <w:rPr>
-                <w:rFonts w:ascii="Arial" w:hAnsi="Arial"/>
+                <w:rFonts w:ascii="Verdana" w:hAnsi="Verdana"/>
                 <w:b w:val="0"/>
                 <w:sz w:val="16"/>
               </w:rPr>
@@ -620,7 +628,7 @@
             <w:r/>
             <w:r>
               <w:rPr>
-                <w:rFonts w:ascii="Arial" w:hAnsi="Arial"/>
+                <w:rFonts w:ascii="Verdana" w:hAnsi="Verdana"/>
                 <w:b w:val="0"/>
                 <w:sz w:val="16"/>
               </w:rPr>
@@ -629,6 +637,9 @@
         </w:tc>
       </w:tr>
       <w:tr>
+        <w:trPr>
+          <w:cantSplit/>
+        </w:trPr>
         <w:tc>
           <w:tcPr>
             <w:tcW w:type="dxa" w:w="2163"/>
@@ -637,7 +648,7 @@
             <w:r/>
             <w:r>
               <w:rPr>
-                <w:rFonts w:ascii="Arial" w:hAnsi="Arial"/>
+                <w:rFonts w:ascii="Verdana" w:hAnsi="Verdana"/>
                 <w:b w:val="0"/>
                 <w:sz w:val="16"/>
               </w:rPr>
@@ -652,7 +663,7 @@
             <w:r/>
             <w:r>
               <w:rPr>
-                <w:rFonts w:ascii="Arial" w:hAnsi="Arial"/>
+                <w:rFonts w:ascii="Verdana" w:hAnsi="Verdana"/>
                 <w:b w:val="0"/>
                 <w:sz w:val="16"/>
               </w:rPr>
@@ -667,7 +678,7 @@
             <w:r/>
             <w:r>
               <w:rPr>
-                <w:rFonts w:ascii="Arial" w:hAnsi="Arial"/>
+                <w:rFonts w:ascii="Verdana" w:hAnsi="Verdana"/>
                 <w:b w:val="0"/>
                 <w:sz w:val="16"/>
               </w:rPr>
@@ -682,11 +693,11 @@
             <w:r/>
             <w:r>
               <w:rPr>
-                <w:rFonts w:ascii="Arial" w:hAnsi="Arial"/>
+                <w:rFonts w:ascii="Verdana" w:hAnsi="Verdana"/>
                 <w:b w:val="0"/>
                 <w:sz w:val="16"/>
               </w:rPr>
-              <w:t>000012</w:t>
+              <w:t>0 00 012</w:t>
             </w:r>
           </w:p>
         </w:tc>
@@ -698,7 +709,7 @@
             <w:r/>
             <w:r>
               <w:rPr>
-                <w:rFonts w:ascii="Arial" w:hAnsi="Arial"/>
+                <w:rFonts w:ascii="Verdana" w:hAnsi="Verdana"/>
                 <w:b w:val="0"/>
                 <w:sz w:val="16"/>
               </w:rPr>
@@ -714,7 +725,7 @@
             <w:r/>
             <w:r>
               <w:rPr>
-                <w:rFonts w:ascii="Arial" w:hAnsi="Arial"/>
+                <w:rFonts w:ascii="Verdana" w:hAnsi="Verdana"/>
                 <w:b w:val="0"/>
                 <w:sz w:val="16"/>
               </w:rPr>
@@ -729,7 +740,7 @@
             <w:r/>
             <w:r>
               <w:rPr>
-                <w:rFonts w:ascii="Arial" w:hAnsi="Arial"/>
+                <w:rFonts w:ascii="Verdana" w:hAnsi="Verdana"/>
                 <w:b w:val="0"/>
                 <w:sz w:val="16"/>
               </w:rPr>
@@ -738,6 +749,9 @@
         </w:tc>
       </w:tr>
       <w:tr>
+        <w:trPr>
+          <w:cantSplit/>
+        </w:trPr>
         <w:tc>
           <w:tcPr>
             <w:tcW w:type="dxa" w:w="2163"/>
@@ -750,11 +764,11 @@
             </w:r>
             <w:r>
               <w:rPr>
-                <w:rFonts w:ascii="Arial" w:hAnsi="Arial"/>
+                <w:rFonts w:ascii="Verdana" w:hAnsi="Verdana"/>
                 <w:b/>
                 <w:sz w:val="16"/>
               </w:rPr>
-              <w:t>300004</w:t>
+              <w:t>3 00 004</w:t>
             </w:r>
           </w:p>
         </w:tc>
@@ -770,7 +784,7 @@
             </w:r>
             <w:r>
               <w:rPr>
-                <w:rFonts w:ascii="Arial" w:hAnsi="Arial"/>
+                <w:rFonts w:ascii="Verdana" w:hAnsi="Verdana"/>
                 <w:b/>
                 <w:sz w:val="16"/>
               </w:rPr>
@@ -785,7 +799,7 @@
             <w:r/>
             <w:r>
               <w:rPr>
-                <w:rFonts w:ascii="Arial" w:hAnsi="Arial"/>
+                <w:rFonts w:ascii="Verdana" w:hAnsi="Verdana"/>
                 <w:b w:val="0"/>
                 <w:sz w:val="16"/>
               </w:rPr>
@@ -800,11 +814,11 @@
             <w:r/>
             <w:r>
               <w:rPr>
-                <w:rFonts w:ascii="Arial" w:hAnsi="Arial"/>
+                <w:rFonts w:ascii="Verdana" w:hAnsi="Verdana"/>
                 <w:b w:val="0"/>
                 <w:sz w:val="16"/>
               </w:rPr>
-              <w:t>300003</w:t>
+              <w:t>3 00 003</w:t>
             </w:r>
           </w:p>
         </w:tc>
@@ -816,7 +830,7 @@
             <w:r/>
             <w:r>
               <w:rPr>
-                <w:rFonts w:ascii="Arial" w:hAnsi="Arial"/>
+                <w:rFonts w:ascii="Verdana" w:hAnsi="Verdana"/>
                 <w:b w:val="0"/>
                 <w:sz w:val="16"/>
               </w:rPr>
@@ -832,7 +846,7 @@
             <w:r/>
             <w:r>
               <w:rPr>
-                <w:rFonts w:ascii="Arial" w:hAnsi="Arial"/>
+                <w:rFonts w:ascii="Verdana" w:hAnsi="Verdana"/>
                 <w:b w:val="0"/>
                 <w:sz w:val="16"/>
               </w:rPr>
@@ -847,7 +861,7 @@
             <w:r/>
             <w:r>
               <w:rPr>
-                <w:rFonts w:ascii="Arial" w:hAnsi="Arial"/>
+                <w:rFonts w:ascii="Verdana" w:hAnsi="Verdana"/>
                 <w:b w:val="0"/>
                 <w:sz w:val="16"/>
               </w:rPr>
@@ -856,6 +870,9 @@
         </w:tc>
       </w:tr>
       <w:tr>
+        <w:trPr>
+          <w:cantSplit/>
+        </w:trPr>
         <w:tc>
           <w:tcPr>
             <w:tcW w:type="dxa" w:w="2163"/>
@@ -864,7 +881,7 @@
             <w:r/>
             <w:r>
               <w:rPr>
-                <w:rFonts w:ascii="Arial" w:hAnsi="Arial"/>
+                <w:rFonts w:ascii="Verdana" w:hAnsi="Verdana"/>
                 <w:b w:val="0"/>
                 <w:sz w:val="16"/>
               </w:rPr>
@@ -879,7 +896,7 @@
             <w:r/>
             <w:r>
               <w:rPr>
-                <w:rFonts w:ascii="Arial" w:hAnsi="Arial"/>
+                <w:rFonts w:ascii="Verdana" w:hAnsi="Verdana"/>
                 <w:b w:val="0"/>
                 <w:sz w:val="16"/>
               </w:rPr>
@@ -894,7 +911,7 @@
             <w:r/>
             <w:r>
               <w:rPr>
-                <w:rFonts w:ascii="Arial" w:hAnsi="Arial"/>
+                <w:rFonts w:ascii="Verdana" w:hAnsi="Verdana"/>
                 <w:b w:val="0"/>
                 <w:sz w:val="16"/>
               </w:rPr>
@@ -909,11 +926,11 @@
             <w:r/>
             <w:r>
               <w:rPr>
-                <w:rFonts w:ascii="Arial" w:hAnsi="Arial"/>
+                <w:rFonts w:ascii="Verdana" w:hAnsi="Verdana"/>
                 <w:b w:val="0"/>
                 <w:sz w:val="16"/>
               </w:rPr>
-              <w:t>000013</w:t>
+              <w:t>0 00 013</w:t>
             </w:r>
           </w:p>
         </w:tc>
@@ -925,7 +942,7 @@
             <w:r/>
             <w:r>
               <w:rPr>
-                <w:rFonts w:ascii="Arial" w:hAnsi="Arial"/>
+                <w:rFonts w:ascii="Verdana" w:hAnsi="Verdana"/>
                 <w:b w:val="0"/>
                 <w:sz w:val="16"/>
               </w:rPr>
@@ -941,7 +958,7 @@
             <w:r/>
             <w:r>
               <w:rPr>
-                <w:rFonts w:ascii="Arial" w:hAnsi="Arial"/>
+                <w:rFonts w:ascii="Verdana" w:hAnsi="Verdana"/>
                 <w:b w:val="0"/>
                 <w:sz w:val="16"/>
               </w:rPr>
@@ -956,7 +973,7 @@
             <w:r/>
             <w:r>
               <w:rPr>
-                <w:rFonts w:ascii="Arial" w:hAnsi="Arial"/>
+                <w:rFonts w:ascii="Verdana" w:hAnsi="Verdana"/>
                 <w:b w:val="0"/>
                 <w:sz w:val="16"/>
               </w:rPr>
@@ -965,6 +982,9 @@
         </w:tc>
       </w:tr>
       <w:tr>
+        <w:trPr>
+          <w:cantSplit/>
+        </w:trPr>
         <w:tc>
           <w:tcPr>
             <w:tcW w:type="dxa" w:w="2163"/>
@@ -973,7 +993,7 @@
             <w:r/>
             <w:r>
               <w:rPr>
-                <w:rFonts w:ascii="Arial" w:hAnsi="Arial"/>
+                <w:rFonts w:ascii="Verdana" w:hAnsi="Verdana"/>
                 <w:b w:val="0"/>
                 <w:sz w:val="16"/>
               </w:rPr>
@@ -988,7 +1008,7 @@
             <w:r/>
             <w:r>
               <w:rPr>
-                <w:rFonts w:ascii="Arial" w:hAnsi="Arial"/>
+                <w:rFonts w:ascii="Verdana" w:hAnsi="Verdana"/>
                 <w:b w:val="0"/>
                 <w:sz w:val="16"/>
               </w:rPr>
@@ -1003,7 +1023,7 @@
             <w:r/>
             <w:r>
               <w:rPr>
-                <w:rFonts w:ascii="Arial" w:hAnsi="Arial"/>
+                <w:rFonts w:ascii="Verdana" w:hAnsi="Verdana"/>
                 <w:b w:val="0"/>
                 <w:sz w:val="16"/>
               </w:rPr>
@@ -1018,11 +1038,11 @@
             <w:r/>
             <w:r>
               <w:rPr>
-                <w:rFonts w:ascii="Arial" w:hAnsi="Arial"/>
+                <w:rFonts w:ascii="Verdana" w:hAnsi="Verdana"/>
                 <w:b w:val="0"/>
                 <w:sz w:val="16"/>
               </w:rPr>
-              <w:t>000014</w:t>
+              <w:t>0 00 014</w:t>
             </w:r>
           </w:p>
         </w:tc>
@@ -1034,7 +1054,7 @@
             <w:r/>
             <w:r>
               <w:rPr>
-                <w:rFonts w:ascii="Arial" w:hAnsi="Arial"/>
+                <w:rFonts w:ascii="Verdana" w:hAnsi="Verdana"/>
                 <w:b w:val="0"/>
                 <w:sz w:val="16"/>
               </w:rPr>
@@ -1050,7 +1070,7 @@
             <w:r/>
             <w:r>
               <w:rPr>
-                <w:rFonts w:ascii="Arial" w:hAnsi="Arial"/>
+                <w:rFonts w:ascii="Verdana" w:hAnsi="Verdana"/>
                 <w:b w:val="0"/>
                 <w:sz w:val="16"/>
               </w:rPr>
@@ -1065,7 +1085,7 @@
             <w:r/>
             <w:r>
               <w:rPr>
-                <w:rFonts w:ascii="Arial" w:hAnsi="Arial"/>
+                <w:rFonts w:ascii="Verdana" w:hAnsi="Verdana"/>
                 <w:b w:val="0"/>
                 <w:sz w:val="16"/>
               </w:rPr>
@@ -1074,6 +1094,9 @@
         </w:tc>
       </w:tr>
       <w:tr>
+        <w:trPr>
+          <w:cantSplit/>
+        </w:trPr>
         <w:tc>
           <w:tcPr>
             <w:tcW w:type="dxa" w:w="2163"/>
@@ -1082,7 +1105,7 @@
             <w:r/>
             <w:r>
               <w:rPr>
-                <w:rFonts w:ascii="Arial" w:hAnsi="Arial"/>
+                <w:rFonts w:ascii="Verdana" w:hAnsi="Verdana"/>
                 <w:b w:val="0"/>
                 <w:sz w:val="16"/>
               </w:rPr>
@@ -1097,7 +1120,7 @@
             <w:r/>
             <w:r>
               <w:rPr>
-                <w:rFonts w:ascii="Arial" w:hAnsi="Arial"/>
+                <w:rFonts w:ascii="Verdana" w:hAnsi="Verdana"/>
                 <w:b w:val="0"/>
                 <w:sz w:val="16"/>
               </w:rPr>
@@ -1112,7 +1135,7 @@
             <w:r/>
             <w:r>
               <w:rPr>
-                <w:rFonts w:ascii="Arial" w:hAnsi="Arial"/>
+                <w:rFonts w:ascii="Verdana" w:hAnsi="Verdana"/>
                 <w:b w:val="0"/>
                 <w:sz w:val="16"/>
               </w:rPr>
@@ -1127,11 +1150,11 @@
             <w:r/>
             <w:r>
               <w:rPr>
-                <w:rFonts w:ascii="Arial" w:hAnsi="Arial"/>
+                <w:rFonts w:ascii="Verdana" w:hAnsi="Verdana"/>
                 <w:b w:val="0"/>
                 <w:sz w:val="16"/>
               </w:rPr>
-              <w:t>000015</w:t>
+              <w:t>0 00 015</w:t>
             </w:r>
           </w:p>
         </w:tc>
@@ -1143,7 +1166,7 @@
             <w:r/>
             <w:r>
               <w:rPr>
-                <w:rFonts w:ascii="Arial" w:hAnsi="Arial"/>
+                <w:rFonts w:ascii="Verdana" w:hAnsi="Verdana"/>
                 <w:b w:val="0"/>
                 <w:sz w:val="16"/>
               </w:rPr>
@@ -1159,7 +1182,7 @@
             <w:r/>
             <w:r>
               <w:rPr>
-                <w:rFonts w:ascii="Arial" w:hAnsi="Arial"/>
+                <w:rFonts w:ascii="Verdana" w:hAnsi="Verdana"/>
                 <w:b w:val="0"/>
                 <w:sz w:val="16"/>
               </w:rPr>
@@ -1174,7 +1197,7 @@
             <w:r/>
             <w:r>
               <w:rPr>
-                <w:rFonts w:ascii="Arial" w:hAnsi="Arial"/>
+                <w:rFonts w:ascii="Verdana" w:hAnsi="Verdana"/>
                 <w:b w:val="0"/>
                 <w:sz w:val="16"/>
               </w:rPr>
@@ -1183,6 +1206,9 @@
         </w:tc>
       </w:tr>
       <w:tr>
+        <w:trPr>
+          <w:cantSplit/>
+        </w:trPr>
         <w:tc>
           <w:tcPr>
             <w:tcW w:type="dxa" w:w="2163"/>
@@ -1191,7 +1217,7 @@
             <w:r/>
             <w:r>
               <w:rPr>
-                <w:rFonts w:ascii="Arial" w:hAnsi="Arial"/>
+                <w:rFonts w:ascii="Verdana" w:hAnsi="Verdana"/>
                 <w:b w:val="0"/>
                 <w:sz w:val="16"/>
               </w:rPr>
@@ -1206,7 +1232,7 @@
             <w:r/>
             <w:r>
               <w:rPr>
-                <w:rFonts w:ascii="Arial" w:hAnsi="Arial"/>
+                <w:rFonts w:ascii="Verdana" w:hAnsi="Verdana"/>
                 <w:b w:val="0"/>
                 <w:sz w:val="16"/>
               </w:rPr>
@@ -1221,7 +1247,7 @@
             <w:r/>
             <w:r>
               <w:rPr>
-                <w:rFonts w:ascii="Arial" w:hAnsi="Arial"/>
+                <w:rFonts w:ascii="Verdana" w:hAnsi="Verdana"/>
                 <w:b w:val="0"/>
                 <w:sz w:val="16"/>
               </w:rPr>
@@ -1236,11 +1262,11 @@
             <w:r/>
             <w:r>
               <w:rPr>
-                <w:rFonts w:ascii="Arial" w:hAnsi="Arial"/>
+                <w:rFonts w:ascii="Verdana" w:hAnsi="Verdana"/>
                 <w:b w:val="0"/>
                 <w:sz w:val="16"/>
               </w:rPr>
-              <w:t>000016</w:t>
+              <w:t>0 00 016</w:t>
             </w:r>
           </w:p>
         </w:tc>
@@ -1252,7 +1278,7 @@
             <w:r/>
             <w:r>
               <w:rPr>
-                <w:rFonts w:ascii="Arial" w:hAnsi="Arial"/>
+                <w:rFonts w:ascii="Verdana" w:hAnsi="Verdana"/>
                 <w:b w:val="0"/>
                 <w:sz w:val="16"/>
               </w:rPr>
@@ -1268,7 +1294,7 @@
             <w:r/>
             <w:r>
               <w:rPr>
-                <w:rFonts w:ascii="Arial" w:hAnsi="Arial"/>
+                <w:rFonts w:ascii="Verdana" w:hAnsi="Verdana"/>
                 <w:b w:val="0"/>
                 <w:sz w:val="16"/>
               </w:rPr>
@@ -1283,7 +1309,7 @@
             <w:r/>
             <w:r>
               <w:rPr>
-                <w:rFonts w:ascii="Arial" w:hAnsi="Arial"/>
+                <w:rFonts w:ascii="Verdana" w:hAnsi="Verdana"/>
                 <w:b w:val="0"/>
                 <w:sz w:val="16"/>
               </w:rPr>
@@ -1292,6 +1318,9 @@
         </w:tc>
       </w:tr>
       <w:tr>
+        <w:trPr>
+          <w:cantSplit/>
+        </w:trPr>
         <w:tc>
           <w:tcPr>
             <w:tcW w:type="dxa" w:w="2163"/>
@@ -1300,7 +1329,7 @@
             <w:r/>
             <w:r>
               <w:rPr>
-                <w:rFonts w:ascii="Arial" w:hAnsi="Arial"/>
+                <w:rFonts w:ascii="Verdana" w:hAnsi="Verdana"/>
                 <w:b w:val="0"/>
                 <w:sz w:val="16"/>
               </w:rPr>
@@ -1315,7 +1344,7 @@
             <w:r/>
             <w:r>
               <w:rPr>
-                <w:rFonts w:ascii="Arial" w:hAnsi="Arial"/>
+                <w:rFonts w:ascii="Verdana" w:hAnsi="Verdana"/>
                 <w:b w:val="0"/>
                 <w:sz w:val="16"/>
               </w:rPr>
@@ -1330,7 +1359,7 @@
             <w:r/>
             <w:r>
               <w:rPr>
-                <w:rFonts w:ascii="Arial" w:hAnsi="Arial"/>
+                <w:rFonts w:ascii="Verdana" w:hAnsi="Verdana"/>
                 <w:b w:val="0"/>
                 <w:sz w:val="16"/>
               </w:rPr>
@@ -1345,11 +1374,11 @@
             <w:r/>
             <w:r>
               <w:rPr>
-                <w:rFonts w:ascii="Arial" w:hAnsi="Arial"/>
+                <w:rFonts w:ascii="Verdana" w:hAnsi="Verdana"/>
                 <w:b w:val="0"/>
                 <w:sz w:val="16"/>
               </w:rPr>
-              <w:t>000017</w:t>
+              <w:t>0 00 017</w:t>
             </w:r>
           </w:p>
         </w:tc>
@@ -1361,7 +1390,7 @@
             <w:r/>
             <w:r>
               <w:rPr>
-                <w:rFonts w:ascii="Arial" w:hAnsi="Arial"/>
+                <w:rFonts w:ascii="Verdana" w:hAnsi="Verdana"/>
                 <w:b w:val="0"/>
                 <w:sz w:val="16"/>
               </w:rPr>
@@ -1377,7 +1406,7 @@
             <w:r/>
             <w:r>
               <w:rPr>
-                <w:rFonts w:ascii="Arial" w:hAnsi="Arial"/>
+                <w:rFonts w:ascii="Verdana" w:hAnsi="Verdana"/>
                 <w:b w:val="0"/>
                 <w:sz w:val="16"/>
               </w:rPr>
@@ -1392,7 +1421,7 @@
             <w:r/>
             <w:r>
               <w:rPr>
-                <w:rFonts w:ascii="Arial" w:hAnsi="Arial"/>
+                <w:rFonts w:ascii="Verdana" w:hAnsi="Verdana"/>
                 <w:b w:val="0"/>
                 <w:sz w:val="16"/>
               </w:rPr>
@@ -1401,6 +1430,9 @@
         </w:tc>
       </w:tr>
       <w:tr>
+        <w:trPr>
+          <w:cantSplit/>
+        </w:trPr>
         <w:tc>
           <w:tcPr>
             <w:tcW w:type="dxa" w:w="2163"/>
@@ -1409,7 +1441,7 @@
             <w:r/>
             <w:r>
               <w:rPr>
-                <w:rFonts w:ascii="Arial" w:hAnsi="Arial"/>
+                <w:rFonts w:ascii="Verdana" w:hAnsi="Verdana"/>
                 <w:b w:val="0"/>
                 <w:sz w:val="16"/>
               </w:rPr>
@@ -1424,7 +1456,7 @@
             <w:r/>
             <w:r>
               <w:rPr>
-                <w:rFonts w:ascii="Arial" w:hAnsi="Arial"/>
+                <w:rFonts w:ascii="Verdana" w:hAnsi="Verdana"/>
                 <w:b w:val="0"/>
                 <w:sz w:val="16"/>
               </w:rPr>
@@ -1439,7 +1471,7 @@
             <w:r/>
             <w:r>
               <w:rPr>
-                <w:rFonts w:ascii="Arial" w:hAnsi="Arial"/>
+                <w:rFonts w:ascii="Verdana" w:hAnsi="Verdana"/>
                 <w:b w:val="0"/>
                 <w:sz w:val="16"/>
               </w:rPr>
@@ -1454,11 +1486,11 @@
             <w:r/>
             <w:r>
               <w:rPr>
-                <w:rFonts w:ascii="Arial" w:hAnsi="Arial"/>
+                <w:rFonts w:ascii="Verdana" w:hAnsi="Verdana"/>
                 <w:b w:val="0"/>
                 <w:sz w:val="16"/>
               </w:rPr>
-              <w:t>000018</w:t>
+              <w:t>0 00 018</w:t>
             </w:r>
           </w:p>
         </w:tc>
@@ -1470,7 +1502,7 @@
             <w:r/>
             <w:r>
               <w:rPr>
-                <w:rFonts w:ascii="Arial" w:hAnsi="Arial"/>
+                <w:rFonts w:ascii="Verdana" w:hAnsi="Verdana"/>
                 <w:b w:val="0"/>
                 <w:sz w:val="16"/>
               </w:rPr>
@@ -1486,7 +1518,7 @@
             <w:r/>
             <w:r>
               <w:rPr>
-                <w:rFonts w:ascii="Arial" w:hAnsi="Arial"/>
+                <w:rFonts w:ascii="Verdana" w:hAnsi="Verdana"/>
                 <w:b w:val="0"/>
                 <w:sz w:val="16"/>
               </w:rPr>
@@ -1501,7 +1533,7 @@
             <w:r/>
             <w:r>
               <w:rPr>
-                <w:rFonts w:ascii="Arial" w:hAnsi="Arial"/>
+                <w:rFonts w:ascii="Verdana" w:hAnsi="Verdana"/>
                 <w:b w:val="0"/>
                 <w:sz w:val="16"/>
               </w:rPr>
@@ -1510,6 +1542,9 @@
         </w:tc>
       </w:tr>
       <w:tr>
+        <w:trPr>
+          <w:cantSplit/>
+        </w:trPr>
         <w:tc>
           <w:tcPr>
             <w:tcW w:type="dxa" w:w="2163"/>
@@ -1518,7 +1553,7 @@
             <w:r/>
             <w:r>
               <w:rPr>
-                <w:rFonts w:ascii="Arial" w:hAnsi="Arial"/>
+                <w:rFonts w:ascii="Verdana" w:hAnsi="Verdana"/>
                 <w:b w:val="0"/>
                 <w:sz w:val="16"/>
               </w:rPr>
@@ -1533,7 +1568,7 @@
             <w:r/>
             <w:r>
               <w:rPr>
-                <w:rFonts w:ascii="Arial" w:hAnsi="Arial"/>
+                <w:rFonts w:ascii="Verdana" w:hAnsi="Verdana"/>
                 <w:b w:val="0"/>
                 <w:sz w:val="16"/>
               </w:rPr>
@@ -1548,7 +1583,7 @@
             <w:r/>
             <w:r>
               <w:rPr>
-                <w:rFonts w:ascii="Arial" w:hAnsi="Arial"/>
+                <w:rFonts w:ascii="Verdana" w:hAnsi="Verdana"/>
                 <w:b w:val="0"/>
                 <w:sz w:val="16"/>
               </w:rPr>
@@ -1563,11 +1598,11 @@
             <w:r/>
             <w:r>
               <w:rPr>
-                <w:rFonts w:ascii="Arial" w:hAnsi="Arial"/>
+                <w:rFonts w:ascii="Verdana" w:hAnsi="Verdana"/>
                 <w:b w:val="0"/>
                 <w:sz w:val="16"/>
               </w:rPr>
-              <w:t>000019</w:t>
+              <w:t>0 00 019</w:t>
             </w:r>
           </w:p>
         </w:tc>
@@ -1579,7 +1614,7 @@
             <w:r/>
             <w:r>
               <w:rPr>
-                <w:rFonts w:ascii="Arial" w:hAnsi="Arial"/>
+                <w:rFonts w:ascii="Verdana" w:hAnsi="Verdana"/>
                 <w:b w:val="0"/>
                 <w:sz w:val="16"/>
               </w:rPr>
@@ -1595,7 +1630,7 @@
             <w:r/>
             <w:r>
               <w:rPr>
-                <w:rFonts w:ascii="Arial" w:hAnsi="Arial"/>
+                <w:rFonts w:ascii="Verdana" w:hAnsi="Verdana"/>
                 <w:b w:val="0"/>
                 <w:sz w:val="16"/>
               </w:rPr>
@@ -1610,7 +1645,7 @@
             <w:r/>
             <w:r>
               <w:rPr>
-                <w:rFonts w:ascii="Arial" w:hAnsi="Arial"/>
+                <w:rFonts w:ascii="Verdana" w:hAnsi="Verdana"/>
                 <w:b w:val="0"/>
                 <w:sz w:val="16"/>
               </w:rPr>
@@ -1619,6 +1654,9 @@
         </w:tc>
       </w:tr>
       <w:tr>
+        <w:trPr>
+          <w:cantSplit/>
+        </w:trPr>
         <w:tc>
           <w:tcPr>
             <w:tcW w:type="dxa" w:w="2163"/>
@@ -1627,7 +1665,7 @@
             <w:r/>
             <w:r>
               <w:rPr>
-                <w:rFonts w:ascii="Arial" w:hAnsi="Arial"/>
+                <w:rFonts w:ascii="Verdana" w:hAnsi="Verdana"/>
                 <w:b w:val="0"/>
                 <w:sz w:val="16"/>
               </w:rPr>
@@ -1642,7 +1680,7 @@
             <w:r/>
             <w:r>
               <w:rPr>
-                <w:rFonts w:ascii="Arial" w:hAnsi="Arial"/>
+                <w:rFonts w:ascii="Verdana" w:hAnsi="Verdana"/>
                 <w:b w:val="0"/>
                 <w:sz w:val="16"/>
               </w:rPr>
@@ -1657,7 +1695,7 @@
             <w:r/>
             <w:r>
               <w:rPr>
-                <w:rFonts w:ascii="Arial" w:hAnsi="Arial"/>
+                <w:rFonts w:ascii="Verdana" w:hAnsi="Verdana"/>
                 <w:b w:val="0"/>
                 <w:sz w:val="16"/>
               </w:rPr>
@@ -1672,11 +1710,11 @@
             <w:r/>
             <w:r>
               <w:rPr>
-                <w:rFonts w:ascii="Arial" w:hAnsi="Arial"/>
+                <w:rFonts w:ascii="Verdana" w:hAnsi="Verdana"/>
                 <w:b w:val="0"/>
                 <w:sz w:val="16"/>
               </w:rPr>
-              <w:t>000020</w:t>
+              <w:t>0 00 020</w:t>
             </w:r>
           </w:p>
         </w:tc>
@@ -1688,7 +1726,7 @@
             <w:r/>
             <w:r>
               <w:rPr>
-                <w:rFonts w:ascii="Arial" w:hAnsi="Arial"/>
+                <w:rFonts w:ascii="Verdana" w:hAnsi="Verdana"/>
                 <w:b w:val="0"/>
                 <w:sz w:val="16"/>
               </w:rPr>
@@ -1704,7 +1742,7 @@
             <w:r/>
             <w:r>
               <w:rPr>
-                <w:rFonts w:ascii="Arial" w:hAnsi="Arial"/>
+                <w:rFonts w:ascii="Verdana" w:hAnsi="Verdana"/>
                 <w:b w:val="0"/>
                 <w:sz w:val="16"/>
               </w:rPr>
@@ -1719,7 +1757,7 @@
             <w:r/>
             <w:r>
               <w:rPr>
-                <w:rFonts w:ascii="Arial" w:hAnsi="Arial"/>
+                <w:rFonts w:ascii="Verdana" w:hAnsi="Verdana"/>
                 <w:b w:val="0"/>
                 <w:sz w:val="16"/>
               </w:rPr>
@@ -1728,6 +1766,9 @@
         </w:tc>
       </w:tr>
       <w:tr>
+        <w:trPr>
+          <w:cantSplit/>
+        </w:trPr>
         <w:tc>
           <w:tcPr>
             <w:tcW w:type="dxa" w:w="2163"/>
@@ -1740,11 +1781,11 @@
             </w:r>
             <w:r>
               <w:rPr>
-                <w:rFonts w:ascii="Arial" w:hAnsi="Arial"/>
+                <w:rFonts w:ascii="Verdana" w:hAnsi="Verdana"/>
                 <w:b/>
                 <w:sz w:val="16"/>
               </w:rPr>
-              <w:t>300010</w:t>
+              <w:t>3 00 010</w:t>
             </w:r>
           </w:p>
         </w:tc>
@@ -1760,7 +1801,7 @@
             </w:r>
             <w:r>
               <w:rPr>
-                <w:rFonts w:ascii="Arial" w:hAnsi="Arial"/>
+                <w:rFonts w:ascii="Verdana" w:hAnsi="Verdana"/>
                 <w:b/>
                 <w:sz w:val="16"/>
               </w:rPr>
@@ -1775,7 +1816,7 @@
             <w:r/>
             <w:r>
               <w:rPr>
-                <w:rFonts w:ascii="Arial" w:hAnsi="Arial"/>
+                <w:rFonts w:ascii="Verdana" w:hAnsi="Verdana"/>
                 <w:b w:val="0"/>
                 <w:sz w:val="16"/>
               </w:rPr>
@@ -1790,11 +1831,11 @@
             <w:r/>
             <w:r>
               <w:rPr>
-                <w:rFonts w:ascii="Arial" w:hAnsi="Arial"/>
+                <w:rFonts w:ascii="Verdana" w:hAnsi="Verdana"/>
                 <w:b w:val="0"/>
                 <w:sz w:val="16"/>
               </w:rPr>
-              <w:t>300003</w:t>
+              <w:t>3 00 003</w:t>
             </w:r>
           </w:p>
         </w:tc>
@@ -1806,7 +1847,7 @@
             <w:r/>
             <w:r>
               <w:rPr>
-                <w:rFonts w:ascii="Arial" w:hAnsi="Arial"/>
+                <w:rFonts w:ascii="Verdana" w:hAnsi="Verdana"/>
                 <w:b w:val="0"/>
                 <w:sz w:val="16"/>
               </w:rPr>
@@ -1822,7 +1863,7 @@
             <w:r/>
             <w:r>
               <w:rPr>
-                <w:rFonts w:ascii="Arial" w:hAnsi="Arial"/>
+                <w:rFonts w:ascii="Verdana" w:hAnsi="Verdana"/>
                 <w:b w:val="0"/>
                 <w:sz w:val="16"/>
               </w:rPr>
@@ -1837,7 +1878,7 @@
             <w:r/>
             <w:r>
               <w:rPr>
-                <w:rFonts w:ascii="Arial" w:hAnsi="Arial"/>
+                <w:rFonts w:ascii="Verdana" w:hAnsi="Verdana"/>
                 <w:b w:val="0"/>
                 <w:sz w:val="16"/>
               </w:rPr>
@@ -1846,6 +1887,9 @@
         </w:tc>
       </w:tr>
       <w:tr>
+        <w:trPr>
+          <w:cantSplit/>
+        </w:trPr>
         <w:tc>
           <w:tcPr>
             <w:tcW w:type="dxa" w:w="2163"/>
@@ -1854,7 +1898,7 @@
             <w:r/>
             <w:r>
               <w:rPr>
-                <w:rFonts w:ascii="Arial" w:hAnsi="Arial"/>
+                <w:rFonts w:ascii="Verdana" w:hAnsi="Verdana"/>
                 <w:b w:val="0"/>
                 <w:sz w:val="16"/>
               </w:rPr>
@@ -1869,7 +1913,7 @@
             <w:r/>
             <w:r>
               <w:rPr>
-                <w:rFonts w:ascii="Arial" w:hAnsi="Arial"/>
+                <w:rFonts w:ascii="Verdana" w:hAnsi="Verdana"/>
                 <w:b w:val="0"/>
                 <w:sz w:val="16"/>
               </w:rPr>
@@ -1884,7 +1928,7 @@
             <w:r/>
             <w:r>
               <w:rPr>
-                <w:rFonts w:ascii="Arial" w:hAnsi="Arial"/>
+                <w:rFonts w:ascii="Verdana" w:hAnsi="Verdana"/>
                 <w:b w:val="0"/>
                 <w:sz w:val="16"/>
               </w:rPr>
@@ -1899,11 +1943,11 @@
             <w:r/>
             <w:r>
               <w:rPr>
-                <w:rFonts w:ascii="Arial" w:hAnsi="Arial"/>
+                <w:rFonts w:ascii="Verdana" w:hAnsi="Verdana"/>
                 <w:b w:val="0"/>
                 <w:sz w:val="16"/>
               </w:rPr>
-              <w:t>101000</w:t>
+              <w:t>1 01 000</w:t>
             </w:r>
           </w:p>
         </w:tc>
@@ -1915,7 +1959,7 @@
             <w:r/>
             <w:r>
               <w:rPr>
-                <w:rFonts w:ascii="Arial" w:hAnsi="Arial"/>
+                <w:rFonts w:ascii="Verdana" w:hAnsi="Verdana"/>
                 <w:b w:val="0"/>
                 <w:sz w:val="16"/>
               </w:rPr>
@@ -1931,7 +1975,7 @@
             <w:r/>
             <w:r>
               <w:rPr>
-                <w:rFonts w:ascii="Arial" w:hAnsi="Arial"/>
+                <w:rFonts w:ascii="Verdana" w:hAnsi="Verdana"/>
                 <w:b w:val="0"/>
                 <w:sz w:val="16"/>
               </w:rPr>
@@ -1946,7 +1990,7 @@
             <w:r/>
             <w:r>
               <w:rPr>
-                <w:rFonts w:ascii="Arial" w:hAnsi="Arial"/>
+                <w:rFonts w:ascii="Verdana" w:hAnsi="Verdana"/>
                 <w:b w:val="0"/>
                 <w:sz w:val="16"/>
               </w:rPr>
@@ -1955,6 +1999,9 @@
         </w:tc>
       </w:tr>
       <w:tr>
+        <w:trPr>
+          <w:cantSplit/>
+        </w:trPr>
         <w:tc>
           <w:tcPr>
             <w:tcW w:type="dxa" w:w="2163"/>
@@ -1963,7 +2010,7 @@
             <w:r/>
             <w:r>
               <w:rPr>
-                <w:rFonts w:ascii="Arial" w:hAnsi="Arial"/>
+                <w:rFonts w:ascii="Verdana" w:hAnsi="Verdana"/>
                 <w:b w:val="0"/>
                 <w:sz w:val="16"/>
               </w:rPr>
@@ -1978,7 +2025,7 @@
             <w:r/>
             <w:r>
               <w:rPr>
-                <w:rFonts w:ascii="Arial" w:hAnsi="Arial"/>
+                <w:rFonts w:ascii="Verdana" w:hAnsi="Verdana"/>
                 <w:b w:val="0"/>
                 <w:sz w:val="16"/>
               </w:rPr>
@@ -1993,7 +2040,7 @@
             <w:r/>
             <w:r>
               <w:rPr>
-                <w:rFonts w:ascii="Arial" w:hAnsi="Arial"/>
+                <w:rFonts w:ascii="Verdana" w:hAnsi="Verdana"/>
                 <w:b w:val="0"/>
                 <w:sz w:val="16"/>
               </w:rPr>
@@ -2008,11 +2055,11 @@
             <w:r/>
             <w:r>
               <w:rPr>
-                <w:rFonts w:ascii="Arial" w:hAnsi="Arial"/>
+                <w:rFonts w:ascii="Verdana" w:hAnsi="Verdana"/>
                 <w:b w:val="0"/>
                 <w:sz w:val="16"/>
               </w:rPr>
-              <w:t>031001</w:t>
+              <w:t>0 31 001</w:t>
             </w:r>
           </w:p>
         </w:tc>
@@ -2024,7 +2071,7 @@
             <w:r/>
             <w:r>
               <w:rPr>
-                <w:rFonts w:ascii="Arial" w:hAnsi="Arial"/>
+                <w:rFonts w:ascii="Verdana" w:hAnsi="Verdana"/>
                 <w:b w:val="0"/>
                 <w:sz w:val="16"/>
               </w:rPr>
@@ -2040,7 +2087,7 @@
             <w:r/>
             <w:r>
               <w:rPr>
-                <w:rFonts w:ascii="Arial" w:hAnsi="Arial"/>
+                <w:rFonts w:ascii="Verdana" w:hAnsi="Verdana"/>
                 <w:b w:val="0"/>
                 <w:sz w:val="16"/>
               </w:rPr>
@@ -2055,7 +2102,7 @@
             <w:r/>
             <w:r>
               <w:rPr>
-                <w:rFonts w:ascii="Arial" w:hAnsi="Arial"/>
+                <w:rFonts w:ascii="Verdana" w:hAnsi="Verdana"/>
                 <w:b w:val="0"/>
                 <w:sz w:val="16"/>
               </w:rPr>
@@ -2064,6 +2111,9 @@
         </w:tc>
       </w:tr>
       <w:tr>
+        <w:trPr>
+          <w:cantSplit/>
+        </w:trPr>
         <w:tc>
           <w:tcPr>
             <w:tcW w:type="dxa" w:w="2163"/>
@@ -2072,7 +2122,7 @@
             <w:r/>
             <w:r>
               <w:rPr>
-                <w:rFonts w:ascii="Arial" w:hAnsi="Arial"/>
+                <w:rFonts w:ascii="Verdana" w:hAnsi="Verdana"/>
                 <w:b w:val="0"/>
                 <w:sz w:val="16"/>
               </w:rPr>
@@ -2087,7 +2137,7 @@
             <w:r/>
             <w:r>
               <w:rPr>
-                <w:rFonts w:ascii="Arial" w:hAnsi="Arial"/>
+                <w:rFonts w:ascii="Verdana" w:hAnsi="Verdana"/>
                 <w:b w:val="0"/>
                 <w:sz w:val="16"/>
               </w:rPr>
@@ -2102,7 +2152,7 @@
             <w:r/>
             <w:r>
               <w:rPr>
-                <w:rFonts w:ascii="Arial" w:hAnsi="Arial"/>
+                <w:rFonts w:ascii="Verdana" w:hAnsi="Verdana"/>
                 <w:b w:val="0"/>
                 <w:sz w:val="16"/>
               </w:rPr>
@@ -2117,11 +2167,11 @@
             <w:r/>
             <w:r>
               <w:rPr>
-                <w:rFonts w:ascii="Arial" w:hAnsi="Arial"/>
+                <w:rFonts w:ascii="Verdana" w:hAnsi="Verdana"/>
                 <w:b w:val="0"/>
                 <w:sz w:val="16"/>
               </w:rPr>
-              <w:t>000030</w:t>
+              <w:t>0 00 030</w:t>
             </w:r>
           </w:p>
         </w:tc>
@@ -2133,7 +2183,7 @@
             <w:r/>
             <w:r>
               <w:rPr>
-                <w:rFonts w:ascii="Arial" w:hAnsi="Arial"/>
+                <w:rFonts w:ascii="Verdana" w:hAnsi="Verdana"/>
                 <w:b w:val="0"/>
                 <w:sz w:val="16"/>
               </w:rPr>
@@ -2149,7 +2199,7 @@
             <w:r/>
             <w:r>
               <w:rPr>
-                <w:rFonts w:ascii="Arial" w:hAnsi="Arial"/>
+                <w:rFonts w:ascii="Verdana" w:hAnsi="Verdana"/>
                 <w:b w:val="0"/>
                 <w:sz w:val="16"/>
               </w:rPr>
@@ -2164,7 +2214,7 @@
             <w:r/>
             <w:r>
               <w:rPr>
-                <w:rFonts w:ascii="Arial" w:hAnsi="Arial"/>
+                <w:rFonts w:ascii="Verdana" w:hAnsi="Verdana"/>
                 <w:b w:val="0"/>
                 <w:sz w:val="16"/>
               </w:rPr>
@@ -2173,6 +2223,9 @@
         </w:tc>
       </w:tr>
       <w:tr>
+        <w:trPr>
+          <w:cantSplit/>
+        </w:trPr>
         <w:tc>
           <w:tcPr>
             <w:tcW w:type="dxa" w:w="2163"/>
@@ -2185,11 +2238,11 @@
             </w:r>
             <w:r>
               <w:rPr>
-                <w:rFonts w:ascii="Arial" w:hAnsi="Arial"/>
+                <w:rFonts w:ascii="Verdana" w:hAnsi="Verdana"/>
                 <w:b/>
                 <w:sz w:val="16"/>
               </w:rPr>
-              <w:t>300015</w:t>
+              <w:t>3 00 015</w:t>
             </w:r>
           </w:p>
         </w:tc>
@@ -2205,7 +2258,7 @@
             </w:r>
             <w:r>
               <w:rPr>
-                <w:rFonts w:ascii="Arial" w:hAnsi="Arial"/>
+                <w:rFonts w:ascii="Verdana" w:hAnsi="Verdana"/>
                 <w:b/>
                 <w:sz w:val="16"/>
               </w:rPr>
@@ -2221,7 +2274,7 @@
             <w:r/>
             <w:r>
               <w:rPr>
-                <w:rFonts w:ascii="Arial" w:hAnsi="Arial"/>
+                <w:rFonts w:ascii="Verdana" w:hAnsi="Verdana"/>
                 <w:b w:val="0"/>
                 <w:sz w:val="16"/>
               </w:rPr>
@@ -2236,11 +2289,11 @@
             <w:r/>
             <w:r>
               <w:rPr>
-                <w:rFonts w:ascii="Arial" w:hAnsi="Arial"/>
+                <w:rFonts w:ascii="Verdana" w:hAnsi="Verdana"/>
                 <w:b w:val="0"/>
                 <w:sz w:val="16"/>
               </w:rPr>
-              <w:t>000030</w:t>
+              <w:t>0 00 030</w:t>
             </w:r>
           </w:p>
         </w:tc>
@@ -2252,7 +2305,7 @@
             <w:r/>
             <w:r>
               <w:rPr>
-                <w:rFonts w:ascii="Arial" w:hAnsi="Arial"/>
+                <w:rFonts w:ascii="Verdana" w:hAnsi="Verdana"/>
                 <w:b w:val="0"/>
                 <w:sz w:val="16"/>
               </w:rPr>
@@ -2268,7 +2321,7 @@
             <w:r/>
             <w:r>
               <w:rPr>
-                <w:rFonts w:ascii="Arial" w:hAnsi="Arial"/>
+                <w:rFonts w:ascii="Verdana" w:hAnsi="Verdana"/>
                 <w:b w:val="0"/>
                 <w:sz w:val="16"/>
               </w:rPr>
@@ -2283,7 +2336,7 @@
             <w:r/>
             <w:r>
               <w:rPr>
-                <w:rFonts w:ascii="Arial" w:hAnsi="Arial"/>
+                <w:rFonts w:ascii="Verdana" w:hAnsi="Verdana"/>
                 <w:b w:val="0"/>
                 <w:sz w:val="16"/>
               </w:rPr>
@@ -2292,6 +2345,9 @@
         </w:tc>
       </w:tr>
       <w:tr>
+        <w:trPr>
+          <w:cantSplit/>
+        </w:trPr>
         <w:tc>
           <w:tcPr>
             <w:tcW w:type="dxa" w:w="2163"/>
@@ -2300,7 +2356,7 @@
             <w:r/>
             <w:r>
               <w:rPr>
-                <w:rFonts w:ascii="Arial" w:hAnsi="Arial"/>
+                <w:rFonts w:ascii="Verdana" w:hAnsi="Verdana"/>
                 <w:b w:val="0"/>
                 <w:sz w:val="16"/>
               </w:rPr>
@@ -2315,7 +2371,7 @@
             <w:r/>
             <w:r>
               <w:rPr>
-                <w:rFonts w:ascii="Arial" w:hAnsi="Arial"/>
+                <w:rFonts w:ascii="Verdana" w:hAnsi="Verdana"/>
                 <w:b w:val="0"/>
                 <w:sz w:val="16"/>
               </w:rPr>
@@ -2330,7 +2386,7 @@
             <w:r/>
             <w:r>
               <w:rPr>
-                <w:rFonts w:ascii="Arial" w:hAnsi="Arial"/>
+                <w:rFonts w:ascii="Verdana" w:hAnsi="Verdana"/>
                 <w:b w:val="0"/>
                 <w:sz w:val="16"/>
               </w:rPr>
@@ -2345,11 +2401,11 @@
             <w:r/>
             <w:r>
               <w:rPr>
-                <w:rFonts w:ascii="Arial" w:hAnsi="Arial"/>
+                <w:rFonts w:ascii="Verdana" w:hAnsi="Verdana"/>
                 <w:b w:val="0"/>
                 <w:sz w:val="16"/>
               </w:rPr>
-              <w:t>102000</w:t>
+              <w:t>1 02 000</w:t>
             </w:r>
           </w:p>
         </w:tc>
@@ -2361,7 +2417,7 @@
             <w:r/>
             <w:r>
               <w:rPr>
-                <w:rFonts w:ascii="Arial" w:hAnsi="Arial"/>
+                <w:rFonts w:ascii="Verdana" w:hAnsi="Verdana"/>
                 <w:b w:val="0"/>
                 <w:sz w:val="16"/>
               </w:rPr>
@@ -2377,7 +2433,7 @@
             <w:r/>
             <w:r>
               <w:rPr>
-                <w:rFonts w:ascii="Arial" w:hAnsi="Arial"/>
+                <w:rFonts w:ascii="Verdana" w:hAnsi="Verdana"/>
                 <w:b w:val="0"/>
                 <w:sz w:val="16"/>
               </w:rPr>
@@ -2392,7 +2448,7 @@
             <w:r/>
             <w:r>
               <w:rPr>
-                <w:rFonts w:ascii="Arial" w:hAnsi="Arial"/>
+                <w:rFonts w:ascii="Verdana" w:hAnsi="Verdana"/>
                 <w:b w:val="0"/>
                 <w:sz w:val="16"/>
               </w:rPr>
@@ -2401,6 +2457,9 @@
         </w:tc>
       </w:tr>
       <w:tr>
+        <w:trPr>
+          <w:cantSplit/>
+        </w:trPr>
         <w:tc>
           <w:tcPr>
             <w:tcW w:type="dxa" w:w="2163"/>
@@ -2409,7 +2468,7 @@
             <w:r/>
             <w:r>
               <w:rPr>
-                <w:rFonts w:ascii="Arial" w:hAnsi="Arial"/>
+                <w:rFonts w:ascii="Verdana" w:hAnsi="Verdana"/>
                 <w:b w:val="0"/>
                 <w:sz w:val="16"/>
               </w:rPr>
@@ -2424,7 +2483,7 @@
             <w:r/>
             <w:r>
               <w:rPr>
-                <w:rFonts w:ascii="Arial" w:hAnsi="Arial"/>
+                <w:rFonts w:ascii="Verdana" w:hAnsi="Verdana"/>
                 <w:b w:val="0"/>
                 <w:sz w:val="16"/>
               </w:rPr>
@@ -2439,7 +2498,7 @@
             <w:r/>
             <w:r>
               <w:rPr>
-                <w:rFonts w:ascii="Arial" w:hAnsi="Arial"/>
+                <w:rFonts w:ascii="Verdana" w:hAnsi="Verdana"/>
                 <w:b w:val="0"/>
                 <w:sz w:val="16"/>
               </w:rPr>
@@ -2454,11 +2513,11 @@
             <w:r/>
             <w:r>
               <w:rPr>
-                <w:rFonts w:ascii="Arial" w:hAnsi="Arial"/>
+                <w:rFonts w:ascii="Verdana" w:hAnsi="Verdana"/>
                 <w:b w:val="0"/>
                 <w:sz w:val="16"/>
               </w:rPr>
-              <w:t>031002</w:t>
+              <w:t>0 31 002</w:t>
             </w:r>
           </w:p>
         </w:tc>
@@ -2470,7 +2529,7 @@
             <w:r/>
             <w:r>
               <w:rPr>
-                <w:rFonts w:ascii="Arial" w:hAnsi="Arial"/>
+                <w:rFonts w:ascii="Verdana" w:hAnsi="Verdana"/>
                 <w:b w:val="0"/>
                 <w:sz w:val="16"/>
               </w:rPr>
@@ -2486,7 +2545,7 @@
             <w:r/>
             <w:r>
               <w:rPr>
-                <w:rFonts w:ascii="Arial" w:hAnsi="Arial"/>
+                <w:rFonts w:ascii="Verdana" w:hAnsi="Verdana"/>
                 <w:b w:val="0"/>
                 <w:sz w:val="16"/>
               </w:rPr>
@@ -2501,7 +2560,7 @@
             <w:r/>
             <w:r>
               <w:rPr>
-                <w:rFonts w:ascii="Arial" w:hAnsi="Arial"/>
+                <w:rFonts w:ascii="Verdana" w:hAnsi="Verdana"/>
                 <w:b w:val="0"/>
                 <w:sz w:val="16"/>
               </w:rPr>
@@ -2510,6 +2569,9 @@
         </w:tc>
       </w:tr>
       <w:tr>
+        <w:trPr>
+          <w:cantSplit/>
+        </w:trPr>
         <w:tc>
           <w:tcPr>
             <w:tcW w:type="dxa" w:w="2163"/>
@@ -2518,7 +2580,7 @@
             <w:r/>
             <w:r>
               <w:rPr>
-                <w:rFonts w:ascii="Arial" w:hAnsi="Arial"/>
+                <w:rFonts w:ascii="Verdana" w:hAnsi="Verdana"/>
                 <w:b w:val="0"/>
                 <w:sz w:val="16"/>
               </w:rPr>
@@ -2533,7 +2595,7 @@
             <w:r/>
             <w:r>
               <w:rPr>
-                <w:rFonts w:ascii="Arial" w:hAnsi="Arial"/>
+                <w:rFonts w:ascii="Verdana" w:hAnsi="Verdana"/>
                 <w:b w:val="0"/>
                 <w:sz w:val="16"/>
               </w:rPr>
@@ -2548,7 +2610,7 @@
             <w:r/>
             <w:r>
               <w:rPr>
-                <w:rFonts w:ascii="Arial" w:hAnsi="Arial"/>
+                <w:rFonts w:ascii="Verdana" w:hAnsi="Verdana"/>
                 <w:b w:val="0"/>
                 <w:sz w:val="16"/>
               </w:rPr>
@@ -2563,11 +2625,11 @@
             <w:r/>
             <w:r>
               <w:rPr>
-                <w:rFonts w:ascii="Arial" w:hAnsi="Arial"/>
+                <w:rFonts w:ascii="Verdana" w:hAnsi="Verdana"/>
                 <w:b w:val="0"/>
                 <w:sz w:val="16"/>
               </w:rPr>
-              <w:t>000024</w:t>
+              <w:t>0 00 024</w:t>
             </w:r>
           </w:p>
         </w:tc>
@@ -2579,7 +2641,7 @@
             <w:r/>
             <w:r>
               <w:rPr>
-                <w:rFonts w:ascii="Arial" w:hAnsi="Arial"/>
+                <w:rFonts w:ascii="Verdana" w:hAnsi="Verdana"/>
                 <w:b w:val="0"/>
                 <w:sz w:val="16"/>
               </w:rPr>
@@ -2595,7 +2657,7 @@
             <w:r/>
             <w:r>
               <w:rPr>
-                <w:rFonts w:ascii="Arial" w:hAnsi="Arial"/>
+                <w:rFonts w:ascii="Verdana" w:hAnsi="Verdana"/>
                 <w:b w:val="0"/>
                 <w:sz w:val="16"/>
               </w:rPr>
@@ -2610,7 +2672,7 @@
             <w:r/>
             <w:r>
               <w:rPr>
-                <w:rFonts w:ascii="Arial" w:hAnsi="Arial"/>
+                <w:rFonts w:ascii="Verdana" w:hAnsi="Verdana"/>
                 <w:b w:val="0"/>
                 <w:sz w:val="16"/>
               </w:rPr>
@@ -2619,6 +2681,9 @@
         </w:tc>
       </w:tr>
       <w:tr>
+        <w:trPr>
+          <w:cantSplit/>
+        </w:trPr>
         <w:tc>
           <w:tcPr>
             <w:tcW w:type="dxa" w:w="2163"/>
@@ -2627,7 +2692,7 @@
             <w:r/>
             <w:r>
               <w:rPr>
-                <w:rFonts w:ascii="Arial" w:hAnsi="Arial"/>
+                <w:rFonts w:ascii="Verdana" w:hAnsi="Verdana"/>
                 <w:b w:val="0"/>
                 <w:sz w:val="16"/>
               </w:rPr>
@@ -2642,7 +2707,7 @@
             <w:r/>
             <w:r>
               <w:rPr>
-                <w:rFonts w:ascii="Arial" w:hAnsi="Arial"/>
+                <w:rFonts w:ascii="Verdana" w:hAnsi="Verdana"/>
                 <w:b w:val="0"/>
                 <w:sz w:val="16"/>
               </w:rPr>
@@ -2657,7 +2722,7 @@
             <w:r/>
             <w:r>
               <w:rPr>
-                <w:rFonts w:ascii="Arial" w:hAnsi="Arial"/>
+                <w:rFonts w:ascii="Verdana" w:hAnsi="Verdana"/>
                 <w:b w:val="0"/>
                 <w:sz w:val="16"/>
               </w:rPr>
@@ -2672,11 +2737,11 @@
             <w:r/>
             <w:r>
               <w:rPr>
-                <w:rFonts w:ascii="Arial" w:hAnsi="Arial"/>
+                <w:rFonts w:ascii="Verdana" w:hAnsi="Verdana"/>
                 <w:b w:val="0"/>
                 <w:sz w:val="16"/>
               </w:rPr>
-              <w:t>000025</w:t>
+              <w:t>0 00 025</w:t>
             </w:r>
           </w:p>
         </w:tc>
@@ -2688,7 +2753,7 @@
             <w:r/>
             <w:r>
               <w:rPr>
-                <w:rFonts w:ascii="Arial" w:hAnsi="Arial"/>
+                <w:rFonts w:ascii="Verdana" w:hAnsi="Verdana"/>
                 <w:b w:val="0"/>
                 <w:sz w:val="16"/>
               </w:rPr>
@@ -2704,7 +2769,7 @@
             <w:r/>
             <w:r>
               <w:rPr>
-                <w:rFonts w:ascii="Arial" w:hAnsi="Arial"/>
+                <w:rFonts w:ascii="Verdana" w:hAnsi="Verdana"/>
                 <w:b w:val="0"/>
                 <w:sz w:val="16"/>
               </w:rPr>
@@ -2719,7 +2784,7 @@
             <w:r/>
             <w:r>
               <w:rPr>
-                <w:rFonts w:ascii="Arial" w:hAnsi="Arial"/>
+                <w:rFonts w:ascii="Verdana" w:hAnsi="Verdana"/>
                 <w:b w:val="0"/>
                 <w:sz w:val="16"/>
               </w:rPr>
@@ -2728,6 +2793,9 @@
         </w:tc>
       </w:tr>
       <w:tr>
+        <w:trPr>
+          <w:cantSplit/>
+        </w:trPr>
         <w:tc>
           <w:tcPr>
             <w:tcW w:type="dxa" w:w="2163"/>
@@ -2740,11 +2808,11 @@
             </w:r>
             <w:r>
               <w:rPr>
-                <w:rFonts w:ascii="Arial" w:hAnsi="Arial"/>
+                <w:rFonts w:ascii="Verdana" w:hAnsi="Verdana"/>
                 <w:b/>
                 <w:sz w:val="16"/>
               </w:rPr>
-              <w:t>300016</w:t>
+              <w:t>3 00 016</w:t>
             </w:r>
           </w:p>
         </w:tc>
@@ -2760,7 +2828,7 @@
             </w:r>
             <w:r>
               <w:rPr>
-                <w:rFonts w:ascii="Arial" w:hAnsi="Arial"/>
+                <w:rFonts w:ascii="Verdana" w:hAnsi="Verdana"/>
                 <w:b/>
                 <w:sz w:val="16"/>
               </w:rPr>
@@ -2776,7 +2844,7 @@
             <w:r/>
             <w:r>
               <w:rPr>
-                <w:rFonts w:ascii="Arial" w:hAnsi="Arial"/>
+                <w:rFonts w:ascii="Verdana" w:hAnsi="Verdana"/>
                 <w:b w:val="0"/>
                 <w:sz w:val="16"/>
               </w:rPr>
@@ -2791,11 +2859,11 @@
             <w:r/>
             <w:r>
               <w:rPr>
-                <w:rFonts w:ascii="Arial" w:hAnsi="Arial"/>
+                <w:rFonts w:ascii="Verdana" w:hAnsi="Verdana"/>
                 <w:b w:val="0"/>
                 <w:sz w:val="16"/>
               </w:rPr>
-              <w:t>000030</w:t>
+              <w:t>0 00 030</w:t>
             </w:r>
           </w:p>
         </w:tc>
@@ -2807,7 +2875,7 @@
             <w:r/>
             <w:r>
               <w:rPr>
-                <w:rFonts w:ascii="Arial" w:hAnsi="Arial"/>
+                <w:rFonts w:ascii="Verdana" w:hAnsi="Verdana"/>
                 <w:b w:val="0"/>
                 <w:sz w:val="16"/>
               </w:rPr>
@@ -2823,7 +2891,7 @@
             <w:r/>
             <w:r>
               <w:rPr>
-                <w:rFonts w:ascii="Arial" w:hAnsi="Arial"/>
+                <w:rFonts w:ascii="Verdana" w:hAnsi="Verdana"/>
                 <w:b w:val="0"/>
                 <w:sz w:val="16"/>
               </w:rPr>
@@ -2838,7 +2906,7 @@
             <w:r/>
             <w:r>
               <w:rPr>
-                <w:rFonts w:ascii="Arial" w:hAnsi="Arial"/>
+                <w:rFonts w:ascii="Verdana" w:hAnsi="Verdana"/>
                 <w:b w:val="0"/>
                 <w:sz w:val="16"/>
               </w:rPr>
@@ -2847,6 +2915,9 @@
         </w:tc>
       </w:tr>
       <w:tr>
+        <w:trPr>
+          <w:cantSplit/>
+        </w:trPr>
         <w:tc>
           <w:tcPr>
             <w:tcW w:type="dxa" w:w="2163"/>
@@ -2855,7 +2926,7 @@
             <w:r/>
             <w:r>
               <w:rPr>
-                <w:rFonts w:ascii="Arial" w:hAnsi="Arial"/>
+                <w:rFonts w:ascii="Verdana" w:hAnsi="Verdana"/>
                 <w:b w:val="0"/>
                 <w:sz w:val="16"/>
               </w:rPr>
@@ -2870,7 +2941,7 @@
             <w:r/>
             <w:r>
               <w:rPr>
-                <w:rFonts w:ascii="Arial" w:hAnsi="Arial"/>
+                <w:rFonts w:ascii="Verdana" w:hAnsi="Verdana"/>
                 <w:b w:val="0"/>
                 <w:sz w:val="16"/>
               </w:rPr>
@@ -2885,7 +2956,7 @@
             <w:r/>
             <w:r>
               <w:rPr>
-                <w:rFonts w:ascii="Arial" w:hAnsi="Arial"/>
+                <w:rFonts w:ascii="Verdana" w:hAnsi="Verdana"/>
                 <w:b w:val="0"/>
                 <w:sz w:val="16"/>
               </w:rPr>
@@ -2900,11 +2971,11 @@
             <w:r/>
             <w:r>
               <w:rPr>
-                <w:rFonts w:ascii="Arial" w:hAnsi="Arial"/>
+                <w:rFonts w:ascii="Verdana" w:hAnsi="Verdana"/>
                 <w:b w:val="0"/>
                 <w:sz w:val="16"/>
               </w:rPr>
-              <w:t>102000</w:t>
+              <w:t>1 02 000</w:t>
             </w:r>
           </w:p>
         </w:tc>
@@ -2916,7 +2987,7 @@
             <w:r/>
             <w:r>
               <w:rPr>
-                <w:rFonts w:ascii="Arial" w:hAnsi="Arial"/>
+                <w:rFonts w:ascii="Verdana" w:hAnsi="Verdana"/>
                 <w:b w:val="0"/>
                 <w:sz w:val="16"/>
               </w:rPr>
@@ -2932,7 +3003,7 @@
             <w:r/>
             <w:r>
               <w:rPr>
-                <w:rFonts w:ascii="Arial" w:hAnsi="Arial"/>
+                <w:rFonts w:ascii="Verdana" w:hAnsi="Verdana"/>
                 <w:b w:val="0"/>
                 <w:sz w:val="16"/>
               </w:rPr>
@@ -2947,7 +3018,7 @@
             <w:r/>
             <w:r>
               <w:rPr>
-                <w:rFonts w:ascii="Arial" w:hAnsi="Arial"/>
+                <w:rFonts w:ascii="Verdana" w:hAnsi="Verdana"/>
                 <w:b w:val="0"/>
                 <w:sz w:val="16"/>
               </w:rPr>
@@ -2956,6 +3027,9 @@
         </w:tc>
       </w:tr>
       <w:tr>
+        <w:trPr>
+          <w:cantSplit/>
+        </w:trPr>
         <w:tc>
           <w:tcPr>
             <w:tcW w:type="dxa" w:w="2163"/>
@@ -2964,7 +3038,7 @@
             <w:r/>
             <w:r>
               <w:rPr>
-                <w:rFonts w:ascii="Arial" w:hAnsi="Arial"/>
+                <w:rFonts w:ascii="Verdana" w:hAnsi="Verdana"/>
                 <w:b w:val="0"/>
                 <w:sz w:val="16"/>
               </w:rPr>
@@ -2979,7 +3053,7 @@
             <w:r/>
             <w:r>
               <w:rPr>
-                <w:rFonts w:ascii="Arial" w:hAnsi="Arial"/>
+                <w:rFonts w:ascii="Verdana" w:hAnsi="Verdana"/>
                 <w:b w:val="0"/>
                 <w:sz w:val="16"/>
               </w:rPr>
@@ -2994,7 +3068,7 @@
             <w:r/>
             <w:r>
               <w:rPr>
-                <w:rFonts w:ascii="Arial" w:hAnsi="Arial"/>
+                <w:rFonts w:ascii="Verdana" w:hAnsi="Verdana"/>
                 <w:b w:val="0"/>
                 <w:sz w:val="16"/>
               </w:rPr>
@@ -3009,11 +3083,11 @@
             <w:r/>
             <w:r>
               <w:rPr>
-                <w:rFonts w:ascii="Arial" w:hAnsi="Arial"/>
+                <w:rFonts w:ascii="Verdana" w:hAnsi="Verdana"/>
                 <w:b w:val="0"/>
                 <w:sz w:val="16"/>
               </w:rPr>
-              <w:t>031001</w:t>
+              <w:t>0 31 001</w:t>
             </w:r>
           </w:p>
         </w:tc>
@@ -3025,7 +3099,7 @@
             <w:r/>
             <w:r>
               <w:rPr>
-                <w:rFonts w:ascii="Arial" w:hAnsi="Arial"/>
+                <w:rFonts w:ascii="Verdana" w:hAnsi="Verdana"/>
                 <w:b w:val="0"/>
                 <w:sz w:val="16"/>
               </w:rPr>
@@ -3041,7 +3115,7 @@
             <w:r/>
             <w:r>
               <w:rPr>
-                <w:rFonts w:ascii="Arial" w:hAnsi="Arial"/>
+                <w:rFonts w:ascii="Verdana" w:hAnsi="Verdana"/>
                 <w:b w:val="0"/>
                 <w:sz w:val="16"/>
               </w:rPr>
@@ -3056,7 +3130,7 @@
             <w:r/>
             <w:r>
               <w:rPr>
-                <w:rFonts w:ascii="Arial" w:hAnsi="Arial"/>
+                <w:rFonts w:ascii="Verdana" w:hAnsi="Verdana"/>
                 <w:b w:val="0"/>
                 <w:sz w:val="16"/>
               </w:rPr>
@@ -3065,6 +3139,9 @@
         </w:tc>
       </w:tr>
       <w:tr>
+        <w:trPr>
+          <w:cantSplit/>
+        </w:trPr>
         <w:tc>
           <w:tcPr>
             <w:tcW w:type="dxa" w:w="2163"/>
@@ -3073,7 +3150,7 @@
             <w:r/>
             <w:r>
               <w:rPr>
-                <w:rFonts w:ascii="Arial" w:hAnsi="Arial"/>
+                <w:rFonts w:ascii="Verdana" w:hAnsi="Verdana"/>
                 <w:b w:val="0"/>
                 <w:sz w:val="16"/>
               </w:rPr>
@@ -3088,7 +3165,7 @@
             <w:r/>
             <w:r>
               <w:rPr>
-                <w:rFonts w:ascii="Arial" w:hAnsi="Arial"/>
+                <w:rFonts w:ascii="Verdana" w:hAnsi="Verdana"/>
                 <w:b w:val="0"/>
                 <w:sz w:val="16"/>
               </w:rPr>
@@ -3103,7 +3180,7 @@
             <w:r/>
             <w:r>
               <w:rPr>
-                <w:rFonts w:ascii="Arial" w:hAnsi="Arial"/>
+                <w:rFonts w:ascii="Verdana" w:hAnsi="Verdana"/>
                 <w:b w:val="0"/>
                 <w:sz w:val="16"/>
               </w:rPr>
@@ -3118,11 +3195,11 @@
             <w:r/>
             <w:r>
               <w:rPr>
-                <w:rFonts w:ascii="Arial" w:hAnsi="Arial"/>
+                <w:rFonts w:ascii="Verdana" w:hAnsi="Verdana"/>
                 <w:b w:val="0"/>
                 <w:sz w:val="16"/>
               </w:rPr>
-              <w:t>000026</w:t>
+              <w:t>0 00 026</w:t>
             </w:r>
           </w:p>
         </w:tc>
@@ -3134,7 +3211,7 @@
             <w:r/>
             <w:r>
               <w:rPr>
-                <w:rFonts w:ascii="Arial" w:hAnsi="Arial"/>
+                <w:rFonts w:ascii="Verdana" w:hAnsi="Verdana"/>
                 <w:b w:val="0"/>
                 <w:sz w:val="16"/>
               </w:rPr>
@@ -3150,7 +3227,7 @@
             <w:r/>
             <w:r>
               <w:rPr>
-                <w:rFonts w:ascii="Arial" w:hAnsi="Arial"/>
+                <w:rFonts w:ascii="Verdana" w:hAnsi="Verdana"/>
                 <w:b w:val="0"/>
                 <w:sz w:val="16"/>
               </w:rPr>
@@ -3165,7 +3242,7 @@
             <w:r/>
             <w:r>
               <w:rPr>
-                <w:rFonts w:ascii="Arial" w:hAnsi="Arial"/>
+                <w:rFonts w:ascii="Verdana" w:hAnsi="Verdana"/>
                 <w:b w:val="0"/>
                 <w:sz w:val="16"/>
               </w:rPr>
@@ -3174,6 +3251,9 @@
         </w:tc>
       </w:tr>
       <w:tr>
+        <w:trPr>
+          <w:cantSplit/>
+        </w:trPr>
         <w:tc>
           <w:tcPr>
             <w:tcW w:type="dxa" w:w="2163"/>
@@ -3182,7 +3262,7 @@
             <w:r/>
             <w:r>
               <w:rPr>
-                <w:rFonts w:ascii="Arial" w:hAnsi="Arial"/>
+                <w:rFonts w:ascii="Verdana" w:hAnsi="Verdana"/>
                 <w:b w:val="0"/>
                 <w:sz w:val="16"/>
               </w:rPr>
@@ -3197,7 +3277,7 @@
             <w:r/>
             <w:r>
               <w:rPr>
-                <w:rFonts w:ascii="Arial" w:hAnsi="Arial"/>
+                <w:rFonts w:ascii="Verdana" w:hAnsi="Verdana"/>
                 <w:b w:val="0"/>
                 <w:sz w:val="16"/>
               </w:rPr>
@@ -3212,7 +3292,7 @@
             <w:r/>
             <w:r>
               <w:rPr>
-                <w:rFonts w:ascii="Arial" w:hAnsi="Arial"/>
+                <w:rFonts w:ascii="Verdana" w:hAnsi="Verdana"/>
                 <w:b w:val="0"/>
                 <w:sz w:val="16"/>
               </w:rPr>
@@ -3227,11 +3307,11 @@
             <w:r/>
             <w:r>
               <w:rPr>
-                <w:rFonts w:ascii="Arial" w:hAnsi="Arial"/>
+                <w:rFonts w:ascii="Verdana" w:hAnsi="Verdana"/>
                 <w:b w:val="0"/>
                 <w:sz w:val="16"/>
               </w:rPr>
-              <w:t>000027</w:t>
+              <w:t>0 00 027</w:t>
             </w:r>
           </w:p>
         </w:tc>
@@ -3243,7 +3323,7 @@
             <w:r/>
             <w:r>
               <w:rPr>
-                <w:rFonts w:ascii="Arial" w:hAnsi="Arial"/>
+                <w:rFonts w:ascii="Verdana" w:hAnsi="Verdana"/>
                 <w:b w:val="0"/>
                 <w:sz w:val="16"/>
               </w:rPr>
@@ -3259,7 +3339,7 @@
             <w:r/>
             <w:r>
               <w:rPr>
-                <w:rFonts w:ascii="Arial" w:hAnsi="Arial"/>
+                <w:rFonts w:ascii="Verdana" w:hAnsi="Verdana"/>
                 <w:b w:val="0"/>
                 <w:sz w:val="16"/>
               </w:rPr>
@@ -3274,7 +3354,7 @@
             <w:r/>
             <w:r>
               <w:rPr>
-                <w:rFonts w:ascii="Arial" w:hAnsi="Arial"/>
+                <w:rFonts w:ascii="Verdana" w:hAnsi="Verdana"/>
                 <w:b w:val="0"/>
                 <w:sz w:val="16"/>
               </w:rPr>

--- a/docx/fr/BUFR_TableD_fr_00.docx
+++ b/docx/fr/BUFR_TableD_fr_00.docx
@@ -13,6 +13,116 @@
           <w:sz w:val="22"/>
         </w:rPr>
         <w:t>Catégorie 00 : Séquence correspondant aux entrées des tables du code BUFR</w:t>
+      </w:r>
+    </w:p>
+    <w:p>
+      <w:r>
+        <w:rPr>
+          <w:rFonts w:ascii="Verdana" w:hAnsi="Verdana"/>
+          <w:i/>
+          <w:sz w:val="14"/>
+        </w:rPr>
+        <w:t>Note 4: D’autres descripteurs sont requis pour réduire la charge de travail relative à la base de données de la station, par exemple pour l’identification de l’État fédéral et de l’axe routier.</w:t>
+      </w:r>
+    </w:p>
+    <w:p>
+      <w:r>
+        <w:rPr>
+          <w:rFonts w:ascii="Verdana" w:hAnsi="Verdana"/>
+          <w:i/>
+          <w:sz w:val="14"/>
+        </w:rPr>
+        <w:t>Note 7: Des messages BUFR composés peuvent être décrits à l’intérieur de la Section de description des don- nées, le cas échéant (par exemple 3 01 041, 3 04 001, 3 04 002, 3 04 003, 3 04 004, 3 04 005, 3 04 006).</w:t>
+      </w:r>
+    </w:p>
+    <w:p>
+      <w:r>
+        <w:rPr>
+          <w:rFonts w:ascii="Verdana" w:hAnsi="Verdana"/>
+          <w:i/>
+          <w:sz w:val="14"/>
+        </w:rPr>
+        <w:t>Note 10: Le décibel (dB) est une mesure logarithmique de la puissance relative ou des valeurs relatives de deux densités de flux, en particulier d’intensités sonores et de densités de puissance radio et radar. En météorologie radar, l’échelle logarithmique (dBZ) est utilisée pour mesurer la réflectivité radar (d’après le glossaire de météorologie de l’ American Meteorological Society ).</w:t>
+      </w:r>
+    </w:p>
+    <w:p>
+      <w:r>
+        <w:rPr>
+          <w:rFonts w:ascii="Verdana" w:hAnsi="Verdana"/>
+          <w:i/>
+          <w:sz w:val="14"/>
+        </w:rPr>
+        <w:t>Note 15: Les descripteurs 3 03 021 à 3 03 027 ne sont pas disponibles dans le CREX.</w:t>
+      </w:r>
+    </w:p>
+    <w:p>
+      <w:r>
+        <w:rPr>
+          <w:rFonts w:ascii="Verdana" w:hAnsi="Verdana"/>
+          <w:i/>
+          <w:sz w:val="14"/>
+        </w:rPr>
+        <w:t>Note 16: Chaque message BUFR peut contenir des données pour un certain nombre de positions; la technique de compression des messages BUFR n’implique que des ajouts négligeables pour des éléments de données constants.</w:t>
+      </w:r>
+    </w:p>
+    <w:p>
+      <w:r>
+        <w:rPr>
+          <w:rFonts w:ascii="Verdana" w:hAnsi="Verdana"/>
+          <w:i/>
+          <w:sz w:val="14"/>
+        </w:rPr>
+        <w:t>Note 32: On pourrait penser qu’étant donné que l’on ne peut procéder qu’à des adjonctions il ne faut utiliser que des lignes complètes; toutefois on peut concevoir que, pour certaines zones précises, il faudra des modifi- cations aussi bien que des adjonctions; il vaut donc mieux donner des descriptions pour tous les champs, notamment dans un souci de clarté.</w:t>
+      </w:r>
+    </w:p>
+    <w:p>
+      <w:r>
+        <w:rPr>
+          <w:rFonts w:ascii="Verdana" w:hAnsi="Verdana"/>
+          <w:i/>
+          <w:sz w:val="14"/>
+        </w:rPr>
+        <w:t>Note 34: Le décalage en latitude 0 05 015 est établi par rapport à la latitude du site du lâcher. Le décalage en longitude 0 06 015 est établi par rapport à la longitude du site du lâcher.</w:t>
+      </w:r>
+    </w:p>
+    <w:p>
+      <w:r>
+        <w:rPr>
+          <w:rFonts w:ascii="Verdana" w:hAnsi="Verdana"/>
+          <w:i/>
+          <w:sz w:val="14"/>
+        </w:rPr>
+        <w:t>Note 35: Le décalage dans le temps de longue durée 0 04 086 est établi par rapport à l’heure du lâcher 3 01 013 (en secondes).</w:t>
+      </w:r>
+    </w:p>
+    <w:p>
+      <w:r>
+        <w:rPr>
+          <w:rFonts w:ascii="Verdana" w:hAnsi="Verdana"/>
+          <w:i/>
+          <w:sz w:val="14"/>
+        </w:rPr>
+        <w:t>Note 43: Le fait de séparer les données satellitaires correspondant à un seul niveau en séries de messages BUFR facilite la compression et permet une transmission et un stockage efficaces des données.</w:t>
+      </w:r>
+    </w:p>
+    <w:p>
+      <w:r>
+        <w:rPr>
+          <w:rFonts w:ascii="Verdana" w:hAnsi="Verdana"/>
+          <w:i/>
+          <w:sz w:val="14"/>
+        </w:rPr>
+        <w:t>Note 49: La majorité des stations ne disposent que d’une seule position sur la route et d’un seul capteur de température sous la surface. Des répétitions différées ont été introduites pour accroître la flexibilité et l’efficacité en termes de volume.</w:t>
+      </w:r>
+    </w:p>
+    <w:p>
+      <w:r>
+        <w:rPr>
+          <w:rFonts w:ascii="Verdana" w:hAnsi="Verdana"/>
+          <w:i/>
+          <w:sz w:val="14"/>
+        </w:rPr>
+        <w:t>Note 62: Les descripteurs 3 01 041 à 3 01 049 et 3 01 062, 3 01 071, et 3 01 072 ne devraient pas être utilisés pour la transmission dans le CREX.</w:t>
       </w:r>
     </w:p>
     <w:tbl>
@@ -55,6 +165,9 @@
             <w:shd w:val="clear" w:color="auto" w:fill="D9D9D9"/>
           </w:tcPr>
           <w:p>
+            <w:pPr>
+              <w:spacing w:before="20" w:after="20"/>
+            </w:pPr>
             <w:r/>
             <w:r>
               <w:rPr>
@@ -72,6 +185,9 @@
             <w:shd w:val="clear" w:color="auto" w:fill="D9D9D9"/>
           </w:tcPr>
           <w:p>
+            <w:pPr>
+              <w:spacing w:before="20" w:after="20"/>
+            </w:pPr>
             <w:r/>
             <w:r>
               <w:rPr>
@@ -89,6 +205,9 @@
             <w:shd w:val="clear" w:color="auto" w:fill="D9D9D9"/>
           </w:tcPr>
           <w:p>
+            <w:pPr>
+              <w:spacing w:before="20" w:after="20"/>
+            </w:pPr>
             <w:r/>
             <w:r>
               <w:rPr>
@@ -106,6 +225,9 @@
             <w:shd w:val="clear" w:color="auto" w:fill="D9D9D9"/>
           </w:tcPr>
           <w:p>
+            <w:pPr>
+              <w:spacing w:before="20" w:after="20"/>
+            </w:pPr>
             <w:r/>
             <w:r>
               <w:rPr>
@@ -123,6 +245,9 @@
             <w:shd w:val="clear" w:color="auto" w:fill="D9D9D9"/>
           </w:tcPr>
           <w:p>
+            <w:pPr>
+              <w:spacing w:before="20" w:after="20"/>
+            </w:pPr>
             <w:r/>
             <w:r>
               <w:rPr>
@@ -140,6 +265,9 @@
             <w:shd w:val="clear" w:color="auto" w:fill="D9D9D9"/>
           </w:tcPr>
           <w:p>
+            <w:pPr>
+              <w:spacing w:before="20" w:after="20"/>
+            </w:pPr>
             <w:r/>
             <w:r>
               <w:rPr>
@@ -157,6 +285,9 @@
             <w:shd w:val="clear" w:color="auto" w:fill="D9D9D9"/>
           </w:tcPr>
           <w:p>
+            <w:pPr>
+              <w:spacing w:before="20" w:after="20"/>
+            </w:pPr>
             <w:r/>
             <w:r>
               <w:rPr>
@@ -178,6 +309,9 @@
             <w:tcW w:type="dxa" w:w="2163"/>
           </w:tcPr>
           <w:p>
+            <w:pPr>
+              <w:spacing w:before="20" w:after="20"/>
+            </w:pPr>
             <w:r>
               <w:rPr>
                 <w:b/>
@@ -198,6 +332,9 @@
             <w:tcW w:type="dxa" w:w="2163"/>
           </w:tcPr>
           <w:p>
+            <w:pPr>
+              <w:spacing w:before="20" w:after="20"/>
+            </w:pPr>
             <w:r>
               <w:rPr>
                 <w:b/>
@@ -217,6 +354,9 @@
             <w:tcW w:type="dxa" w:w="2163"/>
           </w:tcPr>
           <w:p>
+            <w:pPr>
+              <w:spacing w:before="20" w:after="20"/>
+            </w:pPr>
             <w:r/>
             <w:r>
               <w:rPr>
@@ -232,6 +372,9 @@
             <w:tcW w:type="dxa" w:w="2163"/>
           </w:tcPr>
           <w:p>
+            <w:pPr>
+              <w:spacing w:before="20" w:after="20"/>
+            </w:pPr>
             <w:r/>
             <w:r>
               <w:rPr>
@@ -248,6 +391,9 @@
             <w:tcW w:type="dxa" w:w="2163"/>
           </w:tcPr>
           <w:p>
+            <w:pPr>
+              <w:spacing w:before="20" w:after="20"/>
+            </w:pPr>
             <w:r/>
             <w:r>
               <w:rPr>
@@ -264,6 +410,9 @@
             <w:tcW w:type="dxa" w:w="2163"/>
           </w:tcPr>
           <w:p>
+            <w:pPr>
+              <w:spacing w:before="20" w:after="20"/>
+            </w:pPr>
             <w:r/>
             <w:r>
               <w:rPr>
@@ -279,6 +428,9 @@
             <w:tcW w:type="dxa" w:w="2163"/>
           </w:tcPr>
           <w:p>
+            <w:pPr>
+              <w:spacing w:before="20" w:after="20"/>
+            </w:pPr>
             <w:r/>
             <w:r>
               <w:rPr>
@@ -299,6 +451,9 @@
             <w:tcW w:type="dxa" w:w="2163"/>
           </w:tcPr>
           <w:p>
+            <w:pPr>
+              <w:spacing w:before="20" w:after="20"/>
+            </w:pPr>
             <w:r/>
             <w:r>
               <w:rPr>
@@ -314,6 +469,9 @@
             <w:tcW w:type="dxa" w:w="2163"/>
           </w:tcPr>
           <w:p>
+            <w:pPr>
+              <w:spacing w:before="20" w:after="20"/>
+            </w:pPr>
             <w:r/>
             <w:r>
               <w:rPr>
@@ -329,6 +487,9 @@
             <w:tcW w:type="dxa" w:w="2163"/>
           </w:tcPr>
           <w:p>
+            <w:pPr>
+              <w:spacing w:before="20" w:after="20"/>
+            </w:pPr>
             <w:r/>
             <w:r>
               <w:rPr>
@@ -344,6 +505,9 @@
             <w:tcW w:type="dxa" w:w="2163"/>
           </w:tcPr>
           <w:p>
+            <w:pPr>
+              <w:spacing w:before="20" w:after="20"/>
+            </w:pPr>
             <w:r/>
             <w:r>
               <w:rPr>
@@ -360,6 +524,9 @@
             <w:tcW w:type="dxa" w:w="2163"/>
           </w:tcPr>
           <w:p>
+            <w:pPr>
+              <w:spacing w:before="20" w:after="20"/>
+            </w:pPr>
             <w:r/>
             <w:r>
               <w:rPr>
@@ -376,6 +543,9 @@
             <w:tcW w:type="dxa" w:w="2163"/>
           </w:tcPr>
           <w:p>
+            <w:pPr>
+              <w:spacing w:before="20" w:after="20"/>
+            </w:pPr>
             <w:r/>
             <w:r>
               <w:rPr>
@@ -391,6 +561,9 @@
             <w:tcW w:type="dxa" w:w="2163"/>
           </w:tcPr>
           <w:p>
+            <w:pPr>
+              <w:spacing w:before="20" w:after="20"/>
+            </w:pPr>
             <w:r/>
             <w:r>
               <w:rPr>
@@ -411,6 +584,9 @@
             <w:tcW w:type="dxa" w:w="2163"/>
           </w:tcPr>
           <w:p>
+            <w:pPr>
+              <w:spacing w:before="20" w:after="20"/>
+            </w:pPr>
             <w:r>
               <w:rPr>
                 <w:b/>
@@ -431,6 +607,9 @@
             <w:tcW w:type="dxa" w:w="2163"/>
           </w:tcPr>
           <w:p>
+            <w:pPr>
+              <w:spacing w:before="20" w:after="20"/>
+            </w:pPr>
             <w:r>
               <w:rPr>
                 <w:b/>
@@ -451,6 +630,9 @@
             <w:tcW w:type="dxa" w:w="2163"/>
           </w:tcPr>
           <w:p>
+            <w:pPr>
+              <w:spacing w:before="20" w:after="20"/>
+            </w:pPr>
             <w:r/>
             <w:r>
               <w:rPr>
@@ -466,6 +648,9 @@
             <w:tcW w:type="dxa" w:w="2163"/>
           </w:tcPr>
           <w:p>
+            <w:pPr>
+              <w:spacing w:before="20" w:after="20"/>
+            </w:pPr>
             <w:r/>
             <w:r>
               <w:rPr>
@@ -482,6 +667,9 @@
             <w:tcW w:type="dxa" w:w="2163"/>
           </w:tcPr>
           <w:p>
+            <w:pPr>
+              <w:spacing w:before="20" w:after="20"/>
+            </w:pPr>
             <w:r/>
             <w:r>
               <w:rPr>
@@ -498,6 +686,9 @@
             <w:tcW w:type="dxa" w:w="2163"/>
           </w:tcPr>
           <w:p>
+            <w:pPr>
+              <w:spacing w:before="20" w:after="20"/>
+            </w:pPr>
             <w:r/>
             <w:r>
               <w:rPr>
@@ -513,6 +704,9 @@
             <w:tcW w:type="dxa" w:w="2163"/>
           </w:tcPr>
           <w:p>
+            <w:pPr>
+              <w:spacing w:before="20" w:after="20"/>
+            </w:pPr>
             <w:r/>
             <w:r>
               <w:rPr>
@@ -533,6 +727,9 @@
             <w:tcW w:type="dxa" w:w="2163"/>
           </w:tcPr>
           <w:p>
+            <w:pPr>
+              <w:spacing w:before="20" w:after="20"/>
+            </w:pPr>
             <w:r/>
             <w:r>
               <w:rPr>
@@ -548,6 +745,9 @@
             <w:tcW w:type="dxa" w:w="2163"/>
           </w:tcPr>
           <w:p>
+            <w:pPr>
+              <w:spacing w:before="20" w:after="20"/>
+            </w:pPr>
             <w:r/>
             <w:r>
               <w:rPr>
@@ -563,6 +763,9 @@
             <w:tcW w:type="dxa" w:w="2163"/>
           </w:tcPr>
           <w:p>
+            <w:pPr>
+              <w:spacing w:before="20" w:after="20"/>
+            </w:pPr>
             <w:r/>
             <w:r>
               <w:rPr>
@@ -578,6 +781,9 @@
             <w:tcW w:type="dxa" w:w="2163"/>
           </w:tcPr>
           <w:p>
+            <w:pPr>
+              <w:spacing w:before="20" w:after="20"/>
+            </w:pPr>
             <w:r/>
             <w:r>
               <w:rPr>
@@ -594,6 +800,9 @@
             <w:tcW w:type="dxa" w:w="2163"/>
           </w:tcPr>
           <w:p>
+            <w:pPr>
+              <w:spacing w:before="20" w:after="20"/>
+            </w:pPr>
             <w:r/>
             <w:r>
               <w:rPr>
@@ -610,6 +819,9 @@
             <w:tcW w:type="dxa" w:w="2163"/>
           </w:tcPr>
           <w:p>
+            <w:pPr>
+              <w:spacing w:before="20" w:after="20"/>
+            </w:pPr>
             <w:r/>
             <w:r>
               <w:rPr>
@@ -625,6 +837,9 @@
             <w:tcW w:type="dxa" w:w="2163"/>
           </w:tcPr>
           <w:p>
+            <w:pPr>
+              <w:spacing w:before="20" w:after="20"/>
+            </w:pPr>
             <w:r/>
             <w:r>
               <w:rPr>
@@ -645,6 +860,9 @@
             <w:tcW w:type="dxa" w:w="2163"/>
           </w:tcPr>
           <w:p>
+            <w:pPr>
+              <w:spacing w:before="20" w:after="20"/>
+            </w:pPr>
             <w:r/>
             <w:r>
               <w:rPr>
@@ -660,6 +878,9 @@
             <w:tcW w:type="dxa" w:w="2163"/>
           </w:tcPr>
           <w:p>
+            <w:pPr>
+              <w:spacing w:before="20" w:after="20"/>
+            </w:pPr>
             <w:r/>
             <w:r>
               <w:rPr>
@@ -675,6 +896,9 @@
             <w:tcW w:type="dxa" w:w="2163"/>
           </w:tcPr>
           <w:p>
+            <w:pPr>
+              <w:spacing w:before="20" w:after="20"/>
+            </w:pPr>
             <w:r/>
             <w:r>
               <w:rPr>
@@ -690,6 +914,9 @@
             <w:tcW w:type="dxa" w:w="2163"/>
           </w:tcPr>
           <w:p>
+            <w:pPr>
+              <w:spacing w:before="20" w:after="20"/>
+            </w:pPr>
             <w:r/>
             <w:r>
               <w:rPr>
@@ -706,6 +933,9 @@
             <w:tcW w:type="dxa" w:w="2163"/>
           </w:tcPr>
           <w:p>
+            <w:pPr>
+              <w:spacing w:before="20" w:after="20"/>
+            </w:pPr>
             <w:r/>
             <w:r>
               <w:rPr>
@@ -722,6 +952,9 @@
             <w:tcW w:type="dxa" w:w="2163"/>
           </w:tcPr>
           <w:p>
+            <w:pPr>
+              <w:spacing w:before="20" w:after="20"/>
+            </w:pPr>
             <w:r/>
             <w:r>
               <w:rPr>
@@ -737,6 +970,9 @@
             <w:tcW w:type="dxa" w:w="2163"/>
           </w:tcPr>
           <w:p>
+            <w:pPr>
+              <w:spacing w:before="20" w:after="20"/>
+            </w:pPr>
             <w:r/>
             <w:r>
               <w:rPr>
@@ -757,6 +993,9 @@
             <w:tcW w:type="dxa" w:w="2163"/>
           </w:tcPr>
           <w:p>
+            <w:pPr>
+              <w:spacing w:before="20" w:after="20"/>
+            </w:pPr>
             <w:r>
               <w:rPr>
                 <w:b/>
@@ -777,6 +1016,9 @@
             <w:tcW w:type="dxa" w:w="2163"/>
           </w:tcPr>
           <w:p>
+            <w:pPr>
+              <w:spacing w:before="20" w:after="20"/>
+            </w:pPr>
             <w:r>
               <w:rPr>
                 <w:b/>
@@ -796,6 +1038,9 @@
             <w:tcW w:type="dxa" w:w="2163"/>
           </w:tcPr>
           <w:p>
+            <w:pPr>
+              <w:spacing w:before="20" w:after="20"/>
+            </w:pPr>
             <w:r/>
             <w:r>
               <w:rPr>
@@ -811,6 +1056,9 @@
             <w:tcW w:type="dxa" w:w="2163"/>
           </w:tcPr>
           <w:p>
+            <w:pPr>
+              <w:spacing w:before="20" w:after="20"/>
+            </w:pPr>
             <w:r/>
             <w:r>
               <w:rPr>
@@ -827,6 +1075,9 @@
             <w:tcW w:type="dxa" w:w="2163"/>
           </w:tcPr>
           <w:p>
+            <w:pPr>
+              <w:spacing w:before="20" w:after="20"/>
+            </w:pPr>
             <w:r/>
             <w:r>
               <w:rPr>
@@ -843,6 +1094,9 @@
             <w:tcW w:type="dxa" w:w="2163"/>
           </w:tcPr>
           <w:p>
+            <w:pPr>
+              <w:spacing w:before="20" w:after="20"/>
+            </w:pPr>
             <w:r/>
             <w:r>
               <w:rPr>
@@ -858,6 +1112,9 @@
             <w:tcW w:type="dxa" w:w="2163"/>
           </w:tcPr>
           <w:p>
+            <w:pPr>
+              <w:spacing w:before="20" w:after="20"/>
+            </w:pPr>
             <w:r/>
             <w:r>
               <w:rPr>
@@ -878,6 +1135,9 @@
             <w:tcW w:type="dxa" w:w="2163"/>
           </w:tcPr>
           <w:p>
+            <w:pPr>
+              <w:spacing w:before="20" w:after="20"/>
+            </w:pPr>
             <w:r/>
             <w:r>
               <w:rPr>
@@ -893,6 +1153,9 @@
             <w:tcW w:type="dxa" w:w="2163"/>
           </w:tcPr>
           <w:p>
+            <w:pPr>
+              <w:spacing w:before="20" w:after="20"/>
+            </w:pPr>
             <w:r/>
             <w:r>
               <w:rPr>
@@ -908,6 +1171,9 @@
             <w:tcW w:type="dxa" w:w="2163"/>
           </w:tcPr>
           <w:p>
+            <w:pPr>
+              <w:spacing w:before="20" w:after="20"/>
+            </w:pPr>
             <w:r/>
             <w:r>
               <w:rPr>
@@ -923,6 +1189,9 @@
             <w:tcW w:type="dxa" w:w="2163"/>
           </w:tcPr>
           <w:p>
+            <w:pPr>
+              <w:spacing w:before="20" w:after="20"/>
+            </w:pPr>
             <w:r/>
             <w:r>
               <w:rPr>
@@ -939,6 +1208,9 @@
             <w:tcW w:type="dxa" w:w="2163"/>
           </w:tcPr>
           <w:p>
+            <w:pPr>
+              <w:spacing w:before="20" w:after="20"/>
+            </w:pPr>
             <w:r/>
             <w:r>
               <w:rPr>
@@ -955,6 +1227,9 @@
             <w:tcW w:type="dxa" w:w="2163"/>
           </w:tcPr>
           <w:p>
+            <w:pPr>
+              <w:spacing w:before="20" w:after="20"/>
+            </w:pPr>
             <w:r/>
             <w:r>
               <w:rPr>
@@ -970,6 +1245,9 @@
             <w:tcW w:type="dxa" w:w="2163"/>
           </w:tcPr>
           <w:p>
+            <w:pPr>
+              <w:spacing w:before="20" w:after="20"/>
+            </w:pPr>
             <w:r/>
             <w:r>
               <w:rPr>
@@ -990,6 +1268,9 @@
             <w:tcW w:type="dxa" w:w="2163"/>
           </w:tcPr>
           <w:p>
+            <w:pPr>
+              <w:spacing w:before="20" w:after="20"/>
+            </w:pPr>
             <w:r/>
             <w:r>
               <w:rPr>
@@ -1005,6 +1286,9 @@
             <w:tcW w:type="dxa" w:w="2163"/>
           </w:tcPr>
           <w:p>
+            <w:pPr>
+              <w:spacing w:before="20" w:after="20"/>
+            </w:pPr>
             <w:r/>
             <w:r>
               <w:rPr>
@@ -1020,6 +1304,9 @@
             <w:tcW w:type="dxa" w:w="2163"/>
           </w:tcPr>
           <w:p>
+            <w:pPr>
+              <w:spacing w:before="20" w:after="20"/>
+            </w:pPr>
             <w:r/>
             <w:r>
               <w:rPr>
@@ -1035,6 +1322,9 @@
             <w:tcW w:type="dxa" w:w="2163"/>
           </w:tcPr>
           <w:p>
+            <w:pPr>
+              <w:spacing w:before="20" w:after="20"/>
+            </w:pPr>
             <w:r/>
             <w:r>
               <w:rPr>
@@ -1051,6 +1341,9 @@
             <w:tcW w:type="dxa" w:w="2163"/>
           </w:tcPr>
           <w:p>
+            <w:pPr>
+              <w:spacing w:before="20" w:after="20"/>
+            </w:pPr>
             <w:r/>
             <w:r>
               <w:rPr>
@@ -1067,6 +1360,9 @@
             <w:tcW w:type="dxa" w:w="2163"/>
           </w:tcPr>
           <w:p>
+            <w:pPr>
+              <w:spacing w:before="20" w:after="20"/>
+            </w:pPr>
             <w:r/>
             <w:r>
               <w:rPr>
@@ -1082,6 +1378,9 @@
             <w:tcW w:type="dxa" w:w="2163"/>
           </w:tcPr>
           <w:p>
+            <w:pPr>
+              <w:spacing w:before="20" w:after="20"/>
+            </w:pPr>
             <w:r/>
             <w:r>
               <w:rPr>
@@ -1102,6 +1401,9 @@
             <w:tcW w:type="dxa" w:w="2163"/>
           </w:tcPr>
           <w:p>
+            <w:pPr>
+              <w:spacing w:before="20" w:after="20"/>
+            </w:pPr>
             <w:r/>
             <w:r>
               <w:rPr>
@@ -1117,6 +1419,9 @@
             <w:tcW w:type="dxa" w:w="2163"/>
           </w:tcPr>
           <w:p>
+            <w:pPr>
+              <w:spacing w:before="20" w:after="20"/>
+            </w:pPr>
             <w:r/>
             <w:r>
               <w:rPr>
@@ -1132,6 +1437,9 @@
             <w:tcW w:type="dxa" w:w="2163"/>
           </w:tcPr>
           <w:p>
+            <w:pPr>
+              <w:spacing w:before="20" w:after="20"/>
+            </w:pPr>
             <w:r/>
             <w:r>
               <w:rPr>
@@ -1147,6 +1455,9 @@
             <w:tcW w:type="dxa" w:w="2163"/>
           </w:tcPr>
           <w:p>
+            <w:pPr>
+              <w:spacing w:before="20" w:after="20"/>
+            </w:pPr>
             <w:r/>
             <w:r>
               <w:rPr>
@@ -1163,6 +1474,9 @@
             <w:tcW w:type="dxa" w:w="2163"/>
           </w:tcPr>
           <w:p>
+            <w:pPr>
+              <w:spacing w:before="20" w:after="20"/>
+            </w:pPr>
             <w:r/>
             <w:r>
               <w:rPr>
@@ -1179,6 +1493,9 @@
             <w:tcW w:type="dxa" w:w="2163"/>
           </w:tcPr>
           <w:p>
+            <w:pPr>
+              <w:spacing w:before="20" w:after="20"/>
+            </w:pPr>
             <w:r/>
             <w:r>
               <w:rPr>
@@ -1194,6 +1511,9 @@
             <w:tcW w:type="dxa" w:w="2163"/>
           </w:tcPr>
           <w:p>
+            <w:pPr>
+              <w:spacing w:before="20" w:after="20"/>
+            </w:pPr>
             <w:r/>
             <w:r>
               <w:rPr>
@@ -1214,6 +1534,9 @@
             <w:tcW w:type="dxa" w:w="2163"/>
           </w:tcPr>
           <w:p>
+            <w:pPr>
+              <w:spacing w:before="20" w:after="20"/>
+            </w:pPr>
             <w:r/>
             <w:r>
               <w:rPr>
@@ -1229,6 +1552,9 @@
             <w:tcW w:type="dxa" w:w="2163"/>
           </w:tcPr>
           <w:p>
+            <w:pPr>
+              <w:spacing w:before="20" w:after="20"/>
+            </w:pPr>
             <w:r/>
             <w:r>
               <w:rPr>
@@ -1244,6 +1570,9 @@
             <w:tcW w:type="dxa" w:w="2163"/>
           </w:tcPr>
           <w:p>
+            <w:pPr>
+              <w:spacing w:before="20" w:after="20"/>
+            </w:pPr>
             <w:r/>
             <w:r>
               <w:rPr>
@@ -1259,6 +1588,9 @@
             <w:tcW w:type="dxa" w:w="2163"/>
           </w:tcPr>
           <w:p>
+            <w:pPr>
+              <w:spacing w:before="20" w:after="20"/>
+            </w:pPr>
             <w:r/>
             <w:r>
               <w:rPr>
@@ -1275,6 +1607,9 @@
             <w:tcW w:type="dxa" w:w="2163"/>
           </w:tcPr>
           <w:p>
+            <w:pPr>
+              <w:spacing w:before="20" w:after="20"/>
+            </w:pPr>
             <w:r/>
             <w:r>
               <w:rPr>
@@ -1291,6 +1626,9 @@
             <w:tcW w:type="dxa" w:w="2163"/>
           </w:tcPr>
           <w:p>
+            <w:pPr>
+              <w:spacing w:before="20" w:after="20"/>
+            </w:pPr>
             <w:r/>
             <w:r>
               <w:rPr>
@@ -1306,6 +1644,9 @@
             <w:tcW w:type="dxa" w:w="2163"/>
           </w:tcPr>
           <w:p>
+            <w:pPr>
+              <w:spacing w:before="20" w:after="20"/>
+            </w:pPr>
             <w:r/>
             <w:r>
               <w:rPr>
@@ -1326,6 +1667,9 @@
             <w:tcW w:type="dxa" w:w="2163"/>
           </w:tcPr>
           <w:p>
+            <w:pPr>
+              <w:spacing w:before="20" w:after="20"/>
+            </w:pPr>
             <w:r/>
             <w:r>
               <w:rPr>
@@ -1341,6 +1685,9 @@
             <w:tcW w:type="dxa" w:w="2163"/>
           </w:tcPr>
           <w:p>
+            <w:pPr>
+              <w:spacing w:before="20" w:after="20"/>
+            </w:pPr>
             <w:r/>
             <w:r>
               <w:rPr>
@@ -1356,6 +1703,9 @@
             <w:tcW w:type="dxa" w:w="2163"/>
           </w:tcPr>
           <w:p>
+            <w:pPr>
+              <w:spacing w:before="20" w:after="20"/>
+            </w:pPr>
             <w:r/>
             <w:r>
               <w:rPr>
@@ -1371,6 +1721,9 @@
             <w:tcW w:type="dxa" w:w="2163"/>
           </w:tcPr>
           <w:p>
+            <w:pPr>
+              <w:spacing w:before="20" w:after="20"/>
+            </w:pPr>
             <w:r/>
             <w:r>
               <w:rPr>
@@ -1387,6 +1740,9 @@
             <w:tcW w:type="dxa" w:w="2163"/>
           </w:tcPr>
           <w:p>
+            <w:pPr>
+              <w:spacing w:before="20" w:after="20"/>
+            </w:pPr>
             <w:r/>
             <w:r>
               <w:rPr>
@@ -1403,6 +1759,9 @@
             <w:tcW w:type="dxa" w:w="2163"/>
           </w:tcPr>
           <w:p>
+            <w:pPr>
+              <w:spacing w:before="20" w:after="20"/>
+            </w:pPr>
             <w:r/>
             <w:r>
               <w:rPr>
@@ -1418,6 +1777,9 @@
             <w:tcW w:type="dxa" w:w="2163"/>
           </w:tcPr>
           <w:p>
+            <w:pPr>
+              <w:spacing w:before="20" w:after="20"/>
+            </w:pPr>
             <w:r/>
             <w:r>
               <w:rPr>
@@ -1438,6 +1800,9 @@
             <w:tcW w:type="dxa" w:w="2163"/>
           </w:tcPr>
           <w:p>
+            <w:pPr>
+              <w:spacing w:before="20" w:after="20"/>
+            </w:pPr>
             <w:r/>
             <w:r>
               <w:rPr>
@@ -1453,6 +1818,9 @@
             <w:tcW w:type="dxa" w:w="2163"/>
           </w:tcPr>
           <w:p>
+            <w:pPr>
+              <w:spacing w:before="20" w:after="20"/>
+            </w:pPr>
             <w:r/>
             <w:r>
               <w:rPr>
@@ -1468,6 +1836,9 @@
             <w:tcW w:type="dxa" w:w="2163"/>
           </w:tcPr>
           <w:p>
+            <w:pPr>
+              <w:spacing w:before="20" w:after="20"/>
+            </w:pPr>
             <w:r/>
             <w:r>
               <w:rPr>
@@ -1483,6 +1854,9 @@
             <w:tcW w:type="dxa" w:w="2163"/>
           </w:tcPr>
           <w:p>
+            <w:pPr>
+              <w:spacing w:before="20" w:after="20"/>
+            </w:pPr>
             <w:r/>
             <w:r>
               <w:rPr>
@@ -1499,6 +1873,9 @@
             <w:tcW w:type="dxa" w:w="2163"/>
           </w:tcPr>
           <w:p>
+            <w:pPr>
+              <w:spacing w:before="20" w:after="20"/>
+            </w:pPr>
             <w:r/>
             <w:r>
               <w:rPr>
@@ -1515,6 +1892,9 @@
             <w:tcW w:type="dxa" w:w="2163"/>
           </w:tcPr>
           <w:p>
+            <w:pPr>
+              <w:spacing w:before="20" w:after="20"/>
+            </w:pPr>
             <w:r/>
             <w:r>
               <w:rPr>
@@ -1530,6 +1910,9 @@
             <w:tcW w:type="dxa" w:w="2163"/>
           </w:tcPr>
           <w:p>
+            <w:pPr>
+              <w:spacing w:before="20" w:after="20"/>
+            </w:pPr>
             <w:r/>
             <w:r>
               <w:rPr>
@@ -1550,6 +1933,9 @@
             <w:tcW w:type="dxa" w:w="2163"/>
           </w:tcPr>
           <w:p>
+            <w:pPr>
+              <w:spacing w:before="20" w:after="20"/>
+            </w:pPr>
             <w:r/>
             <w:r>
               <w:rPr>
@@ -1565,6 +1951,9 @@
             <w:tcW w:type="dxa" w:w="2163"/>
           </w:tcPr>
           <w:p>
+            <w:pPr>
+              <w:spacing w:before="20" w:after="20"/>
+            </w:pPr>
             <w:r/>
             <w:r>
               <w:rPr>
@@ -1580,6 +1969,9 @@
             <w:tcW w:type="dxa" w:w="2163"/>
           </w:tcPr>
           <w:p>
+            <w:pPr>
+              <w:spacing w:before="20" w:after="20"/>
+            </w:pPr>
             <w:r/>
             <w:r>
               <w:rPr>
@@ -1595,6 +1987,9 @@
             <w:tcW w:type="dxa" w:w="2163"/>
           </w:tcPr>
           <w:p>
+            <w:pPr>
+              <w:spacing w:before="20" w:after="20"/>
+            </w:pPr>
             <w:r/>
             <w:r>
               <w:rPr>
@@ -1611,6 +2006,9 @@
             <w:tcW w:type="dxa" w:w="2163"/>
           </w:tcPr>
           <w:p>
+            <w:pPr>
+              <w:spacing w:before="20" w:after="20"/>
+            </w:pPr>
             <w:r/>
             <w:r>
               <w:rPr>
@@ -1627,6 +2025,9 @@
             <w:tcW w:type="dxa" w:w="2163"/>
           </w:tcPr>
           <w:p>
+            <w:pPr>
+              <w:spacing w:before="20" w:after="20"/>
+            </w:pPr>
             <w:r/>
             <w:r>
               <w:rPr>
@@ -1642,6 +2043,9 @@
             <w:tcW w:type="dxa" w:w="2163"/>
           </w:tcPr>
           <w:p>
+            <w:pPr>
+              <w:spacing w:before="20" w:after="20"/>
+            </w:pPr>
             <w:r/>
             <w:r>
               <w:rPr>
@@ -1662,6 +2066,9 @@
             <w:tcW w:type="dxa" w:w="2163"/>
           </w:tcPr>
           <w:p>
+            <w:pPr>
+              <w:spacing w:before="20" w:after="20"/>
+            </w:pPr>
             <w:r/>
             <w:r>
               <w:rPr>
@@ -1677,6 +2084,9 @@
             <w:tcW w:type="dxa" w:w="2163"/>
           </w:tcPr>
           <w:p>
+            <w:pPr>
+              <w:spacing w:before="20" w:after="20"/>
+            </w:pPr>
             <w:r/>
             <w:r>
               <w:rPr>
@@ -1692,6 +2102,9 @@
             <w:tcW w:type="dxa" w:w="2163"/>
           </w:tcPr>
           <w:p>
+            <w:pPr>
+              <w:spacing w:before="20" w:after="20"/>
+            </w:pPr>
             <w:r/>
             <w:r>
               <w:rPr>
@@ -1707,6 +2120,9 @@
             <w:tcW w:type="dxa" w:w="2163"/>
           </w:tcPr>
           <w:p>
+            <w:pPr>
+              <w:spacing w:before="20" w:after="20"/>
+            </w:pPr>
             <w:r/>
             <w:r>
               <w:rPr>
@@ -1723,6 +2139,9 @@
             <w:tcW w:type="dxa" w:w="2163"/>
           </w:tcPr>
           <w:p>
+            <w:pPr>
+              <w:spacing w:before="20" w:after="20"/>
+            </w:pPr>
             <w:r/>
             <w:r>
               <w:rPr>
@@ -1739,6 +2158,9 @@
             <w:tcW w:type="dxa" w:w="2163"/>
           </w:tcPr>
           <w:p>
+            <w:pPr>
+              <w:spacing w:before="20" w:after="20"/>
+            </w:pPr>
             <w:r/>
             <w:r>
               <w:rPr>
@@ -1754,6 +2176,9 @@
             <w:tcW w:type="dxa" w:w="2163"/>
           </w:tcPr>
           <w:p>
+            <w:pPr>
+              <w:spacing w:before="20" w:after="20"/>
+            </w:pPr>
             <w:r/>
             <w:r>
               <w:rPr>
@@ -1774,6 +2199,9 @@
             <w:tcW w:type="dxa" w:w="2163"/>
           </w:tcPr>
           <w:p>
+            <w:pPr>
+              <w:spacing w:before="20" w:after="20"/>
+            </w:pPr>
             <w:r>
               <w:rPr>
                 <w:b/>
@@ -1794,6 +2222,9 @@
             <w:tcW w:type="dxa" w:w="2163"/>
           </w:tcPr>
           <w:p>
+            <w:pPr>
+              <w:spacing w:before="20" w:after="20"/>
+            </w:pPr>
             <w:r>
               <w:rPr>
                 <w:b/>
@@ -1813,6 +2244,9 @@
             <w:tcW w:type="dxa" w:w="2163"/>
           </w:tcPr>
           <w:p>
+            <w:pPr>
+              <w:spacing w:before="20" w:after="20"/>
+            </w:pPr>
             <w:r/>
             <w:r>
               <w:rPr>
@@ -1828,6 +2262,9 @@
             <w:tcW w:type="dxa" w:w="2163"/>
           </w:tcPr>
           <w:p>
+            <w:pPr>
+              <w:spacing w:before="20" w:after="20"/>
+            </w:pPr>
             <w:r/>
             <w:r>
               <w:rPr>
@@ -1844,6 +2281,9 @@
             <w:tcW w:type="dxa" w:w="2163"/>
           </w:tcPr>
           <w:p>
+            <w:pPr>
+              <w:spacing w:before="20" w:after="20"/>
+            </w:pPr>
             <w:r/>
             <w:r>
               <w:rPr>
@@ -1860,6 +2300,9 @@
             <w:tcW w:type="dxa" w:w="2163"/>
           </w:tcPr>
           <w:p>
+            <w:pPr>
+              <w:spacing w:before="20" w:after="20"/>
+            </w:pPr>
             <w:r/>
             <w:r>
               <w:rPr>
@@ -1875,6 +2318,9 @@
             <w:tcW w:type="dxa" w:w="2163"/>
           </w:tcPr>
           <w:p>
+            <w:pPr>
+              <w:spacing w:before="20" w:after="20"/>
+            </w:pPr>
             <w:r/>
             <w:r>
               <w:rPr>
@@ -1895,6 +2341,9 @@
             <w:tcW w:type="dxa" w:w="2163"/>
           </w:tcPr>
           <w:p>
+            <w:pPr>
+              <w:spacing w:before="20" w:after="20"/>
+            </w:pPr>
             <w:r/>
             <w:r>
               <w:rPr>
@@ -1910,6 +2359,9 @@
             <w:tcW w:type="dxa" w:w="2163"/>
           </w:tcPr>
           <w:p>
+            <w:pPr>
+              <w:spacing w:before="20" w:after="20"/>
+            </w:pPr>
             <w:r/>
             <w:r>
               <w:rPr>
@@ -1925,6 +2377,9 @@
             <w:tcW w:type="dxa" w:w="2163"/>
           </w:tcPr>
           <w:p>
+            <w:pPr>
+              <w:spacing w:before="20" w:after="20"/>
+            </w:pPr>
             <w:r/>
             <w:r>
               <w:rPr>
@@ -1940,6 +2395,9 @@
             <w:tcW w:type="dxa" w:w="2163"/>
           </w:tcPr>
           <w:p>
+            <w:pPr>
+              <w:spacing w:before="20" w:after="20"/>
+            </w:pPr>
             <w:r/>
             <w:r>
               <w:rPr>
@@ -1956,6 +2414,9 @@
             <w:tcW w:type="dxa" w:w="2163"/>
           </w:tcPr>
           <w:p>
+            <w:pPr>
+              <w:spacing w:before="20" w:after="20"/>
+            </w:pPr>
             <w:r/>
             <w:r>
               <w:rPr>
@@ -1972,6 +2433,9 @@
             <w:tcW w:type="dxa" w:w="2163"/>
           </w:tcPr>
           <w:p>
+            <w:pPr>
+              <w:spacing w:before="20" w:after="20"/>
+            </w:pPr>
             <w:r/>
             <w:r>
               <w:rPr>
@@ -1987,6 +2451,9 @@
             <w:tcW w:type="dxa" w:w="2163"/>
           </w:tcPr>
           <w:p>
+            <w:pPr>
+              <w:spacing w:before="20" w:after="20"/>
+            </w:pPr>
             <w:r/>
             <w:r>
               <w:rPr>
@@ -2007,6 +2474,9 @@
             <w:tcW w:type="dxa" w:w="2163"/>
           </w:tcPr>
           <w:p>
+            <w:pPr>
+              <w:spacing w:before="20" w:after="20"/>
+            </w:pPr>
             <w:r/>
             <w:r>
               <w:rPr>
@@ -2022,6 +2492,9 @@
             <w:tcW w:type="dxa" w:w="2163"/>
           </w:tcPr>
           <w:p>
+            <w:pPr>
+              <w:spacing w:before="20" w:after="20"/>
+            </w:pPr>
             <w:r/>
             <w:r>
               <w:rPr>
@@ -2037,6 +2510,9 @@
             <w:tcW w:type="dxa" w:w="2163"/>
           </w:tcPr>
           <w:p>
+            <w:pPr>
+              <w:spacing w:before="20" w:after="20"/>
+            </w:pPr>
             <w:r/>
             <w:r>
               <w:rPr>
@@ -2052,6 +2528,9 @@
             <w:tcW w:type="dxa" w:w="2163"/>
           </w:tcPr>
           <w:p>
+            <w:pPr>
+              <w:spacing w:before="20" w:after="20"/>
+            </w:pPr>
             <w:r/>
             <w:r>
               <w:rPr>
@@ -2068,6 +2547,9 @@
             <w:tcW w:type="dxa" w:w="2163"/>
           </w:tcPr>
           <w:p>
+            <w:pPr>
+              <w:spacing w:before="20" w:after="20"/>
+            </w:pPr>
             <w:r/>
             <w:r>
               <w:rPr>
@@ -2084,6 +2566,9 @@
             <w:tcW w:type="dxa" w:w="2163"/>
           </w:tcPr>
           <w:p>
+            <w:pPr>
+              <w:spacing w:before="20" w:after="20"/>
+            </w:pPr>
             <w:r/>
             <w:r>
               <w:rPr>
@@ -2099,6 +2584,9 @@
             <w:tcW w:type="dxa" w:w="2163"/>
           </w:tcPr>
           <w:p>
+            <w:pPr>
+              <w:spacing w:before="20" w:after="20"/>
+            </w:pPr>
             <w:r/>
             <w:r>
               <w:rPr>
@@ -2119,6 +2607,9 @@
             <w:tcW w:type="dxa" w:w="2163"/>
           </w:tcPr>
           <w:p>
+            <w:pPr>
+              <w:spacing w:before="20" w:after="20"/>
+            </w:pPr>
             <w:r/>
             <w:r>
               <w:rPr>
@@ -2134,6 +2625,9 @@
             <w:tcW w:type="dxa" w:w="2163"/>
           </w:tcPr>
           <w:p>
+            <w:pPr>
+              <w:spacing w:before="20" w:after="20"/>
+            </w:pPr>
             <w:r/>
             <w:r>
               <w:rPr>
@@ -2149,6 +2643,9 @@
             <w:tcW w:type="dxa" w:w="2163"/>
           </w:tcPr>
           <w:p>
+            <w:pPr>
+              <w:spacing w:before="20" w:after="20"/>
+            </w:pPr>
             <w:r/>
             <w:r>
               <w:rPr>
@@ -2164,6 +2661,9 @@
             <w:tcW w:type="dxa" w:w="2163"/>
           </w:tcPr>
           <w:p>
+            <w:pPr>
+              <w:spacing w:before="20" w:after="20"/>
+            </w:pPr>
             <w:r/>
             <w:r>
               <w:rPr>
@@ -2180,6 +2680,9 @@
             <w:tcW w:type="dxa" w:w="2163"/>
           </w:tcPr>
           <w:p>
+            <w:pPr>
+              <w:spacing w:before="20" w:after="20"/>
+            </w:pPr>
             <w:r/>
             <w:r>
               <w:rPr>
@@ -2196,6 +2699,9 @@
             <w:tcW w:type="dxa" w:w="2163"/>
           </w:tcPr>
           <w:p>
+            <w:pPr>
+              <w:spacing w:before="20" w:after="20"/>
+            </w:pPr>
             <w:r/>
             <w:r>
               <w:rPr>
@@ -2211,6 +2717,9 @@
             <w:tcW w:type="dxa" w:w="2163"/>
           </w:tcPr>
           <w:p>
+            <w:pPr>
+              <w:spacing w:before="20" w:after="20"/>
+            </w:pPr>
             <w:r/>
             <w:r>
               <w:rPr>
@@ -2231,6 +2740,9 @@
             <w:tcW w:type="dxa" w:w="2163"/>
           </w:tcPr>
           <w:p>
+            <w:pPr>
+              <w:spacing w:before="20" w:after="20"/>
+            </w:pPr>
             <w:r>
               <w:rPr>
                 <w:b/>
@@ -2251,6 +2763,9 @@
             <w:tcW w:type="dxa" w:w="2163"/>
           </w:tcPr>
           <w:p>
+            <w:pPr>
+              <w:spacing w:before="20" w:after="20"/>
+            </w:pPr>
             <w:r>
               <w:rPr>
                 <w:b/>
@@ -2271,6 +2786,9 @@
             <w:tcW w:type="dxa" w:w="2163"/>
           </w:tcPr>
           <w:p>
+            <w:pPr>
+              <w:spacing w:before="20" w:after="20"/>
+            </w:pPr>
             <w:r/>
             <w:r>
               <w:rPr>
@@ -2286,6 +2804,9 @@
             <w:tcW w:type="dxa" w:w="2163"/>
           </w:tcPr>
           <w:p>
+            <w:pPr>
+              <w:spacing w:before="20" w:after="20"/>
+            </w:pPr>
             <w:r/>
             <w:r>
               <w:rPr>
@@ -2302,6 +2823,9 @@
             <w:tcW w:type="dxa" w:w="2163"/>
           </w:tcPr>
           <w:p>
+            <w:pPr>
+              <w:spacing w:before="20" w:after="20"/>
+            </w:pPr>
             <w:r/>
             <w:r>
               <w:rPr>
@@ -2318,6 +2842,9 @@
             <w:tcW w:type="dxa" w:w="2163"/>
           </w:tcPr>
           <w:p>
+            <w:pPr>
+              <w:spacing w:before="20" w:after="20"/>
+            </w:pPr>
             <w:r/>
             <w:r>
               <w:rPr>
@@ -2333,6 +2860,9 @@
             <w:tcW w:type="dxa" w:w="2163"/>
           </w:tcPr>
           <w:p>
+            <w:pPr>
+              <w:spacing w:before="20" w:after="20"/>
+            </w:pPr>
             <w:r/>
             <w:r>
               <w:rPr>
@@ -2353,6 +2883,9 @@
             <w:tcW w:type="dxa" w:w="2163"/>
           </w:tcPr>
           <w:p>
+            <w:pPr>
+              <w:spacing w:before="20" w:after="20"/>
+            </w:pPr>
             <w:r/>
             <w:r>
               <w:rPr>
@@ -2368,6 +2901,9 @@
             <w:tcW w:type="dxa" w:w="2163"/>
           </w:tcPr>
           <w:p>
+            <w:pPr>
+              <w:spacing w:before="20" w:after="20"/>
+            </w:pPr>
             <w:r/>
             <w:r>
               <w:rPr>
@@ -2383,6 +2919,9 @@
             <w:tcW w:type="dxa" w:w="2163"/>
           </w:tcPr>
           <w:p>
+            <w:pPr>
+              <w:spacing w:before="20" w:after="20"/>
+            </w:pPr>
             <w:r/>
             <w:r>
               <w:rPr>
@@ -2398,6 +2937,9 @@
             <w:tcW w:type="dxa" w:w="2163"/>
           </w:tcPr>
           <w:p>
+            <w:pPr>
+              <w:spacing w:before="20" w:after="20"/>
+            </w:pPr>
             <w:r/>
             <w:r>
               <w:rPr>
@@ -2414,6 +2956,9 @@
             <w:tcW w:type="dxa" w:w="2163"/>
           </w:tcPr>
           <w:p>
+            <w:pPr>
+              <w:spacing w:before="20" w:after="20"/>
+            </w:pPr>
             <w:r/>
             <w:r>
               <w:rPr>
@@ -2430,6 +2975,9 @@
             <w:tcW w:type="dxa" w:w="2163"/>
           </w:tcPr>
           <w:p>
+            <w:pPr>
+              <w:spacing w:before="20" w:after="20"/>
+            </w:pPr>
             <w:r/>
             <w:r>
               <w:rPr>
@@ -2445,6 +2993,9 @@
             <w:tcW w:type="dxa" w:w="2163"/>
           </w:tcPr>
           <w:p>
+            <w:pPr>
+              <w:spacing w:before="20" w:after="20"/>
+            </w:pPr>
             <w:r/>
             <w:r>
               <w:rPr>
@@ -2465,6 +3016,9 @@
             <w:tcW w:type="dxa" w:w="2163"/>
           </w:tcPr>
           <w:p>
+            <w:pPr>
+              <w:spacing w:before="20" w:after="20"/>
+            </w:pPr>
             <w:r/>
             <w:r>
               <w:rPr>
@@ -2480,6 +3034,9 @@
             <w:tcW w:type="dxa" w:w="2163"/>
           </w:tcPr>
           <w:p>
+            <w:pPr>
+              <w:spacing w:before="20" w:after="20"/>
+            </w:pPr>
             <w:r/>
             <w:r>
               <w:rPr>
@@ -2495,6 +3052,9 @@
             <w:tcW w:type="dxa" w:w="2163"/>
           </w:tcPr>
           <w:p>
+            <w:pPr>
+              <w:spacing w:before="20" w:after="20"/>
+            </w:pPr>
             <w:r/>
             <w:r>
               <w:rPr>
@@ -2510,6 +3070,9 @@
             <w:tcW w:type="dxa" w:w="2163"/>
           </w:tcPr>
           <w:p>
+            <w:pPr>
+              <w:spacing w:before="20" w:after="20"/>
+            </w:pPr>
             <w:r/>
             <w:r>
               <w:rPr>
@@ -2526,6 +3089,9 @@
             <w:tcW w:type="dxa" w:w="2163"/>
           </w:tcPr>
           <w:p>
+            <w:pPr>
+              <w:spacing w:before="20" w:after="20"/>
+            </w:pPr>
             <w:r/>
             <w:r>
               <w:rPr>
@@ -2542,6 +3108,9 @@
             <w:tcW w:type="dxa" w:w="2163"/>
           </w:tcPr>
           <w:p>
+            <w:pPr>
+              <w:spacing w:before="20" w:after="20"/>
+            </w:pPr>
             <w:r/>
             <w:r>
               <w:rPr>
@@ -2557,6 +3126,9 @@
             <w:tcW w:type="dxa" w:w="2163"/>
           </w:tcPr>
           <w:p>
+            <w:pPr>
+              <w:spacing w:before="20" w:after="20"/>
+            </w:pPr>
             <w:r/>
             <w:r>
               <w:rPr>
@@ -2577,6 +3149,9 @@
             <w:tcW w:type="dxa" w:w="2163"/>
           </w:tcPr>
           <w:p>
+            <w:pPr>
+              <w:spacing w:before="20" w:after="20"/>
+            </w:pPr>
             <w:r/>
             <w:r>
               <w:rPr>
@@ -2592,6 +3167,9 @@
             <w:tcW w:type="dxa" w:w="2163"/>
           </w:tcPr>
           <w:p>
+            <w:pPr>
+              <w:spacing w:before="20" w:after="20"/>
+            </w:pPr>
             <w:r/>
             <w:r>
               <w:rPr>
@@ -2607,6 +3185,9 @@
             <w:tcW w:type="dxa" w:w="2163"/>
           </w:tcPr>
           <w:p>
+            <w:pPr>
+              <w:spacing w:before="20" w:after="20"/>
+            </w:pPr>
             <w:r/>
             <w:r>
               <w:rPr>
@@ -2622,6 +3203,9 @@
             <w:tcW w:type="dxa" w:w="2163"/>
           </w:tcPr>
           <w:p>
+            <w:pPr>
+              <w:spacing w:before="20" w:after="20"/>
+            </w:pPr>
             <w:r/>
             <w:r>
               <w:rPr>
@@ -2638,6 +3222,9 @@
             <w:tcW w:type="dxa" w:w="2163"/>
           </w:tcPr>
           <w:p>
+            <w:pPr>
+              <w:spacing w:before="20" w:after="20"/>
+            </w:pPr>
             <w:r/>
             <w:r>
               <w:rPr>
@@ -2654,6 +3241,9 @@
             <w:tcW w:type="dxa" w:w="2163"/>
           </w:tcPr>
           <w:p>
+            <w:pPr>
+              <w:spacing w:before="20" w:after="20"/>
+            </w:pPr>
             <w:r/>
             <w:r>
               <w:rPr>
@@ -2669,6 +3259,9 @@
             <w:tcW w:type="dxa" w:w="2163"/>
           </w:tcPr>
           <w:p>
+            <w:pPr>
+              <w:spacing w:before="20" w:after="20"/>
+            </w:pPr>
             <w:r/>
             <w:r>
               <w:rPr>
@@ -2689,6 +3282,9 @@
             <w:tcW w:type="dxa" w:w="2163"/>
           </w:tcPr>
           <w:p>
+            <w:pPr>
+              <w:spacing w:before="20" w:after="20"/>
+            </w:pPr>
             <w:r/>
             <w:r>
               <w:rPr>
@@ -2704,6 +3300,9 @@
             <w:tcW w:type="dxa" w:w="2163"/>
           </w:tcPr>
           <w:p>
+            <w:pPr>
+              <w:spacing w:before="20" w:after="20"/>
+            </w:pPr>
             <w:r/>
             <w:r>
               <w:rPr>
@@ -2719,6 +3318,9 @@
             <w:tcW w:type="dxa" w:w="2163"/>
           </w:tcPr>
           <w:p>
+            <w:pPr>
+              <w:spacing w:before="20" w:after="20"/>
+            </w:pPr>
             <w:r/>
             <w:r>
               <w:rPr>
@@ -2734,6 +3336,9 @@
             <w:tcW w:type="dxa" w:w="2163"/>
           </w:tcPr>
           <w:p>
+            <w:pPr>
+              <w:spacing w:before="20" w:after="20"/>
+            </w:pPr>
             <w:r/>
             <w:r>
               <w:rPr>
@@ -2750,6 +3355,9 @@
             <w:tcW w:type="dxa" w:w="2163"/>
           </w:tcPr>
           <w:p>
+            <w:pPr>
+              <w:spacing w:before="20" w:after="20"/>
+            </w:pPr>
             <w:r/>
             <w:r>
               <w:rPr>
@@ -2766,6 +3374,9 @@
             <w:tcW w:type="dxa" w:w="2163"/>
           </w:tcPr>
           <w:p>
+            <w:pPr>
+              <w:spacing w:before="20" w:after="20"/>
+            </w:pPr>
             <w:r/>
             <w:r>
               <w:rPr>
@@ -2781,6 +3392,9 @@
             <w:tcW w:type="dxa" w:w="2163"/>
           </w:tcPr>
           <w:p>
+            <w:pPr>
+              <w:spacing w:before="20" w:after="20"/>
+            </w:pPr>
             <w:r/>
             <w:r>
               <w:rPr>
@@ -2801,6 +3415,9 @@
             <w:tcW w:type="dxa" w:w="2163"/>
           </w:tcPr>
           <w:p>
+            <w:pPr>
+              <w:spacing w:before="20" w:after="20"/>
+            </w:pPr>
             <w:r>
               <w:rPr>
                 <w:b/>
@@ -2821,6 +3438,9 @@
             <w:tcW w:type="dxa" w:w="2163"/>
           </w:tcPr>
           <w:p>
+            <w:pPr>
+              <w:spacing w:before="20" w:after="20"/>
+            </w:pPr>
             <w:r>
               <w:rPr>
                 <w:b/>
@@ -2841,6 +3461,9 @@
             <w:tcW w:type="dxa" w:w="2163"/>
           </w:tcPr>
           <w:p>
+            <w:pPr>
+              <w:spacing w:before="20" w:after="20"/>
+            </w:pPr>
             <w:r/>
             <w:r>
               <w:rPr>
@@ -2856,6 +3479,9 @@
             <w:tcW w:type="dxa" w:w="2163"/>
           </w:tcPr>
           <w:p>
+            <w:pPr>
+              <w:spacing w:before="20" w:after="20"/>
+            </w:pPr>
             <w:r/>
             <w:r>
               <w:rPr>
@@ -2872,6 +3498,9 @@
             <w:tcW w:type="dxa" w:w="2163"/>
           </w:tcPr>
           <w:p>
+            <w:pPr>
+              <w:spacing w:before="20" w:after="20"/>
+            </w:pPr>
             <w:r/>
             <w:r>
               <w:rPr>
@@ -2888,6 +3517,9 @@
             <w:tcW w:type="dxa" w:w="2163"/>
           </w:tcPr>
           <w:p>
+            <w:pPr>
+              <w:spacing w:before="20" w:after="20"/>
+            </w:pPr>
             <w:r/>
             <w:r>
               <w:rPr>
@@ -2903,6 +3535,9 @@
             <w:tcW w:type="dxa" w:w="2163"/>
           </w:tcPr>
           <w:p>
+            <w:pPr>
+              <w:spacing w:before="20" w:after="20"/>
+            </w:pPr>
             <w:r/>
             <w:r>
               <w:rPr>
@@ -2923,6 +3558,9 @@
             <w:tcW w:type="dxa" w:w="2163"/>
           </w:tcPr>
           <w:p>
+            <w:pPr>
+              <w:spacing w:before="20" w:after="20"/>
+            </w:pPr>
             <w:r/>
             <w:r>
               <w:rPr>
@@ -2938,6 +3576,9 @@
             <w:tcW w:type="dxa" w:w="2163"/>
           </w:tcPr>
           <w:p>
+            <w:pPr>
+              <w:spacing w:before="20" w:after="20"/>
+            </w:pPr>
             <w:r/>
             <w:r>
               <w:rPr>
@@ -2953,6 +3594,9 @@
             <w:tcW w:type="dxa" w:w="2163"/>
           </w:tcPr>
           <w:p>
+            <w:pPr>
+              <w:spacing w:before="20" w:after="20"/>
+            </w:pPr>
             <w:r/>
             <w:r>
               <w:rPr>
@@ -2968,6 +3612,9 @@
             <w:tcW w:type="dxa" w:w="2163"/>
           </w:tcPr>
           <w:p>
+            <w:pPr>
+              <w:spacing w:before="20" w:after="20"/>
+            </w:pPr>
             <w:r/>
             <w:r>
               <w:rPr>
@@ -2984,6 +3631,9 @@
             <w:tcW w:type="dxa" w:w="2163"/>
           </w:tcPr>
           <w:p>
+            <w:pPr>
+              <w:spacing w:before="20" w:after="20"/>
+            </w:pPr>
             <w:r/>
             <w:r>
               <w:rPr>
@@ -3000,6 +3650,9 @@
             <w:tcW w:type="dxa" w:w="2163"/>
           </w:tcPr>
           <w:p>
+            <w:pPr>
+              <w:spacing w:before="20" w:after="20"/>
+            </w:pPr>
             <w:r/>
             <w:r>
               <w:rPr>
@@ -3015,6 +3668,9 @@
             <w:tcW w:type="dxa" w:w="2163"/>
           </w:tcPr>
           <w:p>
+            <w:pPr>
+              <w:spacing w:before="20" w:after="20"/>
+            </w:pPr>
             <w:r/>
             <w:r>
               <w:rPr>
@@ -3035,6 +3691,9 @@
             <w:tcW w:type="dxa" w:w="2163"/>
           </w:tcPr>
           <w:p>
+            <w:pPr>
+              <w:spacing w:before="20" w:after="20"/>
+            </w:pPr>
             <w:r/>
             <w:r>
               <w:rPr>
@@ -3050,6 +3709,9 @@
             <w:tcW w:type="dxa" w:w="2163"/>
           </w:tcPr>
           <w:p>
+            <w:pPr>
+              <w:spacing w:before="20" w:after="20"/>
+            </w:pPr>
             <w:r/>
             <w:r>
               <w:rPr>
@@ -3065,6 +3727,9 @@
             <w:tcW w:type="dxa" w:w="2163"/>
           </w:tcPr>
           <w:p>
+            <w:pPr>
+              <w:spacing w:before="20" w:after="20"/>
+            </w:pPr>
             <w:r/>
             <w:r>
               <w:rPr>
@@ -3080,6 +3745,9 @@
             <w:tcW w:type="dxa" w:w="2163"/>
           </w:tcPr>
           <w:p>
+            <w:pPr>
+              <w:spacing w:before="20" w:after="20"/>
+            </w:pPr>
             <w:r/>
             <w:r>
               <w:rPr>
@@ -3096,6 +3764,9 @@
             <w:tcW w:type="dxa" w:w="2163"/>
           </w:tcPr>
           <w:p>
+            <w:pPr>
+              <w:spacing w:before="20" w:after="20"/>
+            </w:pPr>
             <w:r/>
             <w:r>
               <w:rPr>
@@ -3112,6 +3783,9 @@
             <w:tcW w:type="dxa" w:w="2163"/>
           </w:tcPr>
           <w:p>
+            <w:pPr>
+              <w:spacing w:before="20" w:after="20"/>
+            </w:pPr>
             <w:r/>
             <w:r>
               <w:rPr>
@@ -3127,6 +3801,9 @@
             <w:tcW w:type="dxa" w:w="2163"/>
           </w:tcPr>
           <w:p>
+            <w:pPr>
+              <w:spacing w:before="20" w:after="20"/>
+            </w:pPr>
             <w:r/>
             <w:r>
               <w:rPr>
@@ -3147,6 +3824,9 @@
             <w:tcW w:type="dxa" w:w="2163"/>
           </w:tcPr>
           <w:p>
+            <w:pPr>
+              <w:spacing w:before="20" w:after="20"/>
+            </w:pPr>
             <w:r/>
             <w:r>
               <w:rPr>
@@ -3162,6 +3842,9 @@
             <w:tcW w:type="dxa" w:w="2163"/>
           </w:tcPr>
           <w:p>
+            <w:pPr>
+              <w:spacing w:before="20" w:after="20"/>
+            </w:pPr>
             <w:r/>
             <w:r>
               <w:rPr>
@@ -3177,6 +3860,9 @@
             <w:tcW w:type="dxa" w:w="2163"/>
           </w:tcPr>
           <w:p>
+            <w:pPr>
+              <w:spacing w:before="20" w:after="20"/>
+            </w:pPr>
             <w:r/>
             <w:r>
               <w:rPr>
@@ -3192,6 +3878,9 @@
             <w:tcW w:type="dxa" w:w="2163"/>
           </w:tcPr>
           <w:p>
+            <w:pPr>
+              <w:spacing w:before="20" w:after="20"/>
+            </w:pPr>
             <w:r/>
             <w:r>
               <w:rPr>
@@ -3208,6 +3897,9 @@
             <w:tcW w:type="dxa" w:w="2163"/>
           </w:tcPr>
           <w:p>
+            <w:pPr>
+              <w:spacing w:before="20" w:after="20"/>
+            </w:pPr>
             <w:r/>
             <w:r>
               <w:rPr>
@@ -3224,6 +3916,9 @@
             <w:tcW w:type="dxa" w:w="2163"/>
           </w:tcPr>
           <w:p>
+            <w:pPr>
+              <w:spacing w:before="20" w:after="20"/>
+            </w:pPr>
             <w:r/>
             <w:r>
               <w:rPr>
@@ -3239,6 +3934,9 @@
             <w:tcW w:type="dxa" w:w="2163"/>
           </w:tcPr>
           <w:p>
+            <w:pPr>
+              <w:spacing w:before="20" w:after="20"/>
+            </w:pPr>
             <w:r/>
             <w:r>
               <w:rPr>
@@ -3259,6 +3957,9 @@
             <w:tcW w:type="dxa" w:w="2163"/>
           </w:tcPr>
           <w:p>
+            <w:pPr>
+              <w:spacing w:before="20" w:after="20"/>
+            </w:pPr>
             <w:r/>
             <w:r>
               <w:rPr>
@@ -3274,6 +3975,9 @@
             <w:tcW w:type="dxa" w:w="2163"/>
           </w:tcPr>
           <w:p>
+            <w:pPr>
+              <w:spacing w:before="20" w:after="20"/>
+            </w:pPr>
             <w:r/>
             <w:r>
               <w:rPr>
@@ -3289,6 +3993,9 @@
             <w:tcW w:type="dxa" w:w="2163"/>
           </w:tcPr>
           <w:p>
+            <w:pPr>
+              <w:spacing w:before="20" w:after="20"/>
+            </w:pPr>
             <w:r/>
             <w:r>
               <w:rPr>
@@ -3304,6 +4011,9 @@
             <w:tcW w:type="dxa" w:w="2163"/>
           </w:tcPr>
           <w:p>
+            <w:pPr>
+              <w:spacing w:before="20" w:after="20"/>
+            </w:pPr>
             <w:r/>
             <w:r>
               <w:rPr>
@@ -3320,6 +4030,9 @@
             <w:tcW w:type="dxa" w:w="2163"/>
           </w:tcPr>
           <w:p>
+            <w:pPr>
+              <w:spacing w:before="20" w:after="20"/>
+            </w:pPr>
             <w:r/>
             <w:r>
               <w:rPr>
@@ -3336,6 +4049,9 @@
             <w:tcW w:type="dxa" w:w="2163"/>
           </w:tcPr>
           <w:p>
+            <w:pPr>
+              <w:spacing w:before="20" w:after="20"/>
+            </w:pPr>
             <w:r/>
             <w:r>
               <w:rPr>
@@ -3351,6 +4067,9 @@
             <w:tcW w:type="dxa" w:w="2163"/>
           </w:tcPr>
           <w:p>
+            <w:pPr>
+              <w:spacing w:before="20" w:after="20"/>
+            </w:pPr>
             <w:r/>
             <w:r>
               <w:rPr>

--- a/docx/fr/BUFR_TableD_fr_00.docx
+++ b/docx/fr/BUFR_TableD_fr_00.docx
@@ -15,6 +15,2963 @@
         <w:t>Catégorie 00 : Séquence correspondant aux entrées des tables du code BUFR</w:t>
       </w:r>
     </w:p>
+    <w:p>
+      <w:r>
+        <w:rPr>
+          <w:rFonts w:ascii="Verdana" w:hAnsi="Verdana"/>
+          <w:b/>
+          <w:sz w:val="18"/>
+        </w:rPr>
+        <w:t>3 00 002</w:t>
+      </w:r>
+    </w:p>
+    <w:tbl>
+      <w:tblPr>
+        <w:tblStyle w:val="TableGrid"/>
+        <w:tblW w:type="auto" w:w="0"/>
+        <w:jc w:val="left"/>
+        <w:tblLook w:firstColumn="1" w:firstRow="1" w:lastColumn="0" w:lastRow="0" w:noHBand="0" w:noVBand="1" w:val="04A0"/>
+        <w:tblBorders>
+          <w:top w:val="single" w:sz="4" w:space="0" w:color="595959"/>
+          <w:left w:val="single" w:sz="4" w:space="0" w:color="595959"/>
+          <w:bottom w:val="single" w:sz="4" w:space="0" w:color="595959"/>
+          <w:right w:val="single" w:sz="4" w:space="0" w:color="595959"/>
+          <w:insideH w:val="single" w:sz="4" w:space="0" w:color="595959"/>
+          <w:insideV w:val="single" w:sz="4" w:space="0" w:color="595959"/>
+        </w:tblBorders>
+        <w:tblCellMar>
+          <w:top w:w="85" w:type="dxa"/>
+          <w:left w:w="85" w:type="dxa"/>
+          <w:bottom w:w="85" w:type="dxa"/>
+          <w:right w:w="85" w:type="dxa"/>
+        </w:tblCellMar>
+      </w:tblPr>
+      <w:tblGrid>
+        <w:gridCol w:w="3784"/>
+        <w:gridCol w:w="3784"/>
+        <w:gridCol w:w="3784"/>
+        <w:gridCol w:w="3784"/>
+      </w:tblGrid>
+      <w:tr>
+        <w:trPr>
+          <w:tblHeader/>
+        </w:trPr>
+        <w:tc>
+          <w:tcPr>
+            <w:tcW w:type="dxa" w:w="3784"/>
+            <w:shd w:val="clear" w:color="auto" w:fill="D9D9D9"/>
+          </w:tcPr>
+          <w:p>
+            <w:pPr>
+              <w:spacing w:before="20" w:after="20"/>
+            </w:pPr>
+            <w:r/>
+            <w:r>
+              <w:rPr>
+                <w:rFonts w:ascii="Verdana" w:hAnsi="Verdana"/>
+                <w:b w:val="0"/>
+                <w:sz w:val="16"/>
+              </w:rPr>
+              <w:t>SÉQUENCE DE DESCRIPTEURS</w:t>
+            </w:r>
+          </w:p>
+        </w:tc>
+        <w:tc>
+          <w:tcPr>
+            <w:tcW w:type="dxa" w:w="3784"/>
+            <w:shd w:val="clear" w:color="auto" w:fill="D9D9D9"/>
+          </w:tcPr>
+          <w:p>
+            <w:pPr>
+              <w:spacing w:before="20" w:after="20"/>
+            </w:pPr>
+            <w:r/>
+            <w:r>
+              <w:rPr>
+                <w:rFonts w:ascii="Verdana" w:hAnsi="Verdana"/>
+                <w:b w:val="0"/>
+                <w:sz w:val="16"/>
+              </w:rPr>
+              <w:t>NOM DE L'ÉLÉMENT</w:t>
+            </w:r>
+          </w:p>
+        </w:tc>
+        <w:tc>
+          <w:tcPr>
+            <w:tcW w:type="dxa" w:w="3784"/>
+            <w:shd w:val="clear" w:color="auto" w:fill="D9D9D9"/>
+          </w:tcPr>
+          <w:p>
+            <w:pPr>
+              <w:spacing w:before="20" w:after="20"/>
+            </w:pPr>
+            <w:r/>
+            <w:r>
+              <w:rPr>
+                <w:rFonts w:ascii="Verdana" w:hAnsi="Verdana"/>
+                <w:b w:val="0"/>
+                <w:sz w:val="16"/>
+              </w:rPr>
+              <w:t>DESCRIPTION DE L'ÉLÉMENT</w:t>
+            </w:r>
+          </w:p>
+        </w:tc>
+        <w:tc>
+          <w:tcPr>
+            <w:tcW w:type="dxa" w:w="3784"/>
+            <w:shd w:val="clear" w:color="auto" w:fill="D9D9D9"/>
+          </w:tcPr>
+          <w:p>
+            <w:pPr>
+              <w:spacing w:before="20" w:after="20"/>
+            </w:pPr>
+            <w:r/>
+            <w:r>
+              <w:rPr>
+                <w:rFonts w:ascii="Verdana" w:hAnsi="Verdana"/>
+                <w:b w:val="0"/>
+                <w:sz w:val="16"/>
+              </w:rPr>
+              <w:t>NOTE</w:t>
+            </w:r>
+          </w:p>
+        </w:tc>
+      </w:tr>
+      <w:tr>
+        <w:trPr>
+          <w:cantSplit/>
+        </w:trPr>
+        <w:tc>
+          <w:tcPr>
+            <w:tcW w:type="dxa" w:w="3784"/>
+          </w:tcPr>
+          <w:p>
+            <w:pPr>
+              <w:spacing w:before="20" w:after="20"/>
+            </w:pPr>
+            <w:r/>
+            <w:r>
+              <w:rPr>
+                <w:rFonts w:ascii="Verdana" w:hAnsi="Verdana"/>
+                <w:b w:val="0"/>
+                <w:sz w:val="16"/>
+              </w:rPr>
+              <w:t>0 00 002</w:t>
+            </w:r>
+          </w:p>
+        </w:tc>
+        <w:tc>
+          <w:tcPr>
+            <w:tcW w:type="dxa" w:w="3784"/>
+          </w:tcPr>
+          <w:p>
+            <w:pPr>
+              <w:spacing w:before="20" w:after="20"/>
+            </w:pPr>
+            <w:r/>
+            <w:r>
+              <w:rPr>
+                <w:rFonts w:ascii="Verdana" w:hAnsi="Verdana"/>
+                <w:b w:val="0"/>
+                <w:sz w:val="16"/>
+              </w:rPr>
+              <w:t>Table A: description de la catégorie de données, ligne 1</w:t>
+            </w:r>
+          </w:p>
+        </w:tc>
+        <w:tc>
+          <w:tcPr>
+            <w:tcW w:type="dxa" w:w="3784"/>
+          </w:tcPr>
+          <w:p>
+            <w:pPr>
+              <w:spacing w:before="20" w:after="20"/>
+            </w:pPr>
+            <w:r/>
+            <w:r>
+              <w:rPr>
+                <w:rFonts w:ascii="Verdana" w:hAnsi="Verdana"/>
+                <w:b w:val="0"/>
+                <w:sz w:val="16"/>
+              </w:rPr>
+            </w:r>
+          </w:p>
+        </w:tc>
+        <w:tc>
+          <w:tcPr>
+            <w:tcW w:type="dxa" w:w="3784"/>
+          </w:tcPr>
+          <w:p>
+            <w:pPr>
+              <w:spacing w:before="20" w:after="20"/>
+            </w:pPr>
+            <w:r/>
+            <w:r>
+              <w:rPr>
+                <w:rFonts w:ascii="Verdana" w:hAnsi="Verdana"/>
+                <w:b w:val="0"/>
+                <w:sz w:val="16"/>
+              </w:rPr>
+            </w:r>
+          </w:p>
+        </w:tc>
+      </w:tr>
+      <w:tr>
+        <w:trPr>
+          <w:cantSplit/>
+        </w:trPr>
+        <w:tc>
+          <w:tcPr>
+            <w:tcW w:type="dxa" w:w="3784"/>
+          </w:tcPr>
+          <w:p>
+            <w:pPr>
+              <w:spacing w:before="20" w:after="20"/>
+            </w:pPr>
+            <w:r/>
+            <w:r>
+              <w:rPr>
+                <w:rFonts w:ascii="Verdana" w:hAnsi="Verdana"/>
+                <w:b w:val="0"/>
+                <w:sz w:val="16"/>
+              </w:rPr>
+              <w:t>0 00 003</w:t>
+            </w:r>
+          </w:p>
+        </w:tc>
+        <w:tc>
+          <w:tcPr>
+            <w:tcW w:type="dxa" w:w="3784"/>
+          </w:tcPr>
+          <w:p>
+            <w:pPr>
+              <w:spacing w:before="20" w:after="20"/>
+            </w:pPr>
+            <w:r/>
+            <w:r>
+              <w:rPr>
+                <w:rFonts w:ascii="Verdana" w:hAnsi="Verdana"/>
+                <w:b w:val="0"/>
+                <w:sz w:val="16"/>
+              </w:rPr>
+              <w:t>Table A: description de la catégorie de données, ligne 2</w:t>
+            </w:r>
+          </w:p>
+        </w:tc>
+        <w:tc>
+          <w:tcPr>
+            <w:tcW w:type="dxa" w:w="3784"/>
+          </w:tcPr>
+          <w:p>
+            <w:pPr>
+              <w:spacing w:before="20" w:after="20"/>
+            </w:pPr>
+            <w:r/>
+            <w:r>
+              <w:rPr>
+                <w:rFonts w:ascii="Verdana" w:hAnsi="Verdana"/>
+                <w:b w:val="0"/>
+                <w:sz w:val="16"/>
+              </w:rPr>
+            </w:r>
+          </w:p>
+        </w:tc>
+        <w:tc>
+          <w:tcPr>
+            <w:tcW w:type="dxa" w:w="3784"/>
+          </w:tcPr>
+          <w:p>
+            <w:pPr>
+              <w:spacing w:before="20" w:after="20"/>
+            </w:pPr>
+            <w:r/>
+            <w:r>
+              <w:rPr>
+                <w:rFonts w:ascii="Verdana" w:hAnsi="Verdana"/>
+                <w:b w:val="0"/>
+                <w:sz w:val="16"/>
+              </w:rPr>
+            </w:r>
+          </w:p>
+        </w:tc>
+      </w:tr>
+    </w:tbl>
+    <w:p/>
+    <w:p>
+      <w:r>
+        <w:rPr>
+          <w:rFonts w:ascii="Verdana" w:hAnsi="Verdana"/>
+          <w:b/>
+          <w:sz w:val="18"/>
+        </w:rPr>
+        <w:t>3 00 003 (Descripteurs F, X, Y à ajouter ou à définir)</w:t>
+      </w:r>
+    </w:p>
+    <w:tbl>
+      <w:tblPr>
+        <w:tblStyle w:val="TableGrid"/>
+        <w:tblW w:type="auto" w:w="0"/>
+        <w:jc w:val="left"/>
+        <w:tblLook w:firstColumn="1" w:firstRow="1" w:lastColumn="0" w:lastRow="0" w:noHBand="0" w:noVBand="1" w:val="04A0"/>
+        <w:tblBorders>
+          <w:top w:val="single" w:sz="4" w:space="0" w:color="595959"/>
+          <w:left w:val="single" w:sz="4" w:space="0" w:color="595959"/>
+          <w:bottom w:val="single" w:sz="4" w:space="0" w:color="595959"/>
+          <w:right w:val="single" w:sz="4" w:space="0" w:color="595959"/>
+          <w:insideH w:val="single" w:sz="4" w:space="0" w:color="595959"/>
+          <w:insideV w:val="single" w:sz="4" w:space="0" w:color="595959"/>
+        </w:tblBorders>
+        <w:tblCellMar>
+          <w:top w:w="85" w:type="dxa"/>
+          <w:left w:w="85" w:type="dxa"/>
+          <w:bottom w:w="85" w:type="dxa"/>
+          <w:right w:w="85" w:type="dxa"/>
+        </w:tblCellMar>
+      </w:tblPr>
+      <w:tblGrid>
+        <w:gridCol w:w="3784"/>
+        <w:gridCol w:w="3784"/>
+        <w:gridCol w:w="3784"/>
+        <w:gridCol w:w="3784"/>
+      </w:tblGrid>
+      <w:tr>
+        <w:trPr>
+          <w:tblHeader/>
+        </w:trPr>
+        <w:tc>
+          <w:tcPr>
+            <w:tcW w:type="dxa" w:w="3784"/>
+            <w:shd w:val="clear" w:color="auto" w:fill="D9D9D9"/>
+          </w:tcPr>
+          <w:p>
+            <w:pPr>
+              <w:spacing w:before="20" w:after="20"/>
+            </w:pPr>
+            <w:r/>
+            <w:r>
+              <w:rPr>
+                <w:rFonts w:ascii="Verdana" w:hAnsi="Verdana"/>
+                <w:b w:val="0"/>
+                <w:sz w:val="16"/>
+              </w:rPr>
+              <w:t>SÉQUENCE DE DESCRIPTEURS</w:t>
+            </w:r>
+          </w:p>
+        </w:tc>
+        <w:tc>
+          <w:tcPr>
+            <w:tcW w:type="dxa" w:w="3784"/>
+            <w:shd w:val="clear" w:color="auto" w:fill="D9D9D9"/>
+          </w:tcPr>
+          <w:p>
+            <w:pPr>
+              <w:spacing w:before="20" w:after="20"/>
+            </w:pPr>
+            <w:r/>
+            <w:r>
+              <w:rPr>
+                <w:rFonts w:ascii="Verdana" w:hAnsi="Verdana"/>
+                <w:b w:val="0"/>
+                <w:sz w:val="16"/>
+              </w:rPr>
+              <w:t>NOM DE L'ÉLÉMENT</w:t>
+            </w:r>
+          </w:p>
+        </w:tc>
+        <w:tc>
+          <w:tcPr>
+            <w:tcW w:type="dxa" w:w="3784"/>
+            <w:shd w:val="clear" w:color="auto" w:fill="D9D9D9"/>
+          </w:tcPr>
+          <w:p>
+            <w:pPr>
+              <w:spacing w:before="20" w:after="20"/>
+            </w:pPr>
+            <w:r/>
+            <w:r>
+              <w:rPr>
+                <w:rFonts w:ascii="Verdana" w:hAnsi="Verdana"/>
+                <w:b w:val="0"/>
+                <w:sz w:val="16"/>
+              </w:rPr>
+              <w:t>DESCRIPTION DE L'ÉLÉMENT</w:t>
+            </w:r>
+          </w:p>
+        </w:tc>
+        <w:tc>
+          <w:tcPr>
+            <w:tcW w:type="dxa" w:w="3784"/>
+            <w:shd w:val="clear" w:color="auto" w:fill="D9D9D9"/>
+          </w:tcPr>
+          <w:p>
+            <w:pPr>
+              <w:spacing w:before="20" w:after="20"/>
+            </w:pPr>
+            <w:r/>
+            <w:r>
+              <w:rPr>
+                <w:rFonts w:ascii="Verdana" w:hAnsi="Verdana"/>
+                <w:b w:val="0"/>
+                <w:sz w:val="16"/>
+              </w:rPr>
+              <w:t>NOTE</w:t>
+            </w:r>
+          </w:p>
+        </w:tc>
+      </w:tr>
+      <w:tr>
+        <w:trPr>
+          <w:cantSplit/>
+        </w:trPr>
+        <w:tc>
+          <w:tcPr>
+            <w:tcW w:type="dxa" w:w="3784"/>
+          </w:tcPr>
+          <w:p>
+            <w:pPr>
+              <w:spacing w:before="20" w:after="20"/>
+            </w:pPr>
+            <w:r/>
+            <w:r>
+              <w:rPr>
+                <w:rFonts w:ascii="Verdana" w:hAnsi="Verdana"/>
+                <w:b w:val="0"/>
+                <w:sz w:val="16"/>
+              </w:rPr>
+              <w:t>0 00 010</w:t>
+            </w:r>
+          </w:p>
+        </w:tc>
+        <w:tc>
+          <w:tcPr>
+            <w:tcW w:type="dxa" w:w="3784"/>
+          </w:tcPr>
+          <w:p>
+            <w:pPr>
+              <w:spacing w:before="20" w:after="20"/>
+            </w:pPr>
+            <w:r/>
+            <w:r>
+              <w:rPr>
+                <w:rFonts w:ascii="Verdana" w:hAnsi="Verdana"/>
+                <w:b w:val="0"/>
+                <w:sz w:val="16"/>
+              </w:rPr>
+              <w:t>Descripteur F à ajouter ou à définir</w:t>
+            </w:r>
+          </w:p>
+        </w:tc>
+        <w:tc>
+          <w:tcPr>
+            <w:tcW w:type="dxa" w:w="3784"/>
+          </w:tcPr>
+          <w:p>
+            <w:pPr>
+              <w:spacing w:before="20" w:after="20"/>
+            </w:pPr>
+            <w:r/>
+            <w:r>
+              <w:rPr>
+                <w:rFonts w:ascii="Verdana" w:hAnsi="Verdana"/>
+                <w:b w:val="0"/>
+                <w:sz w:val="16"/>
+              </w:rPr>
+            </w:r>
+          </w:p>
+        </w:tc>
+        <w:tc>
+          <w:tcPr>
+            <w:tcW w:type="dxa" w:w="3784"/>
+          </w:tcPr>
+          <w:p>
+            <w:pPr>
+              <w:spacing w:before="20" w:after="20"/>
+            </w:pPr>
+            <w:r/>
+            <w:r>
+              <w:rPr>
+                <w:rFonts w:ascii="Verdana" w:hAnsi="Verdana"/>
+                <w:b w:val="0"/>
+                <w:sz w:val="16"/>
+              </w:rPr>
+            </w:r>
+          </w:p>
+        </w:tc>
+      </w:tr>
+      <w:tr>
+        <w:trPr>
+          <w:cantSplit/>
+        </w:trPr>
+        <w:tc>
+          <w:tcPr>
+            <w:tcW w:type="dxa" w:w="3784"/>
+          </w:tcPr>
+          <w:p>
+            <w:pPr>
+              <w:spacing w:before="20" w:after="20"/>
+            </w:pPr>
+            <w:r/>
+            <w:r>
+              <w:rPr>
+                <w:rFonts w:ascii="Verdana" w:hAnsi="Verdana"/>
+                <w:b w:val="0"/>
+                <w:sz w:val="16"/>
+              </w:rPr>
+              <w:t>0 00 011</w:t>
+            </w:r>
+          </w:p>
+        </w:tc>
+        <w:tc>
+          <w:tcPr>
+            <w:tcW w:type="dxa" w:w="3784"/>
+          </w:tcPr>
+          <w:p>
+            <w:pPr>
+              <w:spacing w:before="20" w:after="20"/>
+            </w:pPr>
+            <w:r/>
+            <w:r>
+              <w:rPr>
+                <w:rFonts w:ascii="Verdana" w:hAnsi="Verdana"/>
+                <w:b w:val="0"/>
+                <w:sz w:val="16"/>
+              </w:rPr>
+              <w:t>Descripteur X à ajouter ou à définir</w:t>
+            </w:r>
+          </w:p>
+        </w:tc>
+        <w:tc>
+          <w:tcPr>
+            <w:tcW w:type="dxa" w:w="3784"/>
+          </w:tcPr>
+          <w:p>
+            <w:pPr>
+              <w:spacing w:before="20" w:after="20"/>
+            </w:pPr>
+            <w:r/>
+            <w:r>
+              <w:rPr>
+                <w:rFonts w:ascii="Verdana" w:hAnsi="Verdana"/>
+                <w:b w:val="0"/>
+                <w:sz w:val="16"/>
+              </w:rPr>
+            </w:r>
+          </w:p>
+        </w:tc>
+        <w:tc>
+          <w:tcPr>
+            <w:tcW w:type="dxa" w:w="3784"/>
+          </w:tcPr>
+          <w:p>
+            <w:pPr>
+              <w:spacing w:before="20" w:after="20"/>
+            </w:pPr>
+            <w:r/>
+            <w:r>
+              <w:rPr>
+                <w:rFonts w:ascii="Verdana" w:hAnsi="Verdana"/>
+                <w:b w:val="0"/>
+                <w:sz w:val="16"/>
+              </w:rPr>
+            </w:r>
+          </w:p>
+        </w:tc>
+      </w:tr>
+      <w:tr>
+        <w:trPr>
+          <w:cantSplit/>
+        </w:trPr>
+        <w:tc>
+          <w:tcPr>
+            <w:tcW w:type="dxa" w:w="3784"/>
+          </w:tcPr>
+          <w:p>
+            <w:pPr>
+              <w:spacing w:before="20" w:after="20"/>
+            </w:pPr>
+            <w:r/>
+            <w:r>
+              <w:rPr>
+                <w:rFonts w:ascii="Verdana" w:hAnsi="Verdana"/>
+                <w:b w:val="0"/>
+                <w:sz w:val="16"/>
+              </w:rPr>
+              <w:t>0 00 012</w:t>
+            </w:r>
+          </w:p>
+        </w:tc>
+        <w:tc>
+          <w:tcPr>
+            <w:tcW w:type="dxa" w:w="3784"/>
+          </w:tcPr>
+          <w:p>
+            <w:pPr>
+              <w:spacing w:before="20" w:after="20"/>
+            </w:pPr>
+            <w:r/>
+            <w:r>
+              <w:rPr>
+                <w:rFonts w:ascii="Verdana" w:hAnsi="Verdana"/>
+                <w:b w:val="0"/>
+                <w:sz w:val="16"/>
+              </w:rPr>
+              <w:t>Descripteur Y à ajouter ou à définir</w:t>
+            </w:r>
+          </w:p>
+        </w:tc>
+        <w:tc>
+          <w:tcPr>
+            <w:tcW w:type="dxa" w:w="3784"/>
+          </w:tcPr>
+          <w:p>
+            <w:pPr>
+              <w:spacing w:before="20" w:after="20"/>
+            </w:pPr>
+            <w:r/>
+            <w:r>
+              <w:rPr>
+                <w:rFonts w:ascii="Verdana" w:hAnsi="Verdana"/>
+                <w:b w:val="0"/>
+                <w:sz w:val="16"/>
+              </w:rPr>
+            </w:r>
+          </w:p>
+        </w:tc>
+        <w:tc>
+          <w:tcPr>
+            <w:tcW w:type="dxa" w:w="3784"/>
+          </w:tcPr>
+          <w:p>
+            <w:pPr>
+              <w:spacing w:before="20" w:after="20"/>
+            </w:pPr>
+            <w:r/>
+            <w:r>
+              <w:rPr>
+                <w:rFonts w:ascii="Verdana" w:hAnsi="Verdana"/>
+                <w:b w:val="0"/>
+                <w:sz w:val="16"/>
+              </w:rPr>
+            </w:r>
+          </w:p>
+        </w:tc>
+      </w:tr>
+    </w:tbl>
+    <w:p/>
+    <w:p>
+      <w:r>
+        <w:rPr>
+          <w:rFonts w:ascii="Verdana" w:hAnsi="Verdana"/>
+          <w:b/>
+          <w:sz w:val="18"/>
+        </w:rPr>
+        <w:t>3 00 004</w:t>
+      </w:r>
+    </w:p>
+    <w:tbl>
+      <w:tblPr>
+        <w:tblStyle w:val="TableGrid"/>
+        <w:tblW w:type="auto" w:w="0"/>
+        <w:jc w:val="left"/>
+        <w:tblLook w:firstColumn="1" w:firstRow="1" w:lastColumn="0" w:lastRow="0" w:noHBand="0" w:noVBand="1" w:val="04A0"/>
+        <w:tblBorders>
+          <w:top w:val="single" w:sz="4" w:space="0" w:color="595959"/>
+          <w:left w:val="single" w:sz="4" w:space="0" w:color="595959"/>
+          <w:bottom w:val="single" w:sz="4" w:space="0" w:color="595959"/>
+          <w:right w:val="single" w:sz="4" w:space="0" w:color="595959"/>
+          <w:insideH w:val="single" w:sz="4" w:space="0" w:color="595959"/>
+          <w:insideV w:val="single" w:sz="4" w:space="0" w:color="595959"/>
+        </w:tblBorders>
+        <w:tblCellMar>
+          <w:top w:w="85" w:type="dxa"/>
+          <w:left w:w="85" w:type="dxa"/>
+          <w:bottom w:w="85" w:type="dxa"/>
+          <w:right w:w="85" w:type="dxa"/>
+        </w:tblCellMar>
+      </w:tblPr>
+      <w:tblGrid>
+        <w:gridCol w:w="3784"/>
+        <w:gridCol w:w="3784"/>
+        <w:gridCol w:w="3784"/>
+        <w:gridCol w:w="3784"/>
+      </w:tblGrid>
+      <w:tr>
+        <w:trPr>
+          <w:tblHeader/>
+        </w:trPr>
+        <w:tc>
+          <w:tcPr>
+            <w:tcW w:type="dxa" w:w="3784"/>
+            <w:shd w:val="clear" w:color="auto" w:fill="D9D9D9"/>
+          </w:tcPr>
+          <w:p>
+            <w:pPr>
+              <w:spacing w:before="20" w:after="20"/>
+            </w:pPr>
+            <w:r/>
+            <w:r>
+              <w:rPr>
+                <w:rFonts w:ascii="Verdana" w:hAnsi="Verdana"/>
+                <w:b w:val="0"/>
+                <w:sz w:val="16"/>
+              </w:rPr>
+              <w:t>SÉQUENCE DE DESCRIPTEURS</w:t>
+            </w:r>
+          </w:p>
+        </w:tc>
+        <w:tc>
+          <w:tcPr>
+            <w:tcW w:type="dxa" w:w="3784"/>
+            <w:shd w:val="clear" w:color="auto" w:fill="D9D9D9"/>
+          </w:tcPr>
+          <w:p>
+            <w:pPr>
+              <w:spacing w:before="20" w:after="20"/>
+            </w:pPr>
+            <w:r/>
+            <w:r>
+              <w:rPr>
+                <w:rFonts w:ascii="Verdana" w:hAnsi="Verdana"/>
+                <w:b w:val="0"/>
+                <w:sz w:val="16"/>
+              </w:rPr>
+              <w:t>NOM DE L'ÉLÉMENT</w:t>
+            </w:r>
+          </w:p>
+        </w:tc>
+        <w:tc>
+          <w:tcPr>
+            <w:tcW w:type="dxa" w:w="3784"/>
+            <w:shd w:val="clear" w:color="auto" w:fill="D9D9D9"/>
+          </w:tcPr>
+          <w:p>
+            <w:pPr>
+              <w:spacing w:before="20" w:after="20"/>
+            </w:pPr>
+            <w:r/>
+            <w:r>
+              <w:rPr>
+                <w:rFonts w:ascii="Verdana" w:hAnsi="Verdana"/>
+                <w:b w:val="0"/>
+                <w:sz w:val="16"/>
+              </w:rPr>
+              <w:t>DESCRIPTION DE L'ÉLÉMENT</w:t>
+            </w:r>
+          </w:p>
+        </w:tc>
+        <w:tc>
+          <w:tcPr>
+            <w:tcW w:type="dxa" w:w="3784"/>
+            <w:shd w:val="clear" w:color="auto" w:fill="D9D9D9"/>
+          </w:tcPr>
+          <w:p>
+            <w:pPr>
+              <w:spacing w:before="20" w:after="20"/>
+            </w:pPr>
+            <w:r/>
+            <w:r>
+              <w:rPr>
+                <w:rFonts w:ascii="Verdana" w:hAnsi="Verdana"/>
+                <w:b w:val="0"/>
+                <w:sz w:val="16"/>
+              </w:rPr>
+              <w:t>NOTE</w:t>
+            </w:r>
+          </w:p>
+        </w:tc>
+      </w:tr>
+      <w:tr>
+        <w:trPr>
+          <w:cantSplit/>
+        </w:trPr>
+        <w:tc>
+          <w:tcPr>
+            <w:tcW w:type="dxa" w:w="3784"/>
+          </w:tcPr>
+          <w:p>
+            <w:pPr>
+              <w:spacing w:before="20" w:after="20"/>
+            </w:pPr>
+            <w:r/>
+            <w:r>
+              <w:rPr>
+                <w:rFonts w:ascii="Verdana" w:hAnsi="Verdana"/>
+                <w:b w:val="0"/>
+                <w:sz w:val="16"/>
+              </w:rPr>
+              <w:t>3 00 003</w:t>
+            </w:r>
+          </w:p>
+        </w:tc>
+        <w:tc>
+          <w:tcPr>
+            <w:tcW w:type="dxa" w:w="3784"/>
+          </w:tcPr>
+          <w:p>
+            <w:pPr>
+              <w:spacing w:before="20" w:after="20"/>
+            </w:pPr>
+            <w:r/>
+            <w:r>
+              <w:rPr>
+                <w:rFonts w:ascii="Verdana" w:hAnsi="Verdana"/>
+                <w:b w:val="0"/>
+                <w:sz w:val="16"/>
+              </w:rPr>
+              <w:t>Descripteurs F, X, Y à ajouter ou à définir</w:t>
+            </w:r>
+          </w:p>
+        </w:tc>
+        <w:tc>
+          <w:tcPr>
+            <w:tcW w:type="dxa" w:w="3784"/>
+          </w:tcPr>
+          <w:p>
+            <w:pPr>
+              <w:spacing w:before="20" w:after="20"/>
+            </w:pPr>
+            <w:r/>
+            <w:r>
+              <w:rPr>
+                <w:rFonts w:ascii="Verdana" w:hAnsi="Verdana"/>
+                <w:b w:val="0"/>
+                <w:sz w:val="16"/>
+              </w:rPr>
+            </w:r>
+          </w:p>
+        </w:tc>
+        <w:tc>
+          <w:tcPr>
+            <w:tcW w:type="dxa" w:w="3784"/>
+          </w:tcPr>
+          <w:p>
+            <w:pPr>
+              <w:spacing w:before="20" w:after="20"/>
+            </w:pPr>
+            <w:r/>
+            <w:r>
+              <w:rPr>
+                <w:rFonts w:ascii="Verdana" w:hAnsi="Verdana"/>
+                <w:b w:val="0"/>
+                <w:sz w:val="16"/>
+              </w:rPr>
+            </w:r>
+          </w:p>
+        </w:tc>
+      </w:tr>
+      <w:tr>
+        <w:trPr>
+          <w:cantSplit/>
+        </w:trPr>
+        <w:tc>
+          <w:tcPr>
+            <w:tcW w:type="dxa" w:w="3784"/>
+          </w:tcPr>
+          <w:p>
+            <w:pPr>
+              <w:spacing w:before="20" w:after="20"/>
+            </w:pPr>
+            <w:r/>
+            <w:r>
+              <w:rPr>
+                <w:rFonts w:ascii="Verdana" w:hAnsi="Verdana"/>
+                <w:b w:val="0"/>
+                <w:sz w:val="16"/>
+              </w:rPr>
+              <w:t>0 00 013</w:t>
+            </w:r>
+          </w:p>
+        </w:tc>
+        <w:tc>
+          <w:tcPr>
+            <w:tcW w:type="dxa" w:w="3784"/>
+          </w:tcPr>
+          <w:p>
+            <w:pPr>
+              <w:spacing w:before="20" w:after="20"/>
+            </w:pPr>
+            <w:r/>
+            <w:r>
+              <w:rPr>
+                <w:rFonts w:ascii="Verdana" w:hAnsi="Verdana"/>
+                <w:b w:val="0"/>
+                <w:sz w:val="16"/>
+              </w:rPr>
+              <w:t>Nom de l'élément, ligne 1</w:t>
+            </w:r>
+          </w:p>
+        </w:tc>
+        <w:tc>
+          <w:tcPr>
+            <w:tcW w:type="dxa" w:w="3784"/>
+          </w:tcPr>
+          <w:p>
+            <w:pPr>
+              <w:spacing w:before="20" w:after="20"/>
+            </w:pPr>
+            <w:r/>
+            <w:r>
+              <w:rPr>
+                <w:rFonts w:ascii="Verdana" w:hAnsi="Verdana"/>
+                <w:b w:val="0"/>
+                <w:sz w:val="16"/>
+              </w:rPr>
+            </w:r>
+          </w:p>
+        </w:tc>
+        <w:tc>
+          <w:tcPr>
+            <w:tcW w:type="dxa" w:w="3784"/>
+          </w:tcPr>
+          <w:p>
+            <w:pPr>
+              <w:spacing w:before="20" w:after="20"/>
+            </w:pPr>
+            <w:r/>
+            <w:r>
+              <w:rPr>
+                <w:rFonts w:ascii="Verdana" w:hAnsi="Verdana"/>
+                <w:b w:val="0"/>
+                <w:sz w:val="16"/>
+              </w:rPr>
+            </w:r>
+          </w:p>
+        </w:tc>
+      </w:tr>
+      <w:tr>
+        <w:trPr>
+          <w:cantSplit/>
+        </w:trPr>
+        <w:tc>
+          <w:tcPr>
+            <w:tcW w:type="dxa" w:w="3784"/>
+          </w:tcPr>
+          <w:p>
+            <w:pPr>
+              <w:spacing w:before="20" w:after="20"/>
+            </w:pPr>
+            <w:r/>
+            <w:r>
+              <w:rPr>
+                <w:rFonts w:ascii="Verdana" w:hAnsi="Verdana"/>
+                <w:b w:val="0"/>
+                <w:sz w:val="16"/>
+              </w:rPr>
+              <w:t>0 00 014</w:t>
+            </w:r>
+          </w:p>
+        </w:tc>
+        <w:tc>
+          <w:tcPr>
+            <w:tcW w:type="dxa" w:w="3784"/>
+          </w:tcPr>
+          <w:p>
+            <w:pPr>
+              <w:spacing w:before="20" w:after="20"/>
+            </w:pPr>
+            <w:r/>
+            <w:r>
+              <w:rPr>
+                <w:rFonts w:ascii="Verdana" w:hAnsi="Verdana"/>
+                <w:b w:val="0"/>
+                <w:sz w:val="16"/>
+              </w:rPr>
+              <w:t>Nom de l'élément, ligne 2</w:t>
+            </w:r>
+          </w:p>
+        </w:tc>
+        <w:tc>
+          <w:tcPr>
+            <w:tcW w:type="dxa" w:w="3784"/>
+          </w:tcPr>
+          <w:p>
+            <w:pPr>
+              <w:spacing w:before="20" w:after="20"/>
+            </w:pPr>
+            <w:r/>
+            <w:r>
+              <w:rPr>
+                <w:rFonts w:ascii="Verdana" w:hAnsi="Verdana"/>
+                <w:b w:val="0"/>
+                <w:sz w:val="16"/>
+              </w:rPr>
+            </w:r>
+          </w:p>
+        </w:tc>
+        <w:tc>
+          <w:tcPr>
+            <w:tcW w:type="dxa" w:w="3784"/>
+          </w:tcPr>
+          <w:p>
+            <w:pPr>
+              <w:spacing w:before="20" w:after="20"/>
+            </w:pPr>
+            <w:r/>
+            <w:r>
+              <w:rPr>
+                <w:rFonts w:ascii="Verdana" w:hAnsi="Verdana"/>
+                <w:b w:val="0"/>
+                <w:sz w:val="16"/>
+              </w:rPr>
+            </w:r>
+          </w:p>
+        </w:tc>
+      </w:tr>
+      <w:tr>
+        <w:trPr>
+          <w:cantSplit/>
+        </w:trPr>
+        <w:tc>
+          <w:tcPr>
+            <w:tcW w:type="dxa" w:w="3784"/>
+          </w:tcPr>
+          <w:p>
+            <w:pPr>
+              <w:spacing w:before="20" w:after="20"/>
+            </w:pPr>
+            <w:r/>
+            <w:r>
+              <w:rPr>
+                <w:rFonts w:ascii="Verdana" w:hAnsi="Verdana"/>
+                <w:b w:val="0"/>
+                <w:sz w:val="16"/>
+              </w:rPr>
+              <w:t>0 00 015</w:t>
+            </w:r>
+          </w:p>
+        </w:tc>
+        <w:tc>
+          <w:tcPr>
+            <w:tcW w:type="dxa" w:w="3784"/>
+          </w:tcPr>
+          <w:p>
+            <w:pPr>
+              <w:spacing w:before="20" w:after="20"/>
+            </w:pPr>
+            <w:r/>
+            <w:r>
+              <w:rPr>
+                <w:rFonts w:ascii="Verdana" w:hAnsi="Verdana"/>
+                <w:b w:val="0"/>
+                <w:sz w:val="16"/>
+              </w:rPr>
+              <w:t>Nom des unités</w:t>
+            </w:r>
+          </w:p>
+        </w:tc>
+        <w:tc>
+          <w:tcPr>
+            <w:tcW w:type="dxa" w:w="3784"/>
+          </w:tcPr>
+          <w:p>
+            <w:pPr>
+              <w:spacing w:before="20" w:after="20"/>
+            </w:pPr>
+            <w:r/>
+            <w:r>
+              <w:rPr>
+                <w:rFonts w:ascii="Verdana" w:hAnsi="Verdana"/>
+                <w:b w:val="0"/>
+                <w:sz w:val="16"/>
+              </w:rPr>
+            </w:r>
+          </w:p>
+        </w:tc>
+        <w:tc>
+          <w:tcPr>
+            <w:tcW w:type="dxa" w:w="3784"/>
+          </w:tcPr>
+          <w:p>
+            <w:pPr>
+              <w:spacing w:before="20" w:after="20"/>
+            </w:pPr>
+            <w:r/>
+            <w:r>
+              <w:rPr>
+                <w:rFonts w:ascii="Verdana" w:hAnsi="Verdana"/>
+                <w:b w:val="0"/>
+                <w:sz w:val="16"/>
+              </w:rPr>
+            </w:r>
+          </w:p>
+        </w:tc>
+      </w:tr>
+      <w:tr>
+        <w:trPr>
+          <w:cantSplit/>
+        </w:trPr>
+        <w:tc>
+          <w:tcPr>
+            <w:tcW w:type="dxa" w:w="3784"/>
+          </w:tcPr>
+          <w:p>
+            <w:pPr>
+              <w:spacing w:before="20" w:after="20"/>
+            </w:pPr>
+            <w:r/>
+            <w:r>
+              <w:rPr>
+                <w:rFonts w:ascii="Verdana" w:hAnsi="Verdana"/>
+                <w:b w:val="0"/>
+                <w:sz w:val="16"/>
+              </w:rPr>
+              <w:t>0 00 016</w:t>
+            </w:r>
+          </w:p>
+        </w:tc>
+        <w:tc>
+          <w:tcPr>
+            <w:tcW w:type="dxa" w:w="3784"/>
+          </w:tcPr>
+          <w:p>
+            <w:pPr>
+              <w:spacing w:before="20" w:after="20"/>
+            </w:pPr>
+            <w:r/>
+            <w:r>
+              <w:rPr>
+                <w:rFonts w:ascii="Verdana" w:hAnsi="Verdana"/>
+                <w:b w:val="0"/>
+                <w:sz w:val="16"/>
+              </w:rPr>
+              <w:t>Signe du facteur d'échelle</w:t>
+            </w:r>
+          </w:p>
+        </w:tc>
+        <w:tc>
+          <w:tcPr>
+            <w:tcW w:type="dxa" w:w="3784"/>
+          </w:tcPr>
+          <w:p>
+            <w:pPr>
+              <w:spacing w:before="20" w:after="20"/>
+            </w:pPr>
+            <w:r/>
+            <w:r>
+              <w:rPr>
+                <w:rFonts w:ascii="Verdana" w:hAnsi="Verdana"/>
+                <w:b w:val="0"/>
+                <w:sz w:val="16"/>
+              </w:rPr>
+            </w:r>
+          </w:p>
+        </w:tc>
+        <w:tc>
+          <w:tcPr>
+            <w:tcW w:type="dxa" w:w="3784"/>
+          </w:tcPr>
+          <w:p>
+            <w:pPr>
+              <w:spacing w:before="20" w:after="20"/>
+            </w:pPr>
+            <w:r/>
+            <w:r>
+              <w:rPr>
+                <w:rFonts w:ascii="Verdana" w:hAnsi="Verdana"/>
+                <w:b w:val="0"/>
+                <w:sz w:val="16"/>
+              </w:rPr>
+            </w:r>
+          </w:p>
+        </w:tc>
+      </w:tr>
+      <w:tr>
+        <w:trPr>
+          <w:cantSplit/>
+        </w:trPr>
+        <w:tc>
+          <w:tcPr>
+            <w:tcW w:type="dxa" w:w="3784"/>
+          </w:tcPr>
+          <w:p>
+            <w:pPr>
+              <w:spacing w:before="20" w:after="20"/>
+            </w:pPr>
+            <w:r/>
+            <w:r>
+              <w:rPr>
+                <w:rFonts w:ascii="Verdana" w:hAnsi="Verdana"/>
+                <w:b w:val="0"/>
+                <w:sz w:val="16"/>
+              </w:rPr>
+              <w:t>0 00 017</w:t>
+            </w:r>
+          </w:p>
+        </w:tc>
+        <w:tc>
+          <w:tcPr>
+            <w:tcW w:type="dxa" w:w="3784"/>
+          </w:tcPr>
+          <w:p>
+            <w:pPr>
+              <w:spacing w:before="20" w:after="20"/>
+            </w:pPr>
+            <w:r/>
+            <w:r>
+              <w:rPr>
+                <w:rFonts w:ascii="Verdana" w:hAnsi="Verdana"/>
+                <w:b w:val="0"/>
+                <w:sz w:val="16"/>
+              </w:rPr>
+              <w:t>Facteur d'échelle</w:t>
+            </w:r>
+          </w:p>
+        </w:tc>
+        <w:tc>
+          <w:tcPr>
+            <w:tcW w:type="dxa" w:w="3784"/>
+          </w:tcPr>
+          <w:p>
+            <w:pPr>
+              <w:spacing w:before="20" w:after="20"/>
+            </w:pPr>
+            <w:r/>
+            <w:r>
+              <w:rPr>
+                <w:rFonts w:ascii="Verdana" w:hAnsi="Verdana"/>
+                <w:b w:val="0"/>
+                <w:sz w:val="16"/>
+              </w:rPr>
+            </w:r>
+          </w:p>
+        </w:tc>
+        <w:tc>
+          <w:tcPr>
+            <w:tcW w:type="dxa" w:w="3784"/>
+          </w:tcPr>
+          <w:p>
+            <w:pPr>
+              <w:spacing w:before="20" w:after="20"/>
+            </w:pPr>
+            <w:r/>
+            <w:r>
+              <w:rPr>
+                <w:rFonts w:ascii="Verdana" w:hAnsi="Verdana"/>
+                <w:b w:val="0"/>
+                <w:sz w:val="16"/>
+              </w:rPr>
+            </w:r>
+          </w:p>
+        </w:tc>
+      </w:tr>
+      <w:tr>
+        <w:trPr>
+          <w:cantSplit/>
+        </w:trPr>
+        <w:tc>
+          <w:tcPr>
+            <w:tcW w:type="dxa" w:w="3784"/>
+          </w:tcPr>
+          <w:p>
+            <w:pPr>
+              <w:spacing w:before="20" w:after="20"/>
+            </w:pPr>
+            <w:r/>
+            <w:r>
+              <w:rPr>
+                <w:rFonts w:ascii="Verdana" w:hAnsi="Verdana"/>
+                <w:b w:val="0"/>
+                <w:sz w:val="16"/>
+              </w:rPr>
+              <w:t>0 00 018</w:t>
+            </w:r>
+          </w:p>
+        </w:tc>
+        <w:tc>
+          <w:tcPr>
+            <w:tcW w:type="dxa" w:w="3784"/>
+          </w:tcPr>
+          <w:p>
+            <w:pPr>
+              <w:spacing w:before="20" w:after="20"/>
+            </w:pPr>
+            <w:r/>
+            <w:r>
+              <w:rPr>
+                <w:rFonts w:ascii="Verdana" w:hAnsi="Verdana"/>
+                <w:b w:val="0"/>
+                <w:sz w:val="16"/>
+              </w:rPr>
+              <w:t>Signe de la référence des unités</w:t>
+            </w:r>
+          </w:p>
+        </w:tc>
+        <w:tc>
+          <w:tcPr>
+            <w:tcW w:type="dxa" w:w="3784"/>
+          </w:tcPr>
+          <w:p>
+            <w:pPr>
+              <w:spacing w:before="20" w:after="20"/>
+            </w:pPr>
+            <w:r/>
+            <w:r>
+              <w:rPr>
+                <w:rFonts w:ascii="Verdana" w:hAnsi="Verdana"/>
+                <w:b w:val="0"/>
+                <w:sz w:val="16"/>
+              </w:rPr>
+            </w:r>
+          </w:p>
+        </w:tc>
+        <w:tc>
+          <w:tcPr>
+            <w:tcW w:type="dxa" w:w="3784"/>
+          </w:tcPr>
+          <w:p>
+            <w:pPr>
+              <w:spacing w:before="20" w:after="20"/>
+            </w:pPr>
+            <w:r/>
+            <w:r>
+              <w:rPr>
+                <w:rFonts w:ascii="Verdana" w:hAnsi="Verdana"/>
+                <w:b w:val="0"/>
+                <w:sz w:val="16"/>
+              </w:rPr>
+            </w:r>
+          </w:p>
+        </w:tc>
+      </w:tr>
+      <w:tr>
+        <w:trPr>
+          <w:cantSplit/>
+        </w:trPr>
+        <w:tc>
+          <w:tcPr>
+            <w:tcW w:type="dxa" w:w="3784"/>
+          </w:tcPr>
+          <w:p>
+            <w:pPr>
+              <w:spacing w:before="20" w:after="20"/>
+            </w:pPr>
+            <w:r/>
+            <w:r>
+              <w:rPr>
+                <w:rFonts w:ascii="Verdana" w:hAnsi="Verdana"/>
+                <w:b w:val="0"/>
+                <w:sz w:val="16"/>
+              </w:rPr>
+              <w:t>0 00 019</w:t>
+            </w:r>
+          </w:p>
+        </w:tc>
+        <w:tc>
+          <w:tcPr>
+            <w:tcW w:type="dxa" w:w="3784"/>
+          </w:tcPr>
+          <w:p>
+            <w:pPr>
+              <w:spacing w:before="20" w:after="20"/>
+            </w:pPr>
+            <w:r/>
+            <w:r>
+              <w:rPr>
+                <w:rFonts w:ascii="Verdana" w:hAnsi="Verdana"/>
+                <w:b w:val="0"/>
+                <w:sz w:val="16"/>
+              </w:rPr>
+              <w:t>Valeur de la référence des unités</w:t>
+            </w:r>
+          </w:p>
+        </w:tc>
+        <w:tc>
+          <w:tcPr>
+            <w:tcW w:type="dxa" w:w="3784"/>
+          </w:tcPr>
+          <w:p>
+            <w:pPr>
+              <w:spacing w:before="20" w:after="20"/>
+            </w:pPr>
+            <w:r/>
+            <w:r>
+              <w:rPr>
+                <w:rFonts w:ascii="Verdana" w:hAnsi="Verdana"/>
+                <w:b w:val="0"/>
+                <w:sz w:val="16"/>
+              </w:rPr>
+            </w:r>
+          </w:p>
+        </w:tc>
+        <w:tc>
+          <w:tcPr>
+            <w:tcW w:type="dxa" w:w="3784"/>
+          </w:tcPr>
+          <w:p>
+            <w:pPr>
+              <w:spacing w:before="20" w:after="20"/>
+            </w:pPr>
+            <w:r/>
+            <w:r>
+              <w:rPr>
+                <w:rFonts w:ascii="Verdana" w:hAnsi="Verdana"/>
+                <w:b w:val="0"/>
+                <w:sz w:val="16"/>
+              </w:rPr>
+            </w:r>
+          </w:p>
+        </w:tc>
+      </w:tr>
+      <w:tr>
+        <w:trPr>
+          <w:cantSplit/>
+        </w:trPr>
+        <w:tc>
+          <w:tcPr>
+            <w:tcW w:type="dxa" w:w="3784"/>
+          </w:tcPr>
+          <w:p>
+            <w:pPr>
+              <w:spacing w:before="20" w:after="20"/>
+            </w:pPr>
+            <w:r/>
+            <w:r>
+              <w:rPr>
+                <w:rFonts w:ascii="Verdana" w:hAnsi="Verdana"/>
+                <w:b w:val="0"/>
+                <w:sz w:val="16"/>
+              </w:rPr>
+              <w:t>0 00 020</w:t>
+            </w:r>
+          </w:p>
+        </w:tc>
+        <w:tc>
+          <w:tcPr>
+            <w:tcW w:type="dxa" w:w="3784"/>
+          </w:tcPr>
+          <w:p>
+            <w:pPr>
+              <w:spacing w:before="20" w:after="20"/>
+            </w:pPr>
+            <w:r/>
+            <w:r>
+              <w:rPr>
+                <w:rFonts w:ascii="Verdana" w:hAnsi="Verdana"/>
+                <w:b w:val="0"/>
+                <w:sz w:val="16"/>
+              </w:rPr>
+              <w:t>Champ de données de l'élément</w:t>
+            </w:r>
+          </w:p>
+        </w:tc>
+        <w:tc>
+          <w:tcPr>
+            <w:tcW w:type="dxa" w:w="3784"/>
+          </w:tcPr>
+          <w:p>
+            <w:pPr>
+              <w:spacing w:before="20" w:after="20"/>
+            </w:pPr>
+            <w:r/>
+            <w:r>
+              <w:rPr>
+                <w:rFonts w:ascii="Verdana" w:hAnsi="Verdana"/>
+                <w:b w:val="0"/>
+                <w:sz w:val="16"/>
+              </w:rPr>
+            </w:r>
+          </w:p>
+        </w:tc>
+        <w:tc>
+          <w:tcPr>
+            <w:tcW w:type="dxa" w:w="3784"/>
+          </w:tcPr>
+          <w:p>
+            <w:pPr>
+              <w:spacing w:before="20" w:after="20"/>
+            </w:pPr>
+            <w:r/>
+            <w:r>
+              <w:rPr>
+                <w:rFonts w:ascii="Verdana" w:hAnsi="Verdana"/>
+                <w:b w:val="0"/>
+                <w:sz w:val="16"/>
+              </w:rPr>
+            </w:r>
+          </w:p>
+        </w:tc>
+      </w:tr>
+    </w:tbl>
+    <w:p/>
+    <w:p>
+      <w:r>
+        <w:rPr>
+          <w:rFonts w:ascii="Verdana" w:hAnsi="Verdana"/>
+          <w:b/>
+          <w:sz w:val="18"/>
+        </w:rPr>
+        <w:t>3 00 010</w:t>
+      </w:r>
+    </w:p>
+    <w:tbl>
+      <w:tblPr>
+        <w:tblStyle w:val="TableGrid"/>
+        <w:tblW w:type="auto" w:w="0"/>
+        <w:jc w:val="left"/>
+        <w:tblLook w:firstColumn="1" w:firstRow="1" w:lastColumn="0" w:lastRow="0" w:noHBand="0" w:noVBand="1" w:val="04A0"/>
+        <w:tblBorders>
+          <w:top w:val="single" w:sz="4" w:space="0" w:color="595959"/>
+          <w:left w:val="single" w:sz="4" w:space="0" w:color="595959"/>
+          <w:bottom w:val="single" w:sz="4" w:space="0" w:color="595959"/>
+          <w:right w:val="single" w:sz="4" w:space="0" w:color="595959"/>
+          <w:insideH w:val="single" w:sz="4" w:space="0" w:color="595959"/>
+          <w:insideV w:val="single" w:sz="4" w:space="0" w:color="595959"/>
+        </w:tblBorders>
+        <w:tblCellMar>
+          <w:top w:w="85" w:type="dxa"/>
+          <w:left w:w="85" w:type="dxa"/>
+          <w:bottom w:w="85" w:type="dxa"/>
+          <w:right w:w="85" w:type="dxa"/>
+        </w:tblCellMar>
+      </w:tblPr>
+      <w:tblGrid>
+        <w:gridCol w:w="3784"/>
+        <w:gridCol w:w="3784"/>
+        <w:gridCol w:w="3784"/>
+        <w:gridCol w:w="3784"/>
+      </w:tblGrid>
+      <w:tr>
+        <w:trPr>
+          <w:tblHeader/>
+        </w:trPr>
+        <w:tc>
+          <w:tcPr>
+            <w:tcW w:type="dxa" w:w="3784"/>
+            <w:shd w:val="clear" w:color="auto" w:fill="D9D9D9"/>
+          </w:tcPr>
+          <w:p>
+            <w:pPr>
+              <w:spacing w:before="20" w:after="20"/>
+            </w:pPr>
+            <w:r/>
+            <w:r>
+              <w:rPr>
+                <w:rFonts w:ascii="Verdana" w:hAnsi="Verdana"/>
+                <w:b w:val="0"/>
+                <w:sz w:val="16"/>
+              </w:rPr>
+              <w:t>SÉQUENCE DE DESCRIPTEURS</w:t>
+            </w:r>
+          </w:p>
+        </w:tc>
+        <w:tc>
+          <w:tcPr>
+            <w:tcW w:type="dxa" w:w="3784"/>
+            <w:shd w:val="clear" w:color="auto" w:fill="D9D9D9"/>
+          </w:tcPr>
+          <w:p>
+            <w:pPr>
+              <w:spacing w:before="20" w:after="20"/>
+            </w:pPr>
+            <w:r/>
+            <w:r>
+              <w:rPr>
+                <w:rFonts w:ascii="Verdana" w:hAnsi="Verdana"/>
+                <w:b w:val="0"/>
+                <w:sz w:val="16"/>
+              </w:rPr>
+              <w:t>NOM DE L'ÉLÉMENT</w:t>
+            </w:r>
+          </w:p>
+        </w:tc>
+        <w:tc>
+          <w:tcPr>
+            <w:tcW w:type="dxa" w:w="3784"/>
+            <w:shd w:val="clear" w:color="auto" w:fill="D9D9D9"/>
+          </w:tcPr>
+          <w:p>
+            <w:pPr>
+              <w:spacing w:before="20" w:after="20"/>
+            </w:pPr>
+            <w:r/>
+            <w:r>
+              <w:rPr>
+                <w:rFonts w:ascii="Verdana" w:hAnsi="Verdana"/>
+                <w:b w:val="0"/>
+                <w:sz w:val="16"/>
+              </w:rPr>
+              <w:t>DESCRIPTION DE L'ÉLÉMENT</w:t>
+            </w:r>
+          </w:p>
+        </w:tc>
+        <w:tc>
+          <w:tcPr>
+            <w:tcW w:type="dxa" w:w="3784"/>
+            <w:shd w:val="clear" w:color="auto" w:fill="D9D9D9"/>
+          </w:tcPr>
+          <w:p>
+            <w:pPr>
+              <w:spacing w:before="20" w:after="20"/>
+            </w:pPr>
+            <w:r/>
+            <w:r>
+              <w:rPr>
+                <w:rFonts w:ascii="Verdana" w:hAnsi="Verdana"/>
+                <w:b w:val="0"/>
+                <w:sz w:val="16"/>
+              </w:rPr>
+              <w:t>NOTE</w:t>
+            </w:r>
+          </w:p>
+        </w:tc>
+      </w:tr>
+      <w:tr>
+        <w:trPr>
+          <w:cantSplit/>
+        </w:trPr>
+        <w:tc>
+          <w:tcPr>
+            <w:tcW w:type="dxa" w:w="3784"/>
+          </w:tcPr>
+          <w:p>
+            <w:pPr>
+              <w:spacing w:before="20" w:after="20"/>
+            </w:pPr>
+            <w:r/>
+            <w:r>
+              <w:rPr>
+                <w:rFonts w:ascii="Verdana" w:hAnsi="Verdana"/>
+                <w:b w:val="0"/>
+                <w:sz w:val="16"/>
+              </w:rPr>
+              <w:t>3 00 003</w:t>
+            </w:r>
+          </w:p>
+        </w:tc>
+        <w:tc>
+          <w:tcPr>
+            <w:tcW w:type="dxa" w:w="3784"/>
+          </w:tcPr>
+          <w:p>
+            <w:pPr>
+              <w:spacing w:before="20" w:after="20"/>
+            </w:pPr>
+            <w:r/>
+            <w:r>
+              <w:rPr>
+                <w:rFonts w:ascii="Verdana" w:hAnsi="Verdana"/>
+                <w:b w:val="0"/>
+                <w:sz w:val="16"/>
+              </w:rPr>
+              <w:t>Descripteurs F, X, Y à ajouter ou à définir</w:t>
+            </w:r>
+          </w:p>
+        </w:tc>
+        <w:tc>
+          <w:tcPr>
+            <w:tcW w:type="dxa" w:w="3784"/>
+          </w:tcPr>
+          <w:p>
+            <w:pPr>
+              <w:spacing w:before="20" w:after="20"/>
+            </w:pPr>
+            <w:r/>
+            <w:r>
+              <w:rPr>
+                <w:rFonts w:ascii="Verdana" w:hAnsi="Verdana"/>
+                <w:b w:val="0"/>
+                <w:sz w:val="16"/>
+              </w:rPr>
+            </w:r>
+          </w:p>
+        </w:tc>
+        <w:tc>
+          <w:tcPr>
+            <w:tcW w:type="dxa" w:w="3784"/>
+          </w:tcPr>
+          <w:p>
+            <w:pPr>
+              <w:spacing w:before="20" w:after="20"/>
+            </w:pPr>
+            <w:r/>
+            <w:r>
+              <w:rPr>
+                <w:rFonts w:ascii="Verdana" w:hAnsi="Verdana"/>
+                <w:b w:val="0"/>
+                <w:sz w:val="16"/>
+              </w:rPr>
+            </w:r>
+          </w:p>
+        </w:tc>
+      </w:tr>
+      <w:tr>
+        <w:trPr>
+          <w:cantSplit/>
+        </w:trPr>
+        <w:tc>
+          <w:tcPr>
+            <w:tcW w:type="dxa" w:w="3784"/>
+          </w:tcPr>
+          <w:p>
+            <w:pPr>
+              <w:spacing w:before="20" w:after="20"/>
+            </w:pPr>
+            <w:r/>
+            <w:r>
+              <w:rPr>
+                <w:rFonts w:ascii="Verdana" w:hAnsi="Verdana"/>
+                <w:b w:val="0"/>
+                <w:sz w:val="16"/>
+              </w:rPr>
+              <w:t>1 01 000</w:t>
+            </w:r>
+          </w:p>
+        </w:tc>
+        <w:tc>
+          <w:tcPr>
+            <w:tcW w:type="dxa" w:w="3784"/>
+          </w:tcPr>
+          <w:p>
+            <w:pPr>
+              <w:spacing w:before="20" w:after="20"/>
+            </w:pPr>
+            <w:r/>
+            <w:r>
+              <w:rPr>
+                <w:rFonts w:ascii="Verdana" w:hAnsi="Verdana"/>
+                <w:b w:val="0"/>
+                <w:sz w:val="16"/>
+              </w:rPr>
+              <w:t>Répétition différée de 1 descripteur</w:t>
+            </w:r>
+          </w:p>
+        </w:tc>
+        <w:tc>
+          <w:tcPr>
+            <w:tcW w:type="dxa" w:w="3784"/>
+          </w:tcPr>
+          <w:p>
+            <w:pPr>
+              <w:spacing w:before="20" w:after="20"/>
+            </w:pPr>
+            <w:r/>
+            <w:r>
+              <w:rPr>
+                <w:rFonts w:ascii="Verdana" w:hAnsi="Verdana"/>
+                <w:b w:val="0"/>
+                <w:sz w:val="16"/>
+              </w:rPr>
+            </w:r>
+          </w:p>
+        </w:tc>
+        <w:tc>
+          <w:tcPr>
+            <w:tcW w:type="dxa" w:w="3784"/>
+          </w:tcPr>
+          <w:p>
+            <w:pPr>
+              <w:spacing w:before="20" w:after="20"/>
+            </w:pPr>
+            <w:r/>
+            <w:r>
+              <w:rPr>
+                <w:rFonts w:ascii="Verdana" w:hAnsi="Verdana"/>
+                <w:b w:val="0"/>
+                <w:sz w:val="16"/>
+              </w:rPr>
+            </w:r>
+          </w:p>
+        </w:tc>
+      </w:tr>
+      <w:tr>
+        <w:trPr>
+          <w:cantSplit/>
+        </w:trPr>
+        <w:tc>
+          <w:tcPr>
+            <w:tcW w:type="dxa" w:w="3784"/>
+          </w:tcPr>
+          <w:p>
+            <w:pPr>
+              <w:spacing w:before="20" w:after="20"/>
+            </w:pPr>
+            <w:r/>
+            <w:r>
+              <w:rPr>
+                <w:rFonts w:ascii="Verdana" w:hAnsi="Verdana"/>
+                <w:b w:val="0"/>
+                <w:sz w:val="16"/>
+              </w:rPr>
+              <w:t>0 31 001</w:t>
+            </w:r>
+          </w:p>
+        </w:tc>
+        <w:tc>
+          <w:tcPr>
+            <w:tcW w:type="dxa" w:w="3784"/>
+          </w:tcPr>
+          <w:p>
+            <w:pPr>
+              <w:spacing w:before="20" w:after="20"/>
+            </w:pPr>
+            <w:r/>
+            <w:r>
+              <w:rPr>
+                <w:rFonts w:ascii="Verdana" w:hAnsi="Verdana"/>
+                <w:b w:val="0"/>
+                <w:sz w:val="16"/>
+              </w:rPr>
+              <w:t>Facteur de répétition différée du descripteur</w:t>
+            </w:r>
+          </w:p>
+        </w:tc>
+        <w:tc>
+          <w:tcPr>
+            <w:tcW w:type="dxa" w:w="3784"/>
+          </w:tcPr>
+          <w:p>
+            <w:pPr>
+              <w:spacing w:before="20" w:after="20"/>
+            </w:pPr>
+            <w:r/>
+            <w:r>
+              <w:rPr>
+                <w:rFonts w:ascii="Verdana" w:hAnsi="Verdana"/>
+                <w:b w:val="0"/>
+                <w:sz w:val="16"/>
+              </w:rPr>
+            </w:r>
+          </w:p>
+        </w:tc>
+        <w:tc>
+          <w:tcPr>
+            <w:tcW w:type="dxa" w:w="3784"/>
+          </w:tcPr>
+          <w:p>
+            <w:pPr>
+              <w:spacing w:before="20" w:after="20"/>
+            </w:pPr>
+            <w:r/>
+            <w:r>
+              <w:rPr>
+                <w:rFonts w:ascii="Verdana" w:hAnsi="Verdana"/>
+                <w:b w:val="0"/>
+                <w:sz w:val="16"/>
+              </w:rPr>
+            </w:r>
+          </w:p>
+        </w:tc>
+      </w:tr>
+      <w:tr>
+        <w:trPr>
+          <w:cantSplit/>
+        </w:trPr>
+        <w:tc>
+          <w:tcPr>
+            <w:tcW w:type="dxa" w:w="3784"/>
+          </w:tcPr>
+          <w:p>
+            <w:pPr>
+              <w:spacing w:before="20" w:after="20"/>
+            </w:pPr>
+            <w:r/>
+            <w:r>
+              <w:rPr>
+                <w:rFonts w:ascii="Verdana" w:hAnsi="Verdana"/>
+                <w:b w:val="0"/>
+                <w:sz w:val="16"/>
+              </w:rPr>
+              <w:t>0 00 030</w:t>
+            </w:r>
+          </w:p>
+        </w:tc>
+        <w:tc>
+          <w:tcPr>
+            <w:tcW w:type="dxa" w:w="3784"/>
+          </w:tcPr>
+          <w:p>
+            <w:pPr>
+              <w:spacing w:before="20" w:after="20"/>
+            </w:pPr>
+            <w:r/>
+            <w:r>
+              <w:rPr>
+                <w:rFonts w:ascii="Verdana" w:hAnsi="Verdana"/>
+                <w:b w:val="0"/>
+                <w:sz w:val="16"/>
+              </w:rPr>
+              <w:t>Séquence définissant le descripteur</w:t>
+            </w:r>
+          </w:p>
+        </w:tc>
+        <w:tc>
+          <w:tcPr>
+            <w:tcW w:type="dxa" w:w="3784"/>
+          </w:tcPr>
+          <w:p>
+            <w:pPr>
+              <w:spacing w:before="20" w:after="20"/>
+            </w:pPr>
+            <w:r/>
+            <w:r>
+              <w:rPr>
+                <w:rFonts w:ascii="Verdana" w:hAnsi="Verdana"/>
+                <w:b w:val="0"/>
+                <w:sz w:val="16"/>
+              </w:rPr>
+            </w:r>
+          </w:p>
+        </w:tc>
+        <w:tc>
+          <w:tcPr>
+            <w:tcW w:type="dxa" w:w="3784"/>
+          </w:tcPr>
+          <w:p>
+            <w:pPr>
+              <w:spacing w:before="20" w:after="20"/>
+            </w:pPr>
+            <w:r/>
+            <w:r>
+              <w:rPr>
+                <w:rFonts w:ascii="Verdana" w:hAnsi="Verdana"/>
+                <w:b w:val="0"/>
+                <w:sz w:val="16"/>
+              </w:rPr>
+            </w:r>
+          </w:p>
+        </w:tc>
+      </w:tr>
+    </w:tbl>
+    <w:p/>
+    <w:p>
+      <w:r>
+        <w:rPr>
+          <w:rFonts w:ascii="Verdana" w:hAnsi="Verdana"/>
+          <w:b/>
+          <w:sz w:val="18"/>
+        </w:rPr>
+        <w:t>3 00 015 (Définition, table de code)</w:t>
+      </w:r>
+    </w:p>
+    <w:tbl>
+      <w:tblPr>
+        <w:tblStyle w:val="TableGrid"/>
+        <w:tblW w:type="auto" w:w="0"/>
+        <w:jc w:val="left"/>
+        <w:tblLook w:firstColumn="1" w:firstRow="1" w:lastColumn="0" w:lastRow="0" w:noHBand="0" w:noVBand="1" w:val="04A0"/>
+        <w:tblBorders>
+          <w:top w:val="single" w:sz="4" w:space="0" w:color="595959"/>
+          <w:left w:val="single" w:sz="4" w:space="0" w:color="595959"/>
+          <w:bottom w:val="single" w:sz="4" w:space="0" w:color="595959"/>
+          <w:right w:val="single" w:sz="4" w:space="0" w:color="595959"/>
+          <w:insideH w:val="single" w:sz="4" w:space="0" w:color="595959"/>
+          <w:insideV w:val="single" w:sz="4" w:space="0" w:color="595959"/>
+        </w:tblBorders>
+        <w:tblCellMar>
+          <w:top w:w="85" w:type="dxa"/>
+          <w:left w:w="85" w:type="dxa"/>
+          <w:bottom w:w="85" w:type="dxa"/>
+          <w:right w:w="85" w:type="dxa"/>
+        </w:tblCellMar>
+      </w:tblPr>
+      <w:tblGrid>
+        <w:gridCol w:w="3784"/>
+        <w:gridCol w:w="3784"/>
+        <w:gridCol w:w="3784"/>
+        <w:gridCol w:w="3784"/>
+      </w:tblGrid>
+      <w:tr>
+        <w:trPr>
+          <w:tblHeader/>
+        </w:trPr>
+        <w:tc>
+          <w:tcPr>
+            <w:tcW w:type="dxa" w:w="3784"/>
+            <w:shd w:val="clear" w:color="auto" w:fill="D9D9D9"/>
+          </w:tcPr>
+          <w:p>
+            <w:pPr>
+              <w:spacing w:before="20" w:after="20"/>
+            </w:pPr>
+            <w:r/>
+            <w:r>
+              <w:rPr>
+                <w:rFonts w:ascii="Verdana" w:hAnsi="Verdana"/>
+                <w:b w:val="0"/>
+                <w:sz w:val="16"/>
+              </w:rPr>
+              <w:t>SÉQUENCE DE DESCRIPTEURS</w:t>
+            </w:r>
+          </w:p>
+        </w:tc>
+        <w:tc>
+          <w:tcPr>
+            <w:tcW w:type="dxa" w:w="3784"/>
+            <w:shd w:val="clear" w:color="auto" w:fill="D9D9D9"/>
+          </w:tcPr>
+          <w:p>
+            <w:pPr>
+              <w:spacing w:before="20" w:after="20"/>
+            </w:pPr>
+            <w:r/>
+            <w:r>
+              <w:rPr>
+                <w:rFonts w:ascii="Verdana" w:hAnsi="Verdana"/>
+                <w:b w:val="0"/>
+                <w:sz w:val="16"/>
+              </w:rPr>
+              <w:t>NOM DE L'ÉLÉMENT</w:t>
+            </w:r>
+          </w:p>
+        </w:tc>
+        <w:tc>
+          <w:tcPr>
+            <w:tcW w:type="dxa" w:w="3784"/>
+            <w:shd w:val="clear" w:color="auto" w:fill="D9D9D9"/>
+          </w:tcPr>
+          <w:p>
+            <w:pPr>
+              <w:spacing w:before="20" w:after="20"/>
+            </w:pPr>
+            <w:r/>
+            <w:r>
+              <w:rPr>
+                <w:rFonts w:ascii="Verdana" w:hAnsi="Verdana"/>
+                <w:b w:val="0"/>
+                <w:sz w:val="16"/>
+              </w:rPr>
+              <w:t>DESCRIPTION DE L'ÉLÉMENT</w:t>
+            </w:r>
+          </w:p>
+        </w:tc>
+        <w:tc>
+          <w:tcPr>
+            <w:tcW w:type="dxa" w:w="3784"/>
+            <w:shd w:val="clear" w:color="auto" w:fill="D9D9D9"/>
+          </w:tcPr>
+          <w:p>
+            <w:pPr>
+              <w:spacing w:before="20" w:after="20"/>
+            </w:pPr>
+            <w:r/>
+            <w:r>
+              <w:rPr>
+                <w:rFonts w:ascii="Verdana" w:hAnsi="Verdana"/>
+                <w:b w:val="0"/>
+                <w:sz w:val="16"/>
+              </w:rPr>
+              <w:t>NOTE</w:t>
+            </w:r>
+          </w:p>
+        </w:tc>
+      </w:tr>
+      <w:tr>
+        <w:trPr>
+          <w:cantSplit/>
+        </w:trPr>
+        <w:tc>
+          <w:tcPr>
+            <w:tcW w:type="dxa" w:w="3784"/>
+          </w:tcPr>
+          <w:p>
+            <w:pPr>
+              <w:spacing w:before="20" w:after="20"/>
+            </w:pPr>
+            <w:r/>
+            <w:r>
+              <w:rPr>
+                <w:rFonts w:ascii="Verdana" w:hAnsi="Verdana"/>
+                <w:b w:val="0"/>
+                <w:sz w:val="16"/>
+              </w:rPr>
+              <w:t>0 00 030</w:t>
+            </w:r>
+          </w:p>
+        </w:tc>
+        <w:tc>
+          <w:tcPr>
+            <w:tcW w:type="dxa" w:w="3784"/>
+          </w:tcPr>
+          <w:p>
+            <w:pPr>
+              <w:spacing w:before="20" w:after="20"/>
+            </w:pPr>
+            <w:r/>
+            <w:r>
+              <w:rPr>
+                <w:rFonts w:ascii="Verdana" w:hAnsi="Verdana"/>
+                <w:b w:val="0"/>
+                <w:sz w:val="16"/>
+              </w:rPr>
+              <w:t>Séquence définissant le descripteur</w:t>
+            </w:r>
+          </w:p>
+        </w:tc>
+        <w:tc>
+          <w:tcPr>
+            <w:tcW w:type="dxa" w:w="3784"/>
+          </w:tcPr>
+          <w:p>
+            <w:pPr>
+              <w:spacing w:before="20" w:after="20"/>
+            </w:pPr>
+            <w:r/>
+            <w:r>
+              <w:rPr>
+                <w:rFonts w:ascii="Verdana" w:hAnsi="Verdana"/>
+                <w:b w:val="0"/>
+                <w:sz w:val="16"/>
+              </w:rPr>
+            </w:r>
+          </w:p>
+        </w:tc>
+        <w:tc>
+          <w:tcPr>
+            <w:tcW w:type="dxa" w:w="3784"/>
+          </w:tcPr>
+          <w:p>
+            <w:pPr>
+              <w:spacing w:before="20" w:after="20"/>
+            </w:pPr>
+            <w:r/>
+            <w:r>
+              <w:rPr>
+                <w:rFonts w:ascii="Verdana" w:hAnsi="Verdana"/>
+                <w:b w:val="0"/>
+                <w:sz w:val="16"/>
+              </w:rPr>
+            </w:r>
+          </w:p>
+        </w:tc>
+      </w:tr>
+      <w:tr>
+        <w:trPr>
+          <w:cantSplit/>
+        </w:trPr>
+        <w:tc>
+          <w:tcPr>
+            <w:tcW w:type="dxa" w:w="3784"/>
+          </w:tcPr>
+          <w:p>
+            <w:pPr>
+              <w:spacing w:before="20" w:after="20"/>
+            </w:pPr>
+            <w:r/>
+            <w:r>
+              <w:rPr>
+                <w:rFonts w:ascii="Verdana" w:hAnsi="Verdana"/>
+                <w:b w:val="0"/>
+                <w:sz w:val="16"/>
+              </w:rPr>
+              <w:t>1 02 000</w:t>
+            </w:r>
+          </w:p>
+        </w:tc>
+        <w:tc>
+          <w:tcPr>
+            <w:tcW w:type="dxa" w:w="3784"/>
+          </w:tcPr>
+          <w:p>
+            <w:pPr>
+              <w:spacing w:before="20" w:after="20"/>
+            </w:pPr>
+            <w:r/>
+            <w:r>
+              <w:rPr>
+                <w:rFonts w:ascii="Verdana" w:hAnsi="Verdana"/>
+                <w:b w:val="0"/>
+                <w:sz w:val="16"/>
+              </w:rPr>
+              <w:t>Répétition différée de 2 descripteurs</w:t>
+            </w:r>
+          </w:p>
+        </w:tc>
+        <w:tc>
+          <w:tcPr>
+            <w:tcW w:type="dxa" w:w="3784"/>
+          </w:tcPr>
+          <w:p>
+            <w:pPr>
+              <w:spacing w:before="20" w:after="20"/>
+            </w:pPr>
+            <w:r/>
+            <w:r>
+              <w:rPr>
+                <w:rFonts w:ascii="Verdana" w:hAnsi="Verdana"/>
+                <w:b w:val="0"/>
+                <w:sz w:val="16"/>
+              </w:rPr>
+            </w:r>
+          </w:p>
+        </w:tc>
+        <w:tc>
+          <w:tcPr>
+            <w:tcW w:type="dxa" w:w="3784"/>
+          </w:tcPr>
+          <w:p>
+            <w:pPr>
+              <w:spacing w:before="20" w:after="20"/>
+            </w:pPr>
+            <w:r/>
+            <w:r>
+              <w:rPr>
+                <w:rFonts w:ascii="Verdana" w:hAnsi="Verdana"/>
+                <w:b w:val="0"/>
+                <w:sz w:val="16"/>
+              </w:rPr>
+            </w:r>
+          </w:p>
+        </w:tc>
+      </w:tr>
+      <w:tr>
+        <w:trPr>
+          <w:cantSplit/>
+        </w:trPr>
+        <w:tc>
+          <w:tcPr>
+            <w:tcW w:type="dxa" w:w="3784"/>
+          </w:tcPr>
+          <w:p>
+            <w:pPr>
+              <w:spacing w:before="20" w:after="20"/>
+            </w:pPr>
+            <w:r/>
+            <w:r>
+              <w:rPr>
+                <w:rFonts w:ascii="Verdana" w:hAnsi="Verdana"/>
+                <w:b w:val="0"/>
+                <w:sz w:val="16"/>
+              </w:rPr>
+              <w:t>0 31 002</w:t>
+            </w:r>
+          </w:p>
+        </w:tc>
+        <w:tc>
+          <w:tcPr>
+            <w:tcW w:type="dxa" w:w="3784"/>
+          </w:tcPr>
+          <w:p>
+            <w:pPr>
+              <w:spacing w:before="20" w:after="20"/>
+            </w:pPr>
+            <w:r/>
+            <w:r>
+              <w:rPr>
+                <w:rFonts w:ascii="Verdana" w:hAnsi="Verdana"/>
+                <w:b w:val="0"/>
+                <w:sz w:val="16"/>
+              </w:rPr>
+              <w:t>Facteur élargi de répétition différée du descripteur</w:t>
+            </w:r>
+          </w:p>
+        </w:tc>
+        <w:tc>
+          <w:tcPr>
+            <w:tcW w:type="dxa" w:w="3784"/>
+          </w:tcPr>
+          <w:p>
+            <w:pPr>
+              <w:spacing w:before="20" w:after="20"/>
+            </w:pPr>
+            <w:r/>
+            <w:r>
+              <w:rPr>
+                <w:rFonts w:ascii="Verdana" w:hAnsi="Verdana"/>
+                <w:b w:val="0"/>
+                <w:sz w:val="16"/>
+              </w:rPr>
+            </w:r>
+          </w:p>
+        </w:tc>
+        <w:tc>
+          <w:tcPr>
+            <w:tcW w:type="dxa" w:w="3784"/>
+          </w:tcPr>
+          <w:p>
+            <w:pPr>
+              <w:spacing w:before="20" w:after="20"/>
+            </w:pPr>
+            <w:r/>
+            <w:r>
+              <w:rPr>
+                <w:rFonts w:ascii="Verdana" w:hAnsi="Verdana"/>
+                <w:b w:val="0"/>
+                <w:sz w:val="16"/>
+              </w:rPr>
+            </w:r>
+          </w:p>
+        </w:tc>
+      </w:tr>
+      <w:tr>
+        <w:trPr>
+          <w:cantSplit/>
+        </w:trPr>
+        <w:tc>
+          <w:tcPr>
+            <w:tcW w:type="dxa" w:w="3784"/>
+          </w:tcPr>
+          <w:p>
+            <w:pPr>
+              <w:spacing w:before="20" w:after="20"/>
+            </w:pPr>
+            <w:r/>
+            <w:r>
+              <w:rPr>
+                <w:rFonts w:ascii="Verdana" w:hAnsi="Verdana"/>
+                <w:b w:val="0"/>
+                <w:sz w:val="16"/>
+              </w:rPr>
+              <w:t>0 00 024</w:t>
+            </w:r>
+          </w:p>
+        </w:tc>
+        <w:tc>
+          <w:tcPr>
+            <w:tcW w:type="dxa" w:w="3784"/>
+          </w:tcPr>
+          <w:p>
+            <w:pPr>
+              <w:spacing w:before="20" w:after="20"/>
+            </w:pPr>
+            <w:r/>
+            <w:r>
+              <w:rPr>
+                <w:rFonts w:ascii="Verdana" w:hAnsi="Verdana"/>
+                <w:b w:val="0"/>
+                <w:sz w:val="16"/>
+              </w:rPr>
+              <w:t>Chiffre de code</w:t>
+            </w:r>
+          </w:p>
+        </w:tc>
+        <w:tc>
+          <w:tcPr>
+            <w:tcW w:type="dxa" w:w="3784"/>
+          </w:tcPr>
+          <w:p>
+            <w:pPr>
+              <w:spacing w:before="20" w:after="20"/>
+            </w:pPr>
+            <w:r/>
+            <w:r>
+              <w:rPr>
+                <w:rFonts w:ascii="Verdana" w:hAnsi="Verdana"/>
+                <w:b w:val="0"/>
+                <w:sz w:val="16"/>
+              </w:rPr>
+            </w:r>
+          </w:p>
+        </w:tc>
+        <w:tc>
+          <w:tcPr>
+            <w:tcW w:type="dxa" w:w="3784"/>
+          </w:tcPr>
+          <w:p>
+            <w:pPr>
+              <w:spacing w:before="20" w:after="20"/>
+            </w:pPr>
+            <w:r/>
+            <w:r>
+              <w:rPr>
+                <w:rFonts w:ascii="Verdana" w:hAnsi="Verdana"/>
+                <w:b w:val="0"/>
+                <w:sz w:val="16"/>
+              </w:rPr>
+            </w:r>
+          </w:p>
+        </w:tc>
+      </w:tr>
+      <w:tr>
+        <w:trPr>
+          <w:cantSplit/>
+        </w:trPr>
+        <w:tc>
+          <w:tcPr>
+            <w:tcW w:type="dxa" w:w="3784"/>
+          </w:tcPr>
+          <w:p>
+            <w:pPr>
+              <w:spacing w:before="20" w:after="20"/>
+            </w:pPr>
+            <w:r/>
+            <w:r>
+              <w:rPr>
+                <w:rFonts w:ascii="Verdana" w:hAnsi="Verdana"/>
+                <w:b w:val="0"/>
+                <w:sz w:val="16"/>
+              </w:rPr>
+              <w:t>0 00 025</w:t>
+            </w:r>
+          </w:p>
+        </w:tc>
+        <w:tc>
+          <w:tcPr>
+            <w:tcW w:type="dxa" w:w="3784"/>
+          </w:tcPr>
+          <w:p>
+            <w:pPr>
+              <w:spacing w:before="20" w:after="20"/>
+            </w:pPr>
+            <w:r/>
+            <w:r>
+              <w:rPr>
+                <w:rFonts w:ascii="Verdana" w:hAnsi="Verdana"/>
+                <w:b w:val="0"/>
+                <w:sz w:val="16"/>
+              </w:rPr>
+              <w:t>Signification du chiffre de code</w:t>
+            </w:r>
+          </w:p>
+        </w:tc>
+        <w:tc>
+          <w:tcPr>
+            <w:tcW w:type="dxa" w:w="3784"/>
+          </w:tcPr>
+          <w:p>
+            <w:pPr>
+              <w:spacing w:before="20" w:after="20"/>
+            </w:pPr>
+            <w:r/>
+            <w:r>
+              <w:rPr>
+                <w:rFonts w:ascii="Verdana" w:hAnsi="Verdana"/>
+                <w:b w:val="0"/>
+                <w:sz w:val="16"/>
+              </w:rPr>
+            </w:r>
+          </w:p>
+        </w:tc>
+        <w:tc>
+          <w:tcPr>
+            <w:tcW w:type="dxa" w:w="3784"/>
+          </w:tcPr>
+          <w:p>
+            <w:pPr>
+              <w:spacing w:before="20" w:after="20"/>
+            </w:pPr>
+            <w:r/>
+            <w:r>
+              <w:rPr>
+                <w:rFonts w:ascii="Verdana" w:hAnsi="Verdana"/>
+                <w:b w:val="0"/>
+                <w:sz w:val="16"/>
+              </w:rPr>
+            </w:r>
+          </w:p>
+        </w:tc>
+      </w:tr>
+    </w:tbl>
+    <w:p/>
+    <w:p>
+      <w:r>
+        <w:rPr>
+          <w:rFonts w:ascii="Verdana" w:hAnsi="Verdana"/>
+          <w:b/>
+          <w:sz w:val="18"/>
+        </w:rPr>
+        <w:t>3 00 016 (Définition, table d'indicateurs)</w:t>
+      </w:r>
+    </w:p>
+    <w:tbl>
+      <w:tblPr>
+        <w:tblStyle w:val="TableGrid"/>
+        <w:tblW w:type="auto" w:w="0"/>
+        <w:jc w:val="left"/>
+        <w:tblLook w:firstColumn="1" w:firstRow="1" w:lastColumn="0" w:lastRow="0" w:noHBand="0" w:noVBand="1" w:val="04A0"/>
+        <w:tblBorders>
+          <w:top w:val="single" w:sz="4" w:space="0" w:color="595959"/>
+          <w:left w:val="single" w:sz="4" w:space="0" w:color="595959"/>
+          <w:bottom w:val="single" w:sz="4" w:space="0" w:color="595959"/>
+          <w:right w:val="single" w:sz="4" w:space="0" w:color="595959"/>
+          <w:insideH w:val="single" w:sz="4" w:space="0" w:color="595959"/>
+          <w:insideV w:val="single" w:sz="4" w:space="0" w:color="595959"/>
+        </w:tblBorders>
+        <w:tblCellMar>
+          <w:top w:w="85" w:type="dxa"/>
+          <w:left w:w="85" w:type="dxa"/>
+          <w:bottom w:w="85" w:type="dxa"/>
+          <w:right w:w="85" w:type="dxa"/>
+        </w:tblCellMar>
+      </w:tblPr>
+      <w:tblGrid>
+        <w:gridCol w:w="3784"/>
+        <w:gridCol w:w="3784"/>
+        <w:gridCol w:w="3784"/>
+        <w:gridCol w:w="3784"/>
+      </w:tblGrid>
+      <w:tr>
+        <w:trPr>
+          <w:tblHeader/>
+        </w:trPr>
+        <w:tc>
+          <w:tcPr>
+            <w:tcW w:type="dxa" w:w="3784"/>
+            <w:shd w:val="clear" w:color="auto" w:fill="D9D9D9"/>
+          </w:tcPr>
+          <w:p>
+            <w:pPr>
+              <w:spacing w:before="20" w:after="20"/>
+            </w:pPr>
+            <w:r/>
+            <w:r>
+              <w:rPr>
+                <w:rFonts w:ascii="Verdana" w:hAnsi="Verdana"/>
+                <w:b w:val="0"/>
+                <w:sz w:val="16"/>
+              </w:rPr>
+              <w:t>SÉQUENCE DE DESCRIPTEURS</w:t>
+            </w:r>
+          </w:p>
+        </w:tc>
+        <w:tc>
+          <w:tcPr>
+            <w:tcW w:type="dxa" w:w="3784"/>
+            <w:shd w:val="clear" w:color="auto" w:fill="D9D9D9"/>
+          </w:tcPr>
+          <w:p>
+            <w:pPr>
+              <w:spacing w:before="20" w:after="20"/>
+            </w:pPr>
+            <w:r/>
+            <w:r>
+              <w:rPr>
+                <w:rFonts w:ascii="Verdana" w:hAnsi="Verdana"/>
+                <w:b w:val="0"/>
+                <w:sz w:val="16"/>
+              </w:rPr>
+              <w:t>NOM DE L'ÉLÉMENT</w:t>
+            </w:r>
+          </w:p>
+        </w:tc>
+        <w:tc>
+          <w:tcPr>
+            <w:tcW w:type="dxa" w:w="3784"/>
+            <w:shd w:val="clear" w:color="auto" w:fill="D9D9D9"/>
+          </w:tcPr>
+          <w:p>
+            <w:pPr>
+              <w:spacing w:before="20" w:after="20"/>
+            </w:pPr>
+            <w:r/>
+            <w:r>
+              <w:rPr>
+                <w:rFonts w:ascii="Verdana" w:hAnsi="Verdana"/>
+                <w:b w:val="0"/>
+                <w:sz w:val="16"/>
+              </w:rPr>
+              <w:t>DESCRIPTION DE L'ÉLÉMENT</w:t>
+            </w:r>
+          </w:p>
+        </w:tc>
+        <w:tc>
+          <w:tcPr>
+            <w:tcW w:type="dxa" w:w="3784"/>
+            <w:shd w:val="clear" w:color="auto" w:fill="D9D9D9"/>
+          </w:tcPr>
+          <w:p>
+            <w:pPr>
+              <w:spacing w:before="20" w:after="20"/>
+            </w:pPr>
+            <w:r/>
+            <w:r>
+              <w:rPr>
+                <w:rFonts w:ascii="Verdana" w:hAnsi="Verdana"/>
+                <w:b w:val="0"/>
+                <w:sz w:val="16"/>
+              </w:rPr>
+              <w:t>NOTE</w:t>
+            </w:r>
+          </w:p>
+        </w:tc>
+      </w:tr>
+      <w:tr>
+        <w:trPr>
+          <w:cantSplit/>
+        </w:trPr>
+        <w:tc>
+          <w:tcPr>
+            <w:tcW w:type="dxa" w:w="3784"/>
+          </w:tcPr>
+          <w:p>
+            <w:pPr>
+              <w:spacing w:before="20" w:after="20"/>
+            </w:pPr>
+            <w:r/>
+            <w:r>
+              <w:rPr>
+                <w:rFonts w:ascii="Verdana" w:hAnsi="Verdana"/>
+                <w:b w:val="0"/>
+                <w:sz w:val="16"/>
+              </w:rPr>
+              <w:t>0 00 030</w:t>
+            </w:r>
+          </w:p>
+        </w:tc>
+        <w:tc>
+          <w:tcPr>
+            <w:tcW w:type="dxa" w:w="3784"/>
+          </w:tcPr>
+          <w:p>
+            <w:pPr>
+              <w:spacing w:before="20" w:after="20"/>
+            </w:pPr>
+            <w:r/>
+            <w:r>
+              <w:rPr>
+                <w:rFonts w:ascii="Verdana" w:hAnsi="Verdana"/>
+                <w:b w:val="0"/>
+                <w:sz w:val="16"/>
+              </w:rPr>
+              <w:t>Séquence définissant le descripteur</w:t>
+            </w:r>
+          </w:p>
+        </w:tc>
+        <w:tc>
+          <w:tcPr>
+            <w:tcW w:type="dxa" w:w="3784"/>
+          </w:tcPr>
+          <w:p>
+            <w:pPr>
+              <w:spacing w:before="20" w:after="20"/>
+            </w:pPr>
+            <w:r/>
+            <w:r>
+              <w:rPr>
+                <w:rFonts w:ascii="Verdana" w:hAnsi="Verdana"/>
+                <w:b w:val="0"/>
+                <w:sz w:val="16"/>
+              </w:rPr>
+            </w:r>
+          </w:p>
+        </w:tc>
+        <w:tc>
+          <w:tcPr>
+            <w:tcW w:type="dxa" w:w="3784"/>
+          </w:tcPr>
+          <w:p>
+            <w:pPr>
+              <w:spacing w:before="20" w:after="20"/>
+            </w:pPr>
+            <w:r/>
+            <w:r>
+              <w:rPr>
+                <w:rFonts w:ascii="Verdana" w:hAnsi="Verdana"/>
+                <w:b w:val="0"/>
+                <w:sz w:val="16"/>
+              </w:rPr>
+            </w:r>
+          </w:p>
+        </w:tc>
+      </w:tr>
+      <w:tr>
+        <w:trPr>
+          <w:cantSplit/>
+        </w:trPr>
+        <w:tc>
+          <w:tcPr>
+            <w:tcW w:type="dxa" w:w="3784"/>
+          </w:tcPr>
+          <w:p>
+            <w:pPr>
+              <w:spacing w:before="20" w:after="20"/>
+            </w:pPr>
+            <w:r/>
+            <w:r>
+              <w:rPr>
+                <w:rFonts w:ascii="Verdana" w:hAnsi="Verdana"/>
+                <w:b w:val="0"/>
+                <w:sz w:val="16"/>
+              </w:rPr>
+              <w:t>1 02 000</w:t>
+            </w:r>
+          </w:p>
+        </w:tc>
+        <w:tc>
+          <w:tcPr>
+            <w:tcW w:type="dxa" w:w="3784"/>
+          </w:tcPr>
+          <w:p>
+            <w:pPr>
+              <w:spacing w:before="20" w:after="20"/>
+            </w:pPr>
+            <w:r/>
+            <w:r>
+              <w:rPr>
+                <w:rFonts w:ascii="Verdana" w:hAnsi="Verdana"/>
+                <w:b w:val="0"/>
+                <w:sz w:val="16"/>
+              </w:rPr>
+              <w:t>Répétition différée de 2 descripteurs</w:t>
+            </w:r>
+          </w:p>
+        </w:tc>
+        <w:tc>
+          <w:tcPr>
+            <w:tcW w:type="dxa" w:w="3784"/>
+          </w:tcPr>
+          <w:p>
+            <w:pPr>
+              <w:spacing w:before="20" w:after="20"/>
+            </w:pPr>
+            <w:r/>
+            <w:r>
+              <w:rPr>
+                <w:rFonts w:ascii="Verdana" w:hAnsi="Verdana"/>
+                <w:b w:val="0"/>
+                <w:sz w:val="16"/>
+              </w:rPr>
+            </w:r>
+          </w:p>
+        </w:tc>
+        <w:tc>
+          <w:tcPr>
+            <w:tcW w:type="dxa" w:w="3784"/>
+          </w:tcPr>
+          <w:p>
+            <w:pPr>
+              <w:spacing w:before="20" w:after="20"/>
+            </w:pPr>
+            <w:r/>
+            <w:r>
+              <w:rPr>
+                <w:rFonts w:ascii="Verdana" w:hAnsi="Verdana"/>
+                <w:b w:val="0"/>
+                <w:sz w:val="16"/>
+              </w:rPr>
+            </w:r>
+          </w:p>
+        </w:tc>
+      </w:tr>
+      <w:tr>
+        <w:trPr>
+          <w:cantSplit/>
+        </w:trPr>
+        <w:tc>
+          <w:tcPr>
+            <w:tcW w:type="dxa" w:w="3784"/>
+          </w:tcPr>
+          <w:p>
+            <w:pPr>
+              <w:spacing w:before="20" w:after="20"/>
+            </w:pPr>
+            <w:r/>
+            <w:r>
+              <w:rPr>
+                <w:rFonts w:ascii="Verdana" w:hAnsi="Verdana"/>
+                <w:b w:val="0"/>
+                <w:sz w:val="16"/>
+              </w:rPr>
+              <w:t>0 31 001</w:t>
+            </w:r>
+          </w:p>
+        </w:tc>
+        <w:tc>
+          <w:tcPr>
+            <w:tcW w:type="dxa" w:w="3784"/>
+          </w:tcPr>
+          <w:p>
+            <w:pPr>
+              <w:spacing w:before="20" w:after="20"/>
+            </w:pPr>
+            <w:r/>
+            <w:r>
+              <w:rPr>
+                <w:rFonts w:ascii="Verdana" w:hAnsi="Verdana"/>
+                <w:b w:val="0"/>
+                <w:sz w:val="16"/>
+              </w:rPr>
+              <w:t>Facteur de répétition différée du descripteur</w:t>
+            </w:r>
+          </w:p>
+        </w:tc>
+        <w:tc>
+          <w:tcPr>
+            <w:tcW w:type="dxa" w:w="3784"/>
+          </w:tcPr>
+          <w:p>
+            <w:pPr>
+              <w:spacing w:before="20" w:after="20"/>
+            </w:pPr>
+            <w:r/>
+            <w:r>
+              <w:rPr>
+                <w:rFonts w:ascii="Verdana" w:hAnsi="Verdana"/>
+                <w:b w:val="0"/>
+                <w:sz w:val="16"/>
+              </w:rPr>
+            </w:r>
+          </w:p>
+        </w:tc>
+        <w:tc>
+          <w:tcPr>
+            <w:tcW w:type="dxa" w:w="3784"/>
+          </w:tcPr>
+          <w:p>
+            <w:pPr>
+              <w:spacing w:before="20" w:after="20"/>
+            </w:pPr>
+            <w:r/>
+            <w:r>
+              <w:rPr>
+                <w:rFonts w:ascii="Verdana" w:hAnsi="Verdana"/>
+                <w:b w:val="0"/>
+                <w:sz w:val="16"/>
+              </w:rPr>
+            </w:r>
+          </w:p>
+        </w:tc>
+      </w:tr>
+      <w:tr>
+        <w:trPr>
+          <w:cantSplit/>
+        </w:trPr>
+        <w:tc>
+          <w:tcPr>
+            <w:tcW w:type="dxa" w:w="3784"/>
+          </w:tcPr>
+          <w:p>
+            <w:pPr>
+              <w:spacing w:before="20" w:after="20"/>
+            </w:pPr>
+            <w:r/>
+            <w:r>
+              <w:rPr>
+                <w:rFonts w:ascii="Verdana" w:hAnsi="Verdana"/>
+                <w:b w:val="0"/>
+                <w:sz w:val="16"/>
+              </w:rPr>
+              <w:t>0 00 026</w:t>
+            </w:r>
+          </w:p>
+        </w:tc>
+        <w:tc>
+          <w:tcPr>
+            <w:tcW w:type="dxa" w:w="3784"/>
+          </w:tcPr>
+          <w:p>
+            <w:pPr>
+              <w:spacing w:before="20" w:after="20"/>
+            </w:pPr>
+            <w:r/>
+            <w:r>
+              <w:rPr>
+                <w:rFonts w:ascii="Verdana" w:hAnsi="Verdana"/>
+                <w:b w:val="0"/>
+                <w:sz w:val="16"/>
+              </w:rPr>
+              <w:t>Numéro de bit</w:t>
+            </w:r>
+          </w:p>
+        </w:tc>
+        <w:tc>
+          <w:tcPr>
+            <w:tcW w:type="dxa" w:w="3784"/>
+          </w:tcPr>
+          <w:p>
+            <w:pPr>
+              <w:spacing w:before="20" w:after="20"/>
+            </w:pPr>
+            <w:r/>
+            <w:r>
+              <w:rPr>
+                <w:rFonts w:ascii="Verdana" w:hAnsi="Verdana"/>
+                <w:b w:val="0"/>
+                <w:sz w:val="16"/>
+              </w:rPr>
+            </w:r>
+          </w:p>
+        </w:tc>
+        <w:tc>
+          <w:tcPr>
+            <w:tcW w:type="dxa" w:w="3784"/>
+          </w:tcPr>
+          <w:p>
+            <w:pPr>
+              <w:spacing w:before="20" w:after="20"/>
+            </w:pPr>
+            <w:r/>
+            <w:r>
+              <w:rPr>
+                <w:rFonts w:ascii="Verdana" w:hAnsi="Verdana"/>
+                <w:b w:val="0"/>
+                <w:sz w:val="16"/>
+              </w:rPr>
+            </w:r>
+          </w:p>
+        </w:tc>
+      </w:tr>
+      <w:tr>
+        <w:trPr>
+          <w:cantSplit/>
+        </w:trPr>
+        <w:tc>
+          <w:tcPr>
+            <w:tcW w:type="dxa" w:w="3784"/>
+          </w:tcPr>
+          <w:p>
+            <w:pPr>
+              <w:spacing w:before="20" w:after="20"/>
+            </w:pPr>
+            <w:r/>
+            <w:r>
+              <w:rPr>
+                <w:rFonts w:ascii="Verdana" w:hAnsi="Verdana"/>
+                <w:b w:val="0"/>
+                <w:sz w:val="16"/>
+              </w:rPr>
+              <w:t>0 00 027</w:t>
+            </w:r>
+          </w:p>
+        </w:tc>
+        <w:tc>
+          <w:tcPr>
+            <w:tcW w:type="dxa" w:w="3784"/>
+          </w:tcPr>
+          <w:p>
+            <w:pPr>
+              <w:spacing w:before="20" w:after="20"/>
+            </w:pPr>
+            <w:r/>
+            <w:r>
+              <w:rPr>
+                <w:rFonts w:ascii="Verdana" w:hAnsi="Verdana"/>
+                <w:b w:val="0"/>
+                <w:sz w:val="16"/>
+              </w:rPr>
+              <w:t>Signification du numéro de bit</w:t>
+            </w:r>
+          </w:p>
+        </w:tc>
+        <w:tc>
+          <w:tcPr>
+            <w:tcW w:type="dxa" w:w="3784"/>
+          </w:tcPr>
+          <w:p>
+            <w:pPr>
+              <w:spacing w:before="20" w:after="20"/>
+            </w:pPr>
+            <w:r/>
+            <w:r>
+              <w:rPr>
+                <w:rFonts w:ascii="Verdana" w:hAnsi="Verdana"/>
+                <w:b w:val="0"/>
+                <w:sz w:val="16"/>
+              </w:rPr>
+            </w:r>
+          </w:p>
+        </w:tc>
+        <w:tc>
+          <w:tcPr>
+            <w:tcW w:type="dxa" w:w="3784"/>
+          </w:tcPr>
+          <w:p>
+            <w:pPr>
+              <w:spacing w:before="20" w:after="20"/>
+            </w:pPr>
+            <w:r/>
+            <w:r>
+              <w:rPr>
+                <w:rFonts w:ascii="Verdana" w:hAnsi="Verdana"/>
+                <w:b w:val="0"/>
+                <w:sz w:val="16"/>
+              </w:rPr>
+            </w:r>
+          </w:p>
+        </w:tc>
+      </w:tr>
+    </w:tbl>
+    <w:p/>
+    <w:p/>
     <w:p>
       <w:r>
         <w:rPr>
@@ -125,3963 +3082,6 @@
         <w:t>Note 62: Les descripteurs 3 01 041 à 3 01 049 et 3 01 062, 3 01 071, et 3 01 072 ne devraient pas être utilisés pour la transmission dans le CREX.</w:t>
       </w:r>
     </w:p>
-    <w:tbl>
-      <w:tblPr>
-        <w:tblStyle w:val="TableGrid"/>
-        <w:tblW w:type="auto" w:w="0"/>
-        <w:jc w:val="left"/>
-        <w:tblLook w:firstColumn="1" w:firstRow="1" w:lastColumn="0" w:lastRow="0" w:noHBand="0" w:noVBand="1" w:val="04A0"/>
-        <w:tblBorders>
-          <w:top w:val="single" w:sz="4" w:space="0" w:color="595959"/>
-          <w:left w:val="single" w:sz="4" w:space="0" w:color="595959"/>
-          <w:bottom w:val="single" w:sz="4" w:space="0" w:color="595959"/>
-          <w:right w:val="single" w:sz="4" w:space="0" w:color="595959"/>
-          <w:insideH w:val="single" w:sz="4" w:space="0" w:color="595959"/>
-          <w:insideV w:val="single" w:sz="4" w:space="0" w:color="595959"/>
-        </w:tblBorders>
-        <w:tblCellMar>
-          <w:top w:w="85" w:type="dxa"/>
-          <w:left w:w="85" w:type="dxa"/>
-          <w:bottom w:w="85" w:type="dxa"/>
-          <w:right w:w="85" w:type="dxa"/>
-        </w:tblCellMar>
-      </w:tblPr>
-      <w:tblGrid>
-        <w:gridCol w:w="2163"/>
-        <w:gridCol w:w="2163"/>
-        <w:gridCol w:w="2163"/>
-        <w:gridCol w:w="2163"/>
-        <w:gridCol w:w="2163"/>
-        <w:gridCol w:w="2163"/>
-        <w:gridCol w:w="2163"/>
-      </w:tblGrid>
-      <w:tr>
-        <w:trPr>
-          <w:tblHeader/>
-        </w:trPr>
-        <w:tc>
-          <w:tcPr>
-            <w:tcW w:type="dxa" w:w="2163"/>
-            <w:shd w:val="clear" w:color="auto" w:fill="D9D9D9"/>
-          </w:tcPr>
-          <w:p>
-            <w:pPr>
-              <w:spacing w:before="20" w:after="20"/>
-            </w:pPr>
-            <w:r/>
-            <w:r>
-              <w:rPr>
-                <w:rFonts w:ascii="Verdana" w:hAnsi="Verdana"/>
-                <w:b w:val="0"/>
-                <w:sz w:val="16"/>
-              </w:rPr>
-              <w:t>FXY1</w:t>
-            </w:r>
-          </w:p>
-        </w:tc>
-        <w:tc>
-          <w:tcPr>
-            <w:tcW w:type="dxa" w:w="2163"/>
-            <w:shd w:val="clear" w:color="auto" w:fill="D9D9D9"/>
-          </w:tcPr>
-          <w:p>
-            <w:pPr>
-              <w:spacing w:before="20" w:after="20"/>
-            </w:pPr>
-            <w:r/>
-            <w:r>
-              <w:rPr>
-                <w:rFonts w:ascii="Verdana" w:hAnsi="Verdana"/>
-                <w:b w:val="0"/>
-                <w:sz w:val="16"/>
-              </w:rPr>
-              <w:t>TITRE</w:t>
-            </w:r>
-          </w:p>
-        </w:tc>
-        <w:tc>
-          <w:tcPr>
-            <w:tcW w:type="dxa" w:w="2163"/>
-            <w:shd w:val="clear" w:color="auto" w:fill="D9D9D9"/>
-          </w:tcPr>
-          <w:p>
-            <w:pPr>
-              <w:spacing w:before="20" w:after="20"/>
-            </w:pPr>
-            <w:r/>
-            <w:r>
-              <w:rPr>
-                <w:rFonts w:ascii="Verdana" w:hAnsi="Verdana"/>
-                <w:b w:val="0"/>
-                <w:sz w:val="16"/>
-              </w:rPr>
-              <w:t>SOUS-TITRE</w:t>
-            </w:r>
-          </w:p>
-        </w:tc>
-        <w:tc>
-          <w:tcPr>
-            <w:tcW w:type="dxa" w:w="2163"/>
-            <w:shd w:val="clear" w:color="auto" w:fill="D9D9D9"/>
-          </w:tcPr>
-          <w:p>
-            <w:pPr>
-              <w:spacing w:before="20" w:after="20"/>
-            </w:pPr>
-            <w:r/>
-            <w:r>
-              <w:rPr>
-                <w:rFonts w:ascii="Verdana" w:hAnsi="Verdana"/>
-                <w:b w:val="0"/>
-                <w:sz w:val="16"/>
-              </w:rPr>
-              <w:t>FXY2</w:t>
-            </w:r>
-          </w:p>
-        </w:tc>
-        <w:tc>
-          <w:tcPr>
-            <w:tcW w:type="dxa" w:w="2163"/>
-            <w:shd w:val="clear" w:color="auto" w:fill="D9D9D9"/>
-          </w:tcPr>
-          <w:p>
-            <w:pPr>
-              <w:spacing w:before="20" w:after="20"/>
-            </w:pPr>
-            <w:r/>
-            <w:r>
-              <w:rPr>
-                <w:rFonts w:ascii="Verdana" w:hAnsi="Verdana"/>
-                <w:b w:val="0"/>
-                <w:sz w:val="16"/>
-              </w:rPr>
-              <w:t>NOM DE L'ÉLÉMENT</w:t>
-            </w:r>
-          </w:p>
-        </w:tc>
-        <w:tc>
-          <w:tcPr>
-            <w:tcW w:type="dxa" w:w="2163"/>
-            <w:shd w:val="clear" w:color="auto" w:fill="D9D9D9"/>
-          </w:tcPr>
-          <w:p>
-            <w:pPr>
-              <w:spacing w:before="20" w:after="20"/>
-            </w:pPr>
-            <w:r/>
-            <w:r>
-              <w:rPr>
-                <w:rFonts w:ascii="Verdana" w:hAnsi="Verdana"/>
-                <w:b w:val="0"/>
-                <w:sz w:val="16"/>
-              </w:rPr>
-              <w:t>DESCRIPTION DE L'ÉLÉMENT</w:t>
-            </w:r>
-          </w:p>
-        </w:tc>
-        <w:tc>
-          <w:tcPr>
-            <w:tcW w:type="dxa" w:w="2163"/>
-            <w:shd w:val="clear" w:color="auto" w:fill="D9D9D9"/>
-          </w:tcPr>
-          <w:p>
-            <w:pPr>
-              <w:spacing w:before="20" w:after="20"/>
-            </w:pPr>
-            <w:r/>
-            <w:r>
-              <w:rPr>
-                <w:rFonts w:ascii="Verdana" w:hAnsi="Verdana"/>
-                <w:b w:val="0"/>
-                <w:sz w:val="16"/>
-              </w:rPr>
-              <w:t>NOTE</w:t>
-            </w:r>
-          </w:p>
-        </w:tc>
-      </w:tr>
-      <w:tr>
-        <w:trPr>
-          <w:cantSplit/>
-        </w:trPr>
-        <w:tc>
-          <w:tcPr>
-            <w:tcW w:type="dxa" w:w="2163"/>
-          </w:tcPr>
-          <w:p>
-            <w:pPr>
-              <w:spacing w:before="20" w:after="20"/>
-            </w:pPr>
-            <w:r>
-              <w:rPr>
-                <w:b/>
-              </w:rPr>
-            </w:r>
-            <w:r>
-              <w:rPr>
-                <w:rFonts w:ascii="Verdana" w:hAnsi="Verdana"/>
-                <w:b/>
-                <w:sz w:val="16"/>
-              </w:rPr>
-              <w:t>3 00 002</w:t>
-            </w:r>
-          </w:p>
-        </w:tc>
-        <w:tc>
-          <w:tcPr>
-            <w:tcW w:type="dxa" w:w="2163"/>
-          </w:tcPr>
-          <w:p>
-            <w:pPr>
-              <w:spacing w:before="20" w:after="20"/>
-            </w:pPr>
-            <w:r>
-              <w:rPr>
-                <w:b/>
-              </w:rPr>
-            </w:r>
-            <w:r>
-              <w:rPr>
-                <w:rFonts w:ascii="Verdana" w:hAnsi="Verdana"/>
-                <w:b/>
-                <w:sz w:val="16"/>
-              </w:rPr>
-            </w:r>
-          </w:p>
-        </w:tc>
-        <w:tc>
-          <w:tcPr>
-            <w:tcW w:type="dxa" w:w="2163"/>
-          </w:tcPr>
-          <w:p>
-            <w:pPr>
-              <w:spacing w:before="20" w:after="20"/>
-            </w:pPr>
-            <w:r/>
-            <w:r>
-              <w:rPr>
-                <w:rFonts w:ascii="Verdana" w:hAnsi="Verdana"/>
-                <w:b w:val="0"/>
-                <w:sz w:val="16"/>
-              </w:rPr>
-            </w:r>
-          </w:p>
-        </w:tc>
-        <w:tc>
-          <w:tcPr>
-            <w:tcW w:type="dxa" w:w="2163"/>
-          </w:tcPr>
-          <w:p>
-            <w:pPr>
-              <w:spacing w:before="20" w:after="20"/>
-            </w:pPr>
-            <w:r/>
-            <w:r>
-              <w:rPr>
-                <w:rFonts w:ascii="Verdana" w:hAnsi="Verdana"/>
-                <w:b w:val="0"/>
-                <w:sz w:val="16"/>
-              </w:rPr>
-              <w:t>0 00 002</w:t>
-            </w:r>
-          </w:p>
-        </w:tc>
-        <w:tc>
-          <w:tcPr>
-            <w:tcW w:type="dxa" w:w="2163"/>
-          </w:tcPr>
-          <w:p>
-            <w:pPr>
-              <w:spacing w:before="20" w:after="20"/>
-            </w:pPr>
-            <w:r/>
-            <w:r>
-              <w:rPr>
-                <w:rFonts w:ascii="Verdana" w:hAnsi="Verdana"/>
-                <w:b w:val="0"/>
-                <w:sz w:val="16"/>
-              </w:rPr>
-              <w:t>Table A: description de la catégorie de données, ligne 1</w:t>
-            </w:r>
-          </w:p>
-        </w:tc>
-        <w:tc>
-          <w:tcPr>
-            <w:tcW w:type="dxa" w:w="2163"/>
-          </w:tcPr>
-          <w:p>
-            <w:pPr>
-              <w:spacing w:before="20" w:after="20"/>
-            </w:pPr>
-            <w:r/>
-            <w:r>
-              <w:rPr>
-                <w:rFonts w:ascii="Verdana" w:hAnsi="Verdana"/>
-                <w:b w:val="0"/>
-                <w:sz w:val="16"/>
-              </w:rPr>
-            </w:r>
-          </w:p>
-        </w:tc>
-        <w:tc>
-          <w:tcPr>
-            <w:tcW w:type="dxa" w:w="2163"/>
-          </w:tcPr>
-          <w:p>
-            <w:pPr>
-              <w:spacing w:before="20" w:after="20"/>
-            </w:pPr>
-            <w:r/>
-            <w:r>
-              <w:rPr>
-                <w:rFonts w:ascii="Verdana" w:hAnsi="Verdana"/>
-                <w:b w:val="0"/>
-                <w:sz w:val="16"/>
-              </w:rPr>
-            </w:r>
-          </w:p>
-        </w:tc>
-      </w:tr>
-      <w:tr>
-        <w:trPr>
-          <w:cantSplit/>
-        </w:trPr>
-        <w:tc>
-          <w:tcPr>
-            <w:tcW w:type="dxa" w:w="2163"/>
-          </w:tcPr>
-          <w:p>
-            <w:pPr>
-              <w:spacing w:before="20" w:after="20"/>
-            </w:pPr>
-            <w:r/>
-            <w:r>
-              <w:rPr>
-                <w:rFonts w:ascii="Verdana" w:hAnsi="Verdana"/>
-                <w:b w:val="0"/>
-                <w:sz w:val="16"/>
-              </w:rPr>
-            </w:r>
-          </w:p>
-        </w:tc>
-        <w:tc>
-          <w:tcPr>
-            <w:tcW w:type="dxa" w:w="2163"/>
-          </w:tcPr>
-          <w:p>
-            <w:pPr>
-              <w:spacing w:before="20" w:after="20"/>
-            </w:pPr>
-            <w:r/>
-            <w:r>
-              <w:rPr>
-                <w:rFonts w:ascii="Verdana" w:hAnsi="Verdana"/>
-                <w:b w:val="0"/>
-                <w:sz w:val="16"/>
-              </w:rPr>
-            </w:r>
-          </w:p>
-        </w:tc>
-        <w:tc>
-          <w:tcPr>
-            <w:tcW w:type="dxa" w:w="2163"/>
-          </w:tcPr>
-          <w:p>
-            <w:pPr>
-              <w:spacing w:before="20" w:after="20"/>
-            </w:pPr>
-            <w:r/>
-            <w:r>
-              <w:rPr>
-                <w:rFonts w:ascii="Verdana" w:hAnsi="Verdana"/>
-                <w:b w:val="0"/>
-                <w:sz w:val="16"/>
-              </w:rPr>
-            </w:r>
-          </w:p>
-        </w:tc>
-        <w:tc>
-          <w:tcPr>
-            <w:tcW w:type="dxa" w:w="2163"/>
-          </w:tcPr>
-          <w:p>
-            <w:pPr>
-              <w:spacing w:before="20" w:after="20"/>
-            </w:pPr>
-            <w:r/>
-            <w:r>
-              <w:rPr>
-                <w:rFonts w:ascii="Verdana" w:hAnsi="Verdana"/>
-                <w:b w:val="0"/>
-                <w:sz w:val="16"/>
-              </w:rPr>
-              <w:t>0 00 003</w:t>
-            </w:r>
-          </w:p>
-        </w:tc>
-        <w:tc>
-          <w:tcPr>
-            <w:tcW w:type="dxa" w:w="2163"/>
-          </w:tcPr>
-          <w:p>
-            <w:pPr>
-              <w:spacing w:before="20" w:after="20"/>
-            </w:pPr>
-            <w:r/>
-            <w:r>
-              <w:rPr>
-                <w:rFonts w:ascii="Verdana" w:hAnsi="Verdana"/>
-                <w:b w:val="0"/>
-                <w:sz w:val="16"/>
-              </w:rPr>
-              <w:t>Table A: description de la catégorie de données, ligne 2</w:t>
-            </w:r>
-          </w:p>
-        </w:tc>
-        <w:tc>
-          <w:tcPr>
-            <w:tcW w:type="dxa" w:w="2163"/>
-          </w:tcPr>
-          <w:p>
-            <w:pPr>
-              <w:spacing w:before="20" w:after="20"/>
-            </w:pPr>
-            <w:r/>
-            <w:r>
-              <w:rPr>
-                <w:rFonts w:ascii="Verdana" w:hAnsi="Verdana"/>
-                <w:b w:val="0"/>
-                <w:sz w:val="16"/>
-              </w:rPr>
-            </w:r>
-          </w:p>
-        </w:tc>
-        <w:tc>
-          <w:tcPr>
-            <w:tcW w:type="dxa" w:w="2163"/>
-          </w:tcPr>
-          <w:p>
-            <w:pPr>
-              <w:spacing w:before="20" w:after="20"/>
-            </w:pPr>
-            <w:r/>
-            <w:r>
-              <w:rPr>
-                <w:rFonts w:ascii="Verdana" w:hAnsi="Verdana"/>
-                <w:b w:val="0"/>
-                <w:sz w:val="16"/>
-              </w:rPr>
-            </w:r>
-          </w:p>
-        </w:tc>
-      </w:tr>
-      <w:tr>
-        <w:trPr>
-          <w:cantSplit/>
-        </w:trPr>
-        <w:tc>
-          <w:tcPr>
-            <w:tcW w:type="dxa" w:w="2163"/>
-          </w:tcPr>
-          <w:p>
-            <w:pPr>
-              <w:spacing w:before="20" w:after="20"/>
-            </w:pPr>
-            <w:r>
-              <w:rPr>
-                <w:b/>
-              </w:rPr>
-            </w:r>
-            <w:r>
-              <w:rPr>
-                <w:rFonts w:ascii="Verdana" w:hAnsi="Verdana"/>
-                <w:b/>
-                <w:sz w:val="16"/>
-              </w:rPr>
-              <w:t>3 00 003</w:t>
-            </w:r>
-          </w:p>
-        </w:tc>
-        <w:tc>
-          <w:tcPr>
-            <w:tcW w:type="dxa" w:w="2163"/>
-          </w:tcPr>
-          <w:p>
-            <w:pPr>
-              <w:spacing w:before="20" w:after="20"/>
-            </w:pPr>
-            <w:r>
-              <w:rPr>
-                <w:b/>
-              </w:rPr>
-            </w:r>
-            <w:r>
-              <w:rPr>
-                <w:rFonts w:ascii="Verdana" w:hAnsi="Verdana"/>
-                <w:b/>
-                <w:sz w:val="16"/>
-              </w:rPr>
-              <w:t>(Descripteurs F, X, Y à ajouter ou à définir)</w:t>
-            </w:r>
-          </w:p>
-        </w:tc>
-        <w:tc>
-          <w:tcPr>
-            <w:tcW w:type="dxa" w:w="2163"/>
-          </w:tcPr>
-          <w:p>
-            <w:pPr>
-              <w:spacing w:before="20" w:after="20"/>
-            </w:pPr>
-            <w:r/>
-            <w:r>
-              <w:rPr>
-                <w:rFonts w:ascii="Verdana" w:hAnsi="Verdana"/>
-                <w:b w:val="0"/>
-                <w:sz w:val="16"/>
-              </w:rPr>
-            </w:r>
-          </w:p>
-        </w:tc>
-        <w:tc>
-          <w:tcPr>
-            <w:tcW w:type="dxa" w:w="2163"/>
-          </w:tcPr>
-          <w:p>
-            <w:pPr>
-              <w:spacing w:before="20" w:after="20"/>
-            </w:pPr>
-            <w:r/>
-            <w:r>
-              <w:rPr>
-                <w:rFonts w:ascii="Verdana" w:hAnsi="Verdana"/>
-                <w:b w:val="0"/>
-                <w:sz w:val="16"/>
-              </w:rPr>
-              <w:t>0 00 010</w:t>
-            </w:r>
-          </w:p>
-        </w:tc>
-        <w:tc>
-          <w:tcPr>
-            <w:tcW w:type="dxa" w:w="2163"/>
-          </w:tcPr>
-          <w:p>
-            <w:pPr>
-              <w:spacing w:before="20" w:after="20"/>
-            </w:pPr>
-            <w:r/>
-            <w:r>
-              <w:rPr>
-                <w:rFonts w:ascii="Verdana" w:hAnsi="Verdana"/>
-                <w:b w:val="0"/>
-                <w:sz w:val="16"/>
-              </w:rPr>
-              <w:t>Descripteur F à ajouter ou à définir</w:t>
-            </w:r>
-          </w:p>
-        </w:tc>
-        <w:tc>
-          <w:tcPr>
-            <w:tcW w:type="dxa" w:w="2163"/>
-          </w:tcPr>
-          <w:p>
-            <w:pPr>
-              <w:spacing w:before="20" w:after="20"/>
-            </w:pPr>
-            <w:r/>
-            <w:r>
-              <w:rPr>
-                <w:rFonts w:ascii="Verdana" w:hAnsi="Verdana"/>
-                <w:b w:val="0"/>
-                <w:sz w:val="16"/>
-              </w:rPr>
-            </w:r>
-          </w:p>
-        </w:tc>
-        <w:tc>
-          <w:tcPr>
-            <w:tcW w:type="dxa" w:w="2163"/>
-          </w:tcPr>
-          <w:p>
-            <w:pPr>
-              <w:spacing w:before="20" w:after="20"/>
-            </w:pPr>
-            <w:r/>
-            <w:r>
-              <w:rPr>
-                <w:rFonts w:ascii="Verdana" w:hAnsi="Verdana"/>
-                <w:b w:val="0"/>
-                <w:sz w:val="16"/>
-              </w:rPr>
-            </w:r>
-          </w:p>
-        </w:tc>
-      </w:tr>
-      <w:tr>
-        <w:trPr>
-          <w:cantSplit/>
-        </w:trPr>
-        <w:tc>
-          <w:tcPr>
-            <w:tcW w:type="dxa" w:w="2163"/>
-          </w:tcPr>
-          <w:p>
-            <w:pPr>
-              <w:spacing w:before="20" w:after="20"/>
-            </w:pPr>
-            <w:r/>
-            <w:r>
-              <w:rPr>
-                <w:rFonts w:ascii="Verdana" w:hAnsi="Verdana"/>
-                <w:b w:val="0"/>
-                <w:sz w:val="16"/>
-              </w:rPr>
-            </w:r>
-          </w:p>
-        </w:tc>
-        <w:tc>
-          <w:tcPr>
-            <w:tcW w:type="dxa" w:w="2163"/>
-          </w:tcPr>
-          <w:p>
-            <w:pPr>
-              <w:spacing w:before="20" w:after="20"/>
-            </w:pPr>
-            <w:r/>
-            <w:r>
-              <w:rPr>
-                <w:rFonts w:ascii="Verdana" w:hAnsi="Verdana"/>
-                <w:b w:val="0"/>
-                <w:sz w:val="16"/>
-              </w:rPr>
-            </w:r>
-          </w:p>
-        </w:tc>
-        <w:tc>
-          <w:tcPr>
-            <w:tcW w:type="dxa" w:w="2163"/>
-          </w:tcPr>
-          <w:p>
-            <w:pPr>
-              <w:spacing w:before="20" w:after="20"/>
-            </w:pPr>
-            <w:r/>
-            <w:r>
-              <w:rPr>
-                <w:rFonts w:ascii="Verdana" w:hAnsi="Verdana"/>
-                <w:b w:val="0"/>
-                <w:sz w:val="16"/>
-              </w:rPr>
-            </w:r>
-          </w:p>
-        </w:tc>
-        <w:tc>
-          <w:tcPr>
-            <w:tcW w:type="dxa" w:w="2163"/>
-          </w:tcPr>
-          <w:p>
-            <w:pPr>
-              <w:spacing w:before="20" w:after="20"/>
-            </w:pPr>
-            <w:r/>
-            <w:r>
-              <w:rPr>
-                <w:rFonts w:ascii="Verdana" w:hAnsi="Verdana"/>
-                <w:b w:val="0"/>
-                <w:sz w:val="16"/>
-              </w:rPr>
-              <w:t>0 00 011</w:t>
-            </w:r>
-          </w:p>
-        </w:tc>
-        <w:tc>
-          <w:tcPr>
-            <w:tcW w:type="dxa" w:w="2163"/>
-          </w:tcPr>
-          <w:p>
-            <w:pPr>
-              <w:spacing w:before="20" w:after="20"/>
-            </w:pPr>
-            <w:r/>
-            <w:r>
-              <w:rPr>
-                <w:rFonts w:ascii="Verdana" w:hAnsi="Verdana"/>
-                <w:b w:val="0"/>
-                <w:sz w:val="16"/>
-              </w:rPr>
-              <w:t>Descripteur X à ajouter ou à définir</w:t>
-            </w:r>
-          </w:p>
-        </w:tc>
-        <w:tc>
-          <w:tcPr>
-            <w:tcW w:type="dxa" w:w="2163"/>
-          </w:tcPr>
-          <w:p>
-            <w:pPr>
-              <w:spacing w:before="20" w:after="20"/>
-            </w:pPr>
-            <w:r/>
-            <w:r>
-              <w:rPr>
-                <w:rFonts w:ascii="Verdana" w:hAnsi="Verdana"/>
-                <w:b w:val="0"/>
-                <w:sz w:val="16"/>
-              </w:rPr>
-            </w:r>
-          </w:p>
-        </w:tc>
-        <w:tc>
-          <w:tcPr>
-            <w:tcW w:type="dxa" w:w="2163"/>
-          </w:tcPr>
-          <w:p>
-            <w:pPr>
-              <w:spacing w:before="20" w:after="20"/>
-            </w:pPr>
-            <w:r/>
-            <w:r>
-              <w:rPr>
-                <w:rFonts w:ascii="Verdana" w:hAnsi="Verdana"/>
-                <w:b w:val="0"/>
-                <w:sz w:val="16"/>
-              </w:rPr>
-            </w:r>
-          </w:p>
-        </w:tc>
-      </w:tr>
-      <w:tr>
-        <w:trPr>
-          <w:cantSplit/>
-        </w:trPr>
-        <w:tc>
-          <w:tcPr>
-            <w:tcW w:type="dxa" w:w="2163"/>
-          </w:tcPr>
-          <w:p>
-            <w:pPr>
-              <w:spacing w:before="20" w:after="20"/>
-            </w:pPr>
-            <w:r/>
-            <w:r>
-              <w:rPr>
-                <w:rFonts w:ascii="Verdana" w:hAnsi="Verdana"/>
-                <w:b w:val="0"/>
-                <w:sz w:val="16"/>
-              </w:rPr>
-            </w:r>
-          </w:p>
-        </w:tc>
-        <w:tc>
-          <w:tcPr>
-            <w:tcW w:type="dxa" w:w="2163"/>
-          </w:tcPr>
-          <w:p>
-            <w:pPr>
-              <w:spacing w:before="20" w:after="20"/>
-            </w:pPr>
-            <w:r/>
-            <w:r>
-              <w:rPr>
-                <w:rFonts w:ascii="Verdana" w:hAnsi="Verdana"/>
-                <w:b w:val="0"/>
-                <w:sz w:val="16"/>
-              </w:rPr>
-            </w:r>
-          </w:p>
-        </w:tc>
-        <w:tc>
-          <w:tcPr>
-            <w:tcW w:type="dxa" w:w="2163"/>
-          </w:tcPr>
-          <w:p>
-            <w:pPr>
-              <w:spacing w:before="20" w:after="20"/>
-            </w:pPr>
-            <w:r/>
-            <w:r>
-              <w:rPr>
-                <w:rFonts w:ascii="Verdana" w:hAnsi="Verdana"/>
-                <w:b w:val="0"/>
-                <w:sz w:val="16"/>
-              </w:rPr>
-            </w:r>
-          </w:p>
-        </w:tc>
-        <w:tc>
-          <w:tcPr>
-            <w:tcW w:type="dxa" w:w="2163"/>
-          </w:tcPr>
-          <w:p>
-            <w:pPr>
-              <w:spacing w:before="20" w:after="20"/>
-            </w:pPr>
-            <w:r/>
-            <w:r>
-              <w:rPr>
-                <w:rFonts w:ascii="Verdana" w:hAnsi="Verdana"/>
-                <w:b w:val="0"/>
-                <w:sz w:val="16"/>
-              </w:rPr>
-              <w:t>0 00 012</w:t>
-            </w:r>
-          </w:p>
-        </w:tc>
-        <w:tc>
-          <w:tcPr>
-            <w:tcW w:type="dxa" w:w="2163"/>
-          </w:tcPr>
-          <w:p>
-            <w:pPr>
-              <w:spacing w:before="20" w:after="20"/>
-            </w:pPr>
-            <w:r/>
-            <w:r>
-              <w:rPr>
-                <w:rFonts w:ascii="Verdana" w:hAnsi="Verdana"/>
-                <w:b w:val="0"/>
-                <w:sz w:val="16"/>
-              </w:rPr>
-              <w:t>Descripteur Y à ajouter ou à définir</w:t>
-            </w:r>
-          </w:p>
-        </w:tc>
-        <w:tc>
-          <w:tcPr>
-            <w:tcW w:type="dxa" w:w="2163"/>
-          </w:tcPr>
-          <w:p>
-            <w:pPr>
-              <w:spacing w:before="20" w:after="20"/>
-            </w:pPr>
-            <w:r/>
-            <w:r>
-              <w:rPr>
-                <w:rFonts w:ascii="Verdana" w:hAnsi="Verdana"/>
-                <w:b w:val="0"/>
-                <w:sz w:val="16"/>
-              </w:rPr>
-            </w:r>
-          </w:p>
-        </w:tc>
-        <w:tc>
-          <w:tcPr>
-            <w:tcW w:type="dxa" w:w="2163"/>
-          </w:tcPr>
-          <w:p>
-            <w:pPr>
-              <w:spacing w:before="20" w:after="20"/>
-            </w:pPr>
-            <w:r/>
-            <w:r>
-              <w:rPr>
-                <w:rFonts w:ascii="Verdana" w:hAnsi="Verdana"/>
-                <w:b w:val="0"/>
-                <w:sz w:val="16"/>
-              </w:rPr>
-            </w:r>
-          </w:p>
-        </w:tc>
-      </w:tr>
-      <w:tr>
-        <w:trPr>
-          <w:cantSplit/>
-        </w:trPr>
-        <w:tc>
-          <w:tcPr>
-            <w:tcW w:type="dxa" w:w="2163"/>
-          </w:tcPr>
-          <w:p>
-            <w:pPr>
-              <w:spacing w:before="20" w:after="20"/>
-            </w:pPr>
-            <w:r>
-              <w:rPr>
-                <w:b/>
-              </w:rPr>
-            </w:r>
-            <w:r>
-              <w:rPr>
-                <w:rFonts w:ascii="Verdana" w:hAnsi="Verdana"/>
-                <w:b/>
-                <w:sz w:val="16"/>
-              </w:rPr>
-              <w:t>3 00 004</w:t>
-            </w:r>
-          </w:p>
-        </w:tc>
-        <w:tc>
-          <w:tcPr>
-            <w:tcW w:type="dxa" w:w="2163"/>
-          </w:tcPr>
-          <w:p>
-            <w:pPr>
-              <w:spacing w:before="20" w:after="20"/>
-            </w:pPr>
-            <w:r>
-              <w:rPr>
-                <w:b/>
-              </w:rPr>
-            </w:r>
-            <w:r>
-              <w:rPr>
-                <w:rFonts w:ascii="Verdana" w:hAnsi="Verdana"/>
-                <w:b/>
-                <w:sz w:val="16"/>
-              </w:rPr>
-            </w:r>
-          </w:p>
-        </w:tc>
-        <w:tc>
-          <w:tcPr>
-            <w:tcW w:type="dxa" w:w="2163"/>
-          </w:tcPr>
-          <w:p>
-            <w:pPr>
-              <w:spacing w:before="20" w:after="20"/>
-            </w:pPr>
-            <w:r/>
-            <w:r>
-              <w:rPr>
-                <w:rFonts w:ascii="Verdana" w:hAnsi="Verdana"/>
-                <w:b w:val="0"/>
-                <w:sz w:val="16"/>
-              </w:rPr>
-            </w:r>
-          </w:p>
-        </w:tc>
-        <w:tc>
-          <w:tcPr>
-            <w:tcW w:type="dxa" w:w="2163"/>
-          </w:tcPr>
-          <w:p>
-            <w:pPr>
-              <w:spacing w:before="20" w:after="20"/>
-            </w:pPr>
-            <w:r/>
-            <w:r>
-              <w:rPr>
-                <w:rFonts w:ascii="Verdana" w:hAnsi="Verdana"/>
-                <w:b w:val="0"/>
-                <w:sz w:val="16"/>
-              </w:rPr>
-              <w:t>3 00 003</w:t>
-            </w:r>
-          </w:p>
-        </w:tc>
-        <w:tc>
-          <w:tcPr>
-            <w:tcW w:type="dxa" w:w="2163"/>
-          </w:tcPr>
-          <w:p>
-            <w:pPr>
-              <w:spacing w:before="20" w:after="20"/>
-            </w:pPr>
-            <w:r/>
-            <w:r>
-              <w:rPr>
-                <w:rFonts w:ascii="Verdana" w:hAnsi="Verdana"/>
-                <w:b w:val="0"/>
-                <w:sz w:val="16"/>
-              </w:rPr>
-              <w:t>Descripteurs F, X, Y à ajouter ou à définir</w:t>
-            </w:r>
-          </w:p>
-        </w:tc>
-        <w:tc>
-          <w:tcPr>
-            <w:tcW w:type="dxa" w:w="2163"/>
-          </w:tcPr>
-          <w:p>
-            <w:pPr>
-              <w:spacing w:before="20" w:after="20"/>
-            </w:pPr>
-            <w:r/>
-            <w:r>
-              <w:rPr>
-                <w:rFonts w:ascii="Verdana" w:hAnsi="Verdana"/>
-                <w:b w:val="0"/>
-                <w:sz w:val="16"/>
-              </w:rPr>
-            </w:r>
-          </w:p>
-        </w:tc>
-        <w:tc>
-          <w:tcPr>
-            <w:tcW w:type="dxa" w:w="2163"/>
-          </w:tcPr>
-          <w:p>
-            <w:pPr>
-              <w:spacing w:before="20" w:after="20"/>
-            </w:pPr>
-            <w:r/>
-            <w:r>
-              <w:rPr>
-                <w:rFonts w:ascii="Verdana" w:hAnsi="Verdana"/>
-                <w:b w:val="0"/>
-                <w:sz w:val="16"/>
-              </w:rPr>
-            </w:r>
-          </w:p>
-        </w:tc>
-      </w:tr>
-      <w:tr>
-        <w:trPr>
-          <w:cantSplit/>
-        </w:trPr>
-        <w:tc>
-          <w:tcPr>
-            <w:tcW w:type="dxa" w:w="2163"/>
-          </w:tcPr>
-          <w:p>
-            <w:pPr>
-              <w:spacing w:before="20" w:after="20"/>
-            </w:pPr>
-            <w:r/>
-            <w:r>
-              <w:rPr>
-                <w:rFonts w:ascii="Verdana" w:hAnsi="Verdana"/>
-                <w:b w:val="0"/>
-                <w:sz w:val="16"/>
-              </w:rPr>
-            </w:r>
-          </w:p>
-        </w:tc>
-        <w:tc>
-          <w:tcPr>
-            <w:tcW w:type="dxa" w:w="2163"/>
-          </w:tcPr>
-          <w:p>
-            <w:pPr>
-              <w:spacing w:before="20" w:after="20"/>
-            </w:pPr>
-            <w:r/>
-            <w:r>
-              <w:rPr>
-                <w:rFonts w:ascii="Verdana" w:hAnsi="Verdana"/>
-                <w:b w:val="0"/>
-                <w:sz w:val="16"/>
-              </w:rPr>
-            </w:r>
-          </w:p>
-        </w:tc>
-        <w:tc>
-          <w:tcPr>
-            <w:tcW w:type="dxa" w:w="2163"/>
-          </w:tcPr>
-          <w:p>
-            <w:pPr>
-              <w:spacing w:before="20" w:after="20"/>
-            </w:pPr>
-            <w:r/>
-            <w:r>
-              <w:rPr>
-                <w:rFonts w:ascii="Verdana" w:hAnsi="Verdana"/>
-                <w:b w:val="0"/>
-                <w:sz w:val="16"/>
-              </w:rPr>
-            </w:r>
-          </w:p>
-        </w:tc>
-        <w:tc>
-          <w:tcPr>
-            <w:tcW w:type="dxa" w:w="2163"/>
-          </w:tcPr>
-          <w:p>
-            <w:pPr>
-              <w:spacing w:before="20" w:after="20"/>
-            </w:pPr>
-            <w:r/>
-            <w:r>
-              <w:rPr>
-                <w:rFonts w:ascii="Verdana" w:hAnsi="Verdana"/>
-                <w:b w:val="0"/>
-                <w:sz w:val="16"/>
-              </w:rPr>
-              <w:t>0 00 013</w:t>
-            </w:r>
-          </w:p>
-        </w:tc>
-        <w:tc>
-          <w:tcPr>
-            <w:tcW w:type="dxa" w:w="2163"/>
-          </w:tcPr>
-          <w:p>
-            <w:pPr>
-              <w:spacing w:before="20" w:after="20"/>
-            </w:pPr>
-            <w:r/>
-            <w:r>
-              <w:rPr>
-                <w:rFonts w:ascii="Verdana" w:hAnsi="Verdana"/>
-                <w:b w:val="0"/>
-                <w:sz w:val="16"/>
-              </w:rPr>
-              <w:t>Nom de l'élément, ligne 1</w:t>
-            </w:r>
-          </w:p>
-        </w:tc>
-        <w:tc>
-          <w:tcPr>
-            <w:tcW w:type="dxa" w:w="2163"/>
-          </w:tcPr>
-          <w:p>
-            <w:pPr>
-              <w:spacing w:before="20" w:after="20"/>
-            </w:pPr>
-            <w:r/>
-            <w:r>
-              <w:rPr>
-                <w:rFonts w:ascii="Verdana" w:hAnsi="Verdana"/>
-                <w:b w:val="0"/>
-                <w:sz w:val="16"/>
-              </w:rPr>
-            </w:r>
-          </w:p>
-        </w:tc>
-        <w:tc>
-          <w:tcPr>
-            <w:tcW w:type="dxa" w:w="2163"/>
-          </w:tcPr>
-          <w:p>
-            <w:pPr>
-              <w:spacing w:before="20" w:after="20"/>
-            </w:pPr>
-            <w:r/>
-            <w:r>
-              <w:rPr>
-                <w:rFonts w:ascii="Verdana" w:hAnsi="Verdana"/>
-                <w:b w:val="0"/>
-                <w:sz w:val="16"/>
-              </w:rPr>
-            </w:r>
-          </w:p>
-        </w:tc>
-      </w:tr>
-      <w:tr>
-        <w:trPr>
-          <w:cantSplit/>
-        </w:trPr>
-        <w:tc>
-          <w:tcPr>
-            <w:tcW w:type="dxa" w:w="2163"/>
-          </w:tcPr>
-          <w:p>
-            <w:pPr>
-              <w:spacing w:before="20" w:after="20"/>
-            </w:pPr>
-            <w:r/>
-            <w:r>
-              <w:rPr>
-                <w:rFonts w:ascii="Verdana" w:hAnsi="Verdana"/>
-                <w:b w:val="0"/>
-                <w:sz w:val="16"/>
-              </w:rPr>
-            </w:r>
-          </w:p>
-        </w:tc>
-        <w:tc>
-          <w:tcPr>
-            <w:tcW w:type="dxa" w:w="2163"/>
-          </w:tcPr>
-          <w:p>
-            <w:pPr>
-              <w:spacing w:before="20" w:after="20"/>
-            </w:pPr>
-            <w:r/>
-            <w:r>
-              <w:rPr>
-                <w:rFonts w:ascii="Verdana" w:hAnsi="Verdana"/>
-                <w:b w:val="0"/>
-                <w:sz w:val="16"/>
-              </w:rPr>
-            </w:r>
-          </w:p>
-        </w:tc>
-        <w:tc>
-          <w:tcPr>
-            <w:tcW w:type="dxa" w:w="2163"/>
-          </w:tcPr>
-          <w:p>
-            <w:pPr>
-              <w:spacing w:before="20" w:after="20"/>
-            </w:pPr>
-            <w:r/>
-            <w:r>
-              <w:rPr>
-                <w:rFonts w:ascii="Verdana" w:hAnsi="Verdana"/>
-                <w:b w:val="0"/>
-                <w:sz w:val="16"/>
-              </w:rPr>
-            </w:r>
-          </w:p>
-        </w:tc>
-        <w:tc>
-          <w:tcPr>
-            <w:tcW w:type="dxa" w:w="2163"/>
-          </w:tcPr>
-          <w:p>
-            <w:pPr>
-              <w:spacing w:before="20" w:after="20"/>
-            </w:pPr>
-            <w:r/>
-            <w:r>
-              <w:rPr>
-                <w:rFonts w:ascii="Verdana" w:hAnsi="Verdana"/>
-                <w:b w:val="0"/>
-                <w:sz w:val="16"/>
-              </w:rPr>
-              <w:t>0 00 014</w:t>
-            </w:r>
-          </w:p>
-        </w:tc>
-        <w:tc>
-          <w:tcPr>
-            <w:tcW w:type="dxa" w:w="2163"/>
-          </w:tcPr>
-          <w:p>
-            <w:pPr>
-              <w:spacing w:before="20" w:after="20"/>
-            </w:pPr>
-            <w:r/>
-            <w:r>
-              <w:rPr>
-                <w:rFonts w:ascii="Verdana" w:hAnsi="Verdana"/>
-                <w:b w:val="0"/>
-                <w:sz w:val="16"/>
-              </w:rPr>
-              <w:t>Nom de l'élément, ligne 2</w:t>
-            </w:r>
-          </w:p>
-        </w:tc>
-        <w:tc>
-          <w:tcPr>
-            <w:tcW w:type="dxa" w:w="2163"/>
-          </w:tcPr>
-          <w:p>
-            <w:pPr>
-              <w:spacing w:before="20" w:after="20"/>
-            </w:pPr>
-            <w:r/>
-            <w:r>
-              <w:rPr>
-                <w:rFonts w:ascii="Verdana" w:hAnsi="Verdana"/>
-                <w:b w:val="0"/>
-                <w:sz w:val="16"/>
-              </w:rPr>
-            </w:r>
-          </w:p>
-        </w:tc>
-        <w:tc>
-          <w:tcPr>
-            <w:tcW w:type="dxa" w:w="2163"/>
-          </w:tcPr>
-          <w:p>
-            <w:pPr>
-              <w:spacing w:before="20" w:after="20"/>
-            </w:pPr>
-            <w:r/>
-            <w:r>
-              <w:rPr>
-                <w:rFonts w:ascii="Verdana" w:hAnsi="Verdana"/>
-                <w:b w:val="0"/>
-                <w:sz w:val="16"/>
-              </w:rPr>
-            </w:r>
-          </w:p>
-        </w:tc>
-      </w:tr>
-      <w:tr>
-        <w:trPr>
-          <w:cantSplit/>
-        </w:trPr>
-        <w:tc>
-          <w:tcPr>
-            <w:tcW w:type="dxa" w:w="2163"/>
-          </w:tcPr>
-          <w:p>
-            <w:pPr>
-              <w:spacing w:before="20" w:after="20"/>
-            </w:pPr>
-            <w:r/>
-            <w:r>
-              <w:rPr>
-                <w:rFonts w:ascii="Verdana" w:hAnsi="Verdana"/>
-                <w:b w:val="0"/>
-                <w:sz w:val="16"/>
-              </w:rPr>
-            </w:r>
-          </w:p>
-        </w:tc>
-        <w:tc>
-          <w:tcPr>
-            <w:tcW w:type="dxa" w:w="2163"/>
-          </w:tcPr>
-          <w:p>
-            <w:pPr>
-              <w:spacing w:before="20" w:after="20"/>
-            </w:pPr>
-            <w:r/>
-            <w:r>
-              <w:rPr>
-                <w:rFonts w:ascii="Verdana" w:hAnsi="Verdana"/>
-                <w:b w:val="0"/>
-                <w:sz w:val="16"/>
-              </w:rPr>
-            </w:r>
-          </w:p>
-        </w:tc>
-        <w:tc>
-          <w:tcPr>
-            <w:tcW w:type="dxa" w:w="2163"/>
-          </w:tcPr>
-          <w:p>
-            <w:pPr>
-              <w:spacing w:before="20" w:after="20"/>
-            </w:pPr>
-            <w:r/>
-            <w:r>
-              <w:rPr>
-                <w:rFonts w:ascii="Verdana" w:hAnsi="Verdana"/>
-                <w:b w:val="0"/>
-                <w:sz w:val="16"/>
-              </w:rPr>
-            </w:r>
-          </w:p>
-        </w:tc>
-        <w:tc>
-          <w:tcPr>
-            <w:tcW w:type="dxa" w:w="2163"/>
-          </w:tcPr>
-          <w:p>
-            <w:pPr>
-              <w:spacing w:before="20" w:after="20"/>
-            </w:pPr>
-            <w:r/>
-            <w:r>
-              <w:rPr>
-                <w:rFonts w:ascii="Verdana" w:hAnsi="Verdana"/>
-                <w:b w:val="0"/>
-                <w:sz w:val="16"/>
-              </w:rPr>
-              <w:t>0 00 015</w:t>
-            </w:r>
-          </w:p>
-        </w:tc>
-        <w:tc>
-          <w:tcPr>
-            <w:tcW w:type="dxa" w:w="2163"/>
-          </w:tcPr>
-          <w:p>
-            <w:pPr>
-              <w:spacing w:before="20" w:after="20"/>
-            </w:pPr>
-            <w:r/>
-            <w:r>
-              <w:rPr>
-                <w:rFonts w:ascii="Verdana" w:hAnsi="Verdana"/>
-                <w:b w:val="0"/>
-                <w:sz w:val="16"/>
-              </w:rPr>
-              <w:t>Nom des unités</w:t>
-            </w:r>
-          </w:p>
-        </w:tc>
-        <w:tc>
-          <w:tcPr>
-            <w:tcW w:type="dxa" w:w="2163"/>
-          </w:tcPr>
-          <w:p>
-            <w:pPr>
-              <w:spacing w:before="20" w:after="20"/>
-            </w:pPr>
-            <w:r/>
-            <w:r>
-              <w:rPr>
-                <w:rFonts w:ascii="Verdana" w:hAnsi="Verdana"/>
-                <w:b w:val="0"/>
-                <w:sz w:val="16"/>
-              </w:rPr>
-            </w:r>
-          </w:p>
-        </w:tc>
-        <w:tc>
-          <w:tcPr>
-            <w:tcW w:type="dxa" w:w="2163"/>
-          </w:tcPr>
-          <w:p>
-            <w:pPr>
-              <w:spacing w:before="20" w:after="20"/>
-            </w:pPr>
-            <w:r/>
-            <w:r>
-              <w:rPr>
-                <w:rFonts w:ascii="Verdana" w:hAnsi="Verdana"/>
-                <w:b w:val="0"/>
-                <w:sz w:val="16"/>
-              </w:rPr>
-            </w:r>
-          </w:p>
-        </w:tc>
-      </w:tr>
-      <w:tr>
-        <w:trPr>
-          <w:cantSplit/>
-        </w:trPr>
-        <w:tc>
-          <w:tcPr>
-            <w:tcW w:type="dxa" w:w="2163"/>
-          </w:tcPr>
-          <w:p>
-            <w:pPr>
-              <w:spacing w:before="20" w:after="20"/>
-            </w:pPr>
-            <w:r/>
-            <w:r>
-              <w:rPr>
-                <w:rFonts w:ascii="Verdana" w:hAnsi="Verdana"/>
-                <w:b w:val="0"/>
-                <w:sz w:val="16"/>
-              </w:rPr>
-            </w:r>
-          </w:p>
-        </w:tc>
-        <w:tc>
-          <w:tcPr>
-            <w:tcW w:type="dxa" w:w="2163"/>
-          </w:tcPr>
-          <w:p>
-            <w:pPr>
-              <w:spacing w:before="20" w:after="20"/>
-            </w:pPr>
-            <w:r/>
-            <w:r>
-              <w:rPr>
-                <w:rFonts w:ascii="Verdana" w:hAnsi="Verdana"/>
-                <w:b w:val="0"/>
-                <w:sz w:val="16"/>
-              </w:rPr>
-            </w:r>
-          </w:p>
-        </w:tc>
-        <w:tc>
-          <w:tcPr>
-            <w:tcW w:type="dxa" w:w="2163"/>
-          </w:tcPr>
-          <w:p>
-            <w:pPr>
-              <w:spacing w:before="20" w:after="20"/>
-            </w:pPr>
-            <w:r/>
-            <w:r>
-              <w:rPr>
-                <w:rFonts w:ascii="Verdana" w:hAnsi="Verdana"/>
-                <w:b w:val="0"/>
-                <w:sz w:val="16"/>
-              </w:rPr>
-            </w:r>
-          </w:p>
-        </w:tc>
-        <w:tc>
-          <w:tcPr>
-            <w:tcW w:type="dxa" w:w="2163"/>
-          </w:tcPr>
-          <w:p>
-            <w:pPr>
-              <w:spacing w:before="20" w:after="20"/>
-            </w:pPr>
-            <w:r/>
-            <w:r>
-              <w:rPr>
-                <w:rFonts w:ascii="Verdana" w:hAnsi="Verdana"/>
-                <w:b w:val="0"/>
-                <w:sz w:val="16"/>
-              </w:rPr>
-              <w:t>0 00 016</w:t>
-            </w:r>
-          </w:p>
-        </w:tc>
-        <w:tc>
-          <w:tcPr>
-            <w:tcW w:type="dxa" w:w="2163"/>
-          </w:tcPr>
-          <w:p>
-            <w:pPr>
-              <w:spacing w:before="20" w:after="20"/>
-            </w:pPr>
-            <w:r/>
-            <w:r>
-              <w:rPr>
-                <w:rFonts w:ascii="Verdana" w:hAnsi="Verdana"/>
-                <w:b w:val="0"/>
-                <w:sz w:val="16"/>
-              </w:rPr>
-              <w:t>Signe du facteur d'échelle</w:t>
-            </w:r>
-          </w:p>
-        </w:tc>
-        <w:tc>
-          <w:tcPr>
-            <w:tcW w:type="dxa" w:w="2163"/>
-          </w:tcPr>
-          <w:p>
-            <w:pPr>
-              <w:spacing w:before="20" w:after="20"/>
-            </w:pPr>
-            <w:r/>
-            <w:r>
-              <w:rPr>
-                <w:rFonts w:ascii="Verdana" w:hAnsi="Verdana"/>
-                <w:b w:val="0"/>
-                <w:sz w:val="16"/>
-              </w:rPr>
-            </w:r>
-          </w:p>
-        </w:tc>
-        <w:tc>
-          <w:tcPr>
-            <w:tcW w:type="dxa" w:w="2163"/>
-          </w:tcPr>
-          <w:p>
-            <w:pPr>
-              <w:spacing w:before="20" w:after="20"/>
-            </w:pPr>
-            <w:r/>
-            <w:r>
-              <w:rPr>
-                <w:rFonts w:ascii="Verdana" w:hAnsi="Verdana"/>
-                <w:b w:val="0"/>
-                <w:sz w:val="16"/>
-              </w:rPr>
-            </w:r>
-          </w:p>
-        </w:tc>
-      </w:tr>
-      <w:tr>
-        <w:trPr>
-          <w:cantSplit/>
-        </w:trPr>
-        <w:tc>
-          <w:tcPr>
-            <w:tcW w:type="dxa" w:w="2163"/>
-          </w:tcPr>
-          <w:p>
-            <w:pPr>
-              <w:spacing w:before="20" w:after="20"/>
-            </w:pPr>
-            <w:r/>
-            <w:r>
-              <w:rPr>
-                <w:rFonts w:ascii="Verdana" w:hAnsi="Verdana"/>
-                <w:b w:val="0"/>
-                <w:sz w:val="16"/>
-              </w:rPr>
-            </w:r>
-          </w:p>
-        </w:tc>
-        <w:tc>
-          <w:tcPr>
-            <w:tcW w:type="dxa" w:w="2163"/>
-          </w:tcPr>
-          <w:p>
-            <w:pPr>
-              <w:spacing w:before="20" w:after="20"/>
-            </w:pPr>
-            <w:r/>
-            <w:r>
-              <w:rPr>
-                <w:rFonts w:ascii="Verdana" w:hAnsi="Verdana"/>
-                <w:b w:val="0"/>
-                <w:sz w:val="16"/>
-              </w:rPr>
-            </w:r>
-          </w:p>
-        </w:tc>
-        <w:tc>
-          <w:tcPr>
-            <w:tcW w:type="dxa" w:w="2163"/>
-          </w:tcPr>
-          <w:p>
-            <w:pPr>
-              <w:spacing w:before="20" w:after="20"/>
-            </w:pPr>
-            <w:r/>
-            <w:r>
-              <w:rPr>
-                <w:rFonts w:ascii="Verdana" w:hAnsi="Verdana"/>
-                <w:b w:val="0"/>
-                <w:sz w:val="16"/>
-              </w:rPr>
-            </w:r>
-          </w:p>
-        </w:tc>
-        <w:tc>
-          <w:tcPr>
-            <w:tcW w:type="dxa" w:w="2163"/>
-          </w:tcPr>
-          <w:p>
-            <w:pPr>
-              <w:spacing w:before="20" w:after="20"/>
-            </w:pPr>
-            <w:r/>
-            <w:r>
-              <w:rPr>
-                <w:rFonts w:ascii="Verdana" w:hAnsi="Verdana"/>
-                <w:b w:val="0"/>
-                <w:sz w:val="16"/>
-              </w:rPr>
-              <w:t>0 00 017</w:t>
-            </w:r>
-          </w:p>
-        </w:tc>
-        <w:tc>
-          <w:tcPr>
-            <w:tcW w:type="dxa" w:w="2163"/>
-          </w:tcPr>
-          <w:p>
-            <w:pPr>
-              <w:spacing w:before="20" w:after="20"/>
-            </w:pPr>
-            <w:r/>
-            <w:r>
-              <w:rPr>
-                <w:rFonts w:ascii="Verdana" w:hAnsi="Verdana"/>
-                <w:b w:val="0"/>
-                <w:sz w:val="16"/>
-              </w:rPr>
-              <w:t>Facteur d'échelle</w:t>
-            </w:r>
-          </w:p>
-        </w:tc>
-        <w:tc>
-          <w:tcPr>
-            <w:tcW w:type="dxa" w:w="2163"/>
-          </w:tcPr>
-          <w:p>
-            <w:pPr>
-              <w:spacing w:before="20" w:after="20"/>
-            </w:pPr>
-            <w:r/>
-            <w:r>
-              <w:rPr>
-                <w:rFonts w:ascii="Verdana" w:hAnsi="Verdana"/>
-                <w:b w:val="0"/>
-                <w:sz w:val="16"/>
-              </w:rPr>
-            </w:r>
-          </w:p>
-        </w:tc>
-        <w:tc>
-          <w:tcPr>
-            <w:tcW w:type="dxa" w:w="2163"/>
-          </w:tcPr>
-          <w:p>
-            <w:pPr>
-              <w:spacing w:before="20" w:after="20"/>
-            </w:pPr>
-            <w:r/>
-            <w:r>
-              <w:rPr>
-                <w:rFonts w:ascii="Verdana" w:hAnsi="Verdana"/>
-                <w:b w:val="0"/>
-                <w:sz w:val="16"/>
-              </w:rPr>
-            </w:r>
-          </w:p>
-        </w:tc>
-      </w:tr>
-      <w:tr>
-        <w:trPr>
-          <w:cantSplit/>
-        </w:trPr>
-        <w:tc>
-          <w:tcPr>
-            <w:tcW w:type="dxa" w:w="2163"/>
-          </w:tcPr>
-          <w:p>
-            <w:pPr>
-              <w:spacing w:before="20" w:after="20"/>
-            </w:pPr>
-            <w:r/>
-            <w:r>
-              <w:rPr>
-                <w:rFonts w:ascii="Verdana" w:hAnsi="Verdana"/>
-                <w:b w:val="0"/>
-                <w:sz w:val="16"/>
-              </w:rPr>
-            </w:r>
-          </w:p>
-        </w:tc>
-        <w:tc>
-          <w:tcPr>
-            <w:tcW w:type="dxa" w:w="2163"/>
-          </w:tcPr>
-          <w:p>
-            <w:pPr>
-              <w:spacing w:before="20" w:after="20"/>
-            </w:pPr>
-            <w:r/>
-            <w:r>
-              <w:rPr>
-                <w:rFonts w:ascii="Verdana" w:hAnsi="Verdana"/>
-                <w:b w:val="0"/>
-                <w:sz w:val="16"/>
-              </w:rPr>
-            </w:r>
-          </w:p>
-        </w:tc>
-        <w:tc>
-          <w:tcPr>
-            <w:tcW w:type="dxa" w:w="2163"/>
-          </w:tcPr>
-          <w:p>
-            <w:pPr>
-              <w:spacing w:before="20" w:after="20"/>
-            </w:pPr>
-            <w:r/>
-            <w:r>
-              <w:rPr>
-                <w:rFonts w:ascii="Verdana" w:hAnsi="Verdana"/>
-                <w:b w:val="0"/>
-                <w:sz w:val="16"/>
-              </w:rPr>
-            </w:r>
-          </w:p>
-        </w:tc>
-        <w:tc>
-          <w:tcPr>
-            <w:tcW w:type="dxa" w:w="2163"/>
-          </w:tcPr>
-          <w:p>
-            <w:pPr>
-              <w:spacing w:before="20" w:after="20"/>
-            </w:pPr>
-            <w:r/>
-            <w:r>
-              <w:rPr>
-                <w:rFonts w:ascii="Verdana" w:hAnsi="Verdana"/>
-                <w:b w:val="0"/>
-                <w:sz w:val="16"/>
-              </w:rPr>
-              <w:t>0 00 018</w:t>
-            </w:r>
-          </w:p>
-        </w:tc>
-        <w:tc>
-          <w:tcPr>
-            <w:tcW w:type="dxa" w:w="2163"/>
-          </w:tcPr>
-          <w:p>
-            <w:pPr>
-              <w:spacing w:before="20" w:after="20"/>
-            </w:pPr>
-            <w:r/>
-            <w:r>
-              <w:rPr>
-                <w:rFonts w:ascii="Verdana" w:hAnsi="Verdana"/>
-                <w:b w:val="0"/>
-                <w:sz w:val="16"/>
-              </w:rPr>
-              <w:t>Signe de la référence des unités</w:t>
-            </w:r>
-          </w:p>
-        </w:tc>
-        <w:tc>
-          <w:tcPr>
-            <w:tcW w:type="dxa" w:w="2163"/>
-          </w:tcPr>
-          <w:p>
-            <w:pPr>
-              <w:spacing w:before="20" w:after="20"/>
-            </w:pPr>
-            <w:r/>
-            <w:r>
-              <w:rPr>
-                <w:rFonts w:ascii="Verdana" w:hAnsi="Verdana"/>
-                <w:b w:val="0"/>
-                <w:sz w:val="16"/>
-              </w:rPr>
-            </w:r>
-          </w:p>
-        </w:tc>
-        <w:tc>
-          <w:tcPr>
-            <w:tcW w:type="dxa" w:w="2163"/>
-          </w:tcPr>
-          <w:p>
-            <w:pPr>
-              <w:spacing w:before="20" w:after="20"/>
-            </w:pPr>
-            <w:r/>
-            <w:r>
-              <w:rPr>
-                <w:rFonts w:ascii="Verdana" w:hAnsi="Verdana"/>
-                <w:b w:val="0"/>
-                <w:sz w:val="16"/>
-              </w:rPr>
-            </w:r>
-          </w:p>
-        </w:tc>
-      </w:tr>
-      <w:tr>
-        <w:trPr>
-          <w:cantSplit/>
-        </w:trPr>
-        <w:tc>
-          <w:tcPr>
-            <w:tcW w:type="dxa" w:w="2163"/>
-          </w:tcPr>
-          <w:p>
-            <w:pPr>
-              <w:spacing w:before="20" w:after="20"/>
-            </w:pPr>
-            <w:r/>
-            <w:r>
-              <w:rPr>
-                <w:rFonts w:ascii="Verdana" w:hAnsi="Verdana"/>
-                <w:b w:val="0"/>
-                <w:sz w:val="16"/>
-              </w:rPr>
-            </w:r>
-          </w:p>
-        </w:tc>
-        <w:tc>
-          <w:tcPr>
-            <w:tcW w:type="dxa" w:w="2163"/>
-          </w:tcPr>
-          <w:p>
-            <w:pPr>
-              <w:spacing w:before="20" w:after="20"/>
-            </w:pPr>
-            <w:r/>
-            <w:r>
-              <w:rPr>
-                <w:rFonts w:ascii="Verdana" w:hAnsi="Verdana"/>
-                <w:b w:val="0"/>
-                <w:sz w:val="16"/>
-              </w:rPr>
-            </w:r>
-          </w:p>
-        </w:tc>
-        <w:tc>
-          <w:tcPr>
-            <w:tcW w:type="dxa" w:w="2163"/>
-          </w:tcPr>
-          <w:p>
-            <w:pPr>
-              <w:spacing w:before="20" w:after="20"/>
-            </w:pPr>
-            <w:r/>
-            <w:r>
-              <w:rPr>
-                <w:rFonts w:ascii="Verdana" w:hAnsi="Verdana"/>
-                <w:b w:val="0"/>
-                <w:sz w:val="16"/>
-              </w:rPr>
-            </w:r>
-          </w:p>
-        </w:tc>
-        <w:tc>
-          <w:tcPr>
-            <w:tcW w:type="dxa" w:w="2163"/>
-          </w:tcPr>
-          <w:p>
-            <w:pPr>
-              <w:spacing w:before="20" w:after="20"/>
-            </w:pPr>
-            <w:r/>
-            <w:r>
-              <w:rPr>
-                <w:rFonts w:ascii="Verdana" w:hAnsi="Verdana"/>
-                <w:b w:val="0"/>
-                <w:sz w:val="16"/>
-              </w:rPr>
-              <w:t>0 00 019</w:t>
-            </w:r>
-          </w:p>
-        </w:tc>
-        <w:tc>
-          <w:tcPr>
-            <w:tcW w:type="dxa" w:w="2163"/>
-          </w:tcPr>
-          <w:p>
-            <w:pPr>
-              <w:spacing w:before="20" w:after="20"/>
-            </w:pPr>
-            <w:r/>
-            <w:r>
-              <w:rPr>
-                <w:rFonts w:ascii="Verdana" w:hAnsi="Verdana"/>
-                <w:b w:val="0"/>
-                <w:sz w:val="16"/>
-              </w:rPr>
-              <w:t>Valeur de la référence des unités</w:t>
-            </w:r>
-          </w:p>
-        </w:tc>
-        <w:tc>
-          <w:tcPr>
-            <w:tcW w:type="dxa" w:w="2163"/>
-          </w:tcPr>
-          <w:p>
-            <w:pPr>
-              <w:spacing w:before="20" w:after="20"/>
-            </w:pPr>
-            <w:r/>
-            <w:r>
-              <w:rPr>
-                <w:rFonts w:ascii="Verdana" w:hAnsi="Verdana"/>
-                <w:b w:val="0"/>
-                <w:sz w:val="16"/>
-              </w:rPr>
-            </w:r>
-          </w:p>
-        </w:tc>
-        <w:tc>
-          <w:tcPr>
-            <w:tcW w:type="dxa" w:w="2163"/>
-          </w:tcPr>
-          <w:p>
-            <w:pPr>
-              <w:spacing w:before="20" w:after="20"/>
-            </w:pPr>
-            <w:r/>
-            <w:r>
-              <w:rPr>
-                <w:rFonts w:ascii="Verdana" w:hAnsi="Verdana"/>
-                <w:b w:val="0"/>
-                <w:sz w:val="16"/>
-              </w:rPr>
-            </w:r>
-          </w:p>
-        </w:tc>
-      </w:tr>
-      <w:tr>
-        <w:trPr>
-          <w:cantSplit/>
-        </w:trPr>
-        <w:tc>
-          <w:tcPr>
-            <w:tcW w:type="dxa" w:w="2163"/>
-          </w:tcPr>
-          <w:p>
-            <w:pPr>
-              <w:spacing w:before="20" w:after="20"/>
-            </w:pPr>
-            <w:r/>
-            <w:r>
-              <w:rPr>
-                <w:rFonts w:ascii="Verdana" w:hAnsi="Verdana"/>
-                <w:b w:val="0"/>
-                <w:sz w:val="16"/>
-              </w:rPr>
-            </w:r>
-          </w:p>
-        </w:tc>
-        <w:tc>
-          <w:tcPr>
-            <w:tcW w:type="dxa" w:w="2163"/>
-          </w:tcPr>
-          <w:p>
-            <w:pPr>
-              <w:spacing w:before="20" w:after="20"/>
-            </w:pPr>
-            <w:r/>
-            <w:r>
-              <w:rPr>
-                <w:rFonts w:ascii="Verdana" w:hAnsi="Verdana"/>
-                <w:b w:val="0"/>
-                <w:sz w:val="16"/>
-              </w:rPr>
-            </w:r>
-          </w:p>
-        </w:tc>
-        <w:tc>
-          <w:tcPr>
-            <w:tcW w:type="dxa" w:w="2163"/>
-          </w:tcPr>
-          <w:p>
-            <w:pPr>
-              <w:spacing w:before="20" w:after="20"/>
-            </w:pPr>
-            <w:r/>
-            <w:r>
-              <w:rPr>
-                <w:rFonts w:ascii="Verdana" w:hAnsi="Verdana"/>
-                <w:b w:val="0"/>
-                <w:sz w:val="16"/>
-              </w:rPr>
-            </w:r>
-          </w:p>
-        </w:tc>
-        <w:tc>
-          <w:tcPr>
-            <w:tcW w:type="dxa" w:w="2163"/>
-          </w:tcPr>
-          <w:p>
-            <w:pPr>
-              <w:spacing w:before="20" w:after="20"/>
-            </w:pPr>
-            <w:r/>
-            <w:r>
-              <w:rPr>
-                <w:rFonts w:ascii="Verdana" w:hAnsi="Verdana"/>
-                <w:b w:val="0"/>
-                <w:sz w:val="16"/>
-              </w:rPr>
-              <w:t>0 00 020</w:t>
-            </w:r>
-          </w:p>
-        </w:tc>
-        <w:tc>
-          <w:tcPr>
-            <w:tcW w:type="dxa" w:w="2163"/>
-          </w:tcPr>
-          <w:p>
-            <w:pPr>
-              <w:spacing w:before="20" w:after="20"/>
-            </w:pPr>
-            <w:r/>
-            <w:r>
-              <w:rPr>
-                <w:rFonts w:ascii="Verdana" w:hAnsi="Verdana"/>
-                <w:b w:val="0"/>
-                <w:sz w:val="16"/>
-              </w:rPr>
-              <w:t>Champ de données de l'élément</w:t>
-            </w:r>
-          </w:p>
-        </w:tc>
-        <w:tc>
-          <w:tcPr>
-            <w:tcW w:type="dxa" w:w="2163"/>
-          </w:tcPr>
-          <w:p>
-            <w:pPr>
-              <w:spacing w:before="20" w:after="20"/>
-            </w:pPr>
-            <w:r/>
-            <w:r>
-              <w:rPr>
-                <w:rFonts w:ascii="Verdana" w:hAnsi="Verdana"/>
-                <w:b w:val="0"/>
-                <w:sz w:val="16"/>
-              </w:rPr>
-            </w:r>
-          </w:p>
-        </w:tc>
-        <w:tc>
-          <w:tcPr>
-            <w:tcW w:type="dxa" w:w="2163"/>
-          </w:tcPr>
-          <w:p>
-            <w:pPr>
-              <w:spacing w:before="20" w:after="20"/>
-            </w:pPr>
-            <w:r/>
-            <w:r>
-              <w:rPr>
-                <w:rFonts w:ascii="Verdana" w:hAnsi="Verdana"/>
-                <w:b w:val="0"/>
-                <w:sz w:val="16"/>
-              </w:rPr>
-            </w:r>
-          </w:p>
-        </w:tc>
-      </w:tr>
-      <w:tr>
-        <w:trPr>
-          <w:cantSplit/>
-        </w:trPr>
-        <w:tc>
-          <w:tcPr>
-            <w:tcW w:type="dxa" w:w="2163"/>
-          </w:tcPr>
-          <w:p>
-            <w:pPr>
-              <w:spacing w:before="20" w:after="20"/>
-            </w:pPr>
-            <w:r>
-              <w:rPr>
-                <w:b/>
-              </w:rPr>
-            </w:r>
-            <w:r>
-              <w:rPr>
-                <w:rFonts w:ascii="Verdana" w:hAnsi="Verdana"/>
-                <w:b/>
-                <w:sz w:val="16"/>
-              </w:rPr>
-              <w:t>3 00 010</w:t>
-            </w:r>
-          </w:p>
-        </w:tc>
-        <w:tc>
-          <w:tcPr>
-            <w:tcW w:type="dxa" w:w="2163"/>
-          </w:tcPr>
-          <w:p>
-            <w:pPr>
-              <w:spacing w:before="20" w:after="20"/>
-            </w:pPr>
-            <w:r>
-              <w:rPr>
-                <w:b/>
-              </w:rPr>
-            </w:r>
-            <w:r>
-              <w:rPr>
-                <w:rFonts w:ascii="Verdana" w:hAnsi="Verdana"/>
-                <w:b/>
-                <w:sz w:val="16"/>
-              </w:rPr>
-            </w:r>
-          </w:p>
-        </w:tc>
-        <w:tc>
-          <w:tcPr>
-            <w:tcW w:type="dxa" w:w="2163"/>
-          </w:tcPr>
-          <w:p>
-            <w:pPr>
-              <w:spacing w:before="20" w:after="20"/>
-            </w:pPr>
-            <w:r/>
-            <w:r>
-              <w:rPr>
-                <w:rFonts w:ascii="Verdana" w:hAnsi="Verdana"/>
-                <w:b w:val="0"/>
-                <w:sz w:val="16"/>
-              </w:rPr>
-            </w:r>
-          </w:p>
-        </w:tc>
-        <w:tc>
-          <w:tcPr>
-            <w:tcW w:type="dxa" w:w="2163"/>
-          </w:tcPr>
-          <w:p>
-            <w:pPr>
-              <w:spacing w:before="20" w:after="20"/>
-            </w:pPr>
-            <w:r/>
-            <w:r>
-              <w:rPr>
-                <w:rFonts w:ascii="Verdana" w:hAnsi="Verdana"/>
-                <w:b w:val="0"/>
-                <w:sz w:val="16"/>
-              </w:rPr>
-              <w:t>3 00 003</w:t>
-            </w:r>
-          </w:p>
-        </w:tc>
-        <w:tc>
-          <w:tcPr>
-            <w:tcW w:type="dxa" w:w="2163"/>
-          </w:tcPr>
-          <w:p>
-            <w:pPr>
-              <w:spacing w:before="20" w:after="20"/>
-            </w:pPr>
-            <w:r/>
-            <w:r>
-              <w:rPr>
-                <w:rFonts w:ascii="Verdana" w:hAnsi="Verdana"/>
-                <w:b w:val="0"/>
-                <w:sz w:val="16"/>
-              </w:rPr>
-              <w:t>Descripteurs F, X, Y à ajouter ou à définir</w:t>
-            </w:r>
-          </w:p>
-        </w:tc>
-        <w:tc>
-          <w:tcPr>
-            <w:tcW w:type="dxa" w:w="2163"/>
-          </w:tcPr>
-          <w:p>
-            <w:pPr>
-              <w:spacing w:before="20" w:after="20"/>
-            </w:pPr>
-            <w:r/>
-            <w:r>
-              <w:rPr>
-                <w:rFonts w:ascii="Verdana" w:hAnsi="Verdana"/>
-                <w:b w:val="0"/>
-                <w:sz w:val="16"/>
-              </w:rPr>
-            </w:r>
-          </w:p>
-        </w:tc>
-        <w:tc>
-          <w:tcPr>
-            <w:tcW w:type="dxa" w:w="2163"/>
-          </w:tcPr>
-          <w:p>
-            <w:pPr>
-              <w:spacing w:before="20" w:after="20"/>
-            </w:pPr>
-            <w:r/>
-            <w:r>
-              <w:rPr>
-                <w:rFonts w:ascii="Verdana" w:hAnsi="Verdana"/>
-                <w:b w:val="0"/>
-                <w:sz w:val="16"/>
-              </w:rPr>
-            </w:r>
-          </w:p>
-        </w:tc>
-      </w:tr>
-      <w:tr>
-        <w:trPr>
-          <w:cantSplit/>
-        </w:trPr>
-        <w:tc>
-          <w:tcPr>
-            <w:tcW w:type="dxa" w:w="2163"/>
-          </w:tcPr>
-          <w:p>
-            <w:pPr>
-              <w:spacing w:before="20" w:after="20"/>
-            </w:pPr>
-            <w:r/>
-            <w:r>
-              <w:rPr>
-                <w:rFonts w:ascii="Verdana" w:hAnsi="Verdana"/>
-                <w:b w:val="0"/>
-                <w:sz w:val="16"/>
-              </w:rPr>
-            </w:r>
-          </w:p>
-        </w:tc>
-        <w:tc>
-          <w:tcPr>
-            <w:tcW w:type="dxa" w:w="2163"/>
-          </w:tcPr>
-          <w:p>
-            <w:pPr>
-              <w:spacing w:before="20" w:after="20"/>
-            </w:pPr>
-            <w:r/>
-            <w:r>
-              <w:rPr>
-                <w:rFonts w:ascii="Verdana" w:hAnsi="Verdana"/>
-                <w:b w:val="0"/>
-                <w:sz w:val="16"/>
-              </w:rPr>
-            </w:r>
-          </w:p>
-        </w:tc>
-        <w:tc>
-          <w:tcPr>
-            <w:tcW w:type="dxa" w:w="2163"/>
-          </w:tcPr>
-          <w:p>
-            <w:pPr>
-              <w:spacing w:before="20" w:after="20"/>
-            </w:pPr>
-            <w:r/>
-            <w:r>
-              <w:rPr>
-                <w:rFonts w:ascii="Verdana" w:hAnsi="Verdana"/>
-                <w:b w:val="0"/>
-                <w:sz w:val="16"/>
-              </w:rPr>
-            </w:r>
-          </w:p>
-        </w:tc>
-        <w:tc>
-          <w:tcPr>
-            <w:tcW w:type="dxa" w:w="2163"/>
-          </w:tcPr>
-          <w:p>
-            <w:pPr>
-              <w:spacing w:before="20" w:after="20"/>
-            </w:pPr>
-            <w:r/>
-            <w:r>
-              <w:rPr>
-                <w:rFonts w:ascii="Verdana" w:hAnsi="Verdana"/>
-                <w:b w:val="0"/>
-                <w:sz w:val="16"/>
-              </w:rPr>
-              <w:t>1 01 000</w:t>
-            </w:r>
-          </w:p>
-        </w:tc>
-        <w:tc>
-          <w:tcPr>
-            <w:tcW w:type="dxa" w:w="2163"/>
-          </w:tcPr>
-          <w:p>
-            <w:pPr>
-              <w:spacing w:before="20" w:after="20"/>
-            </w:pPr>
-            <w:r/>
-            <w:r>
-              <w:rPr>
-                <w:rFonts w:ascii="Verdana" w:hAnsi="Verdana"/>
-                <w:b w:val="0"/>
-                <w:sz w:val="16"/>
-              </w:rPr>
-              <w:t>Répétition différée de 1 descripteur</w:t>
-            </w:r>
-          </w:p>
-        </w:tc>
-        <w:tc>
-          <w:tcPr>
-            <w:tcW w:type="dxa" w:w="2163"/>
-          </w:tcPr>
-          <w:p>
-            <w:pPr>
-              <w:spacing w:before="20" w:after="20"/>
-            </w:pPr>
-            <w:r/>
-            <w:r>
-              <w:rPr>
-                <w:rFonts w:ascii="Verdana" w:hAnsi="Verdana"/>
-                <w:b w:val="0"/>
-                <w:sz w:val="16"/>
-              </w:rPr>
-            </w:r>
-          </w:p>
-        </w:tc>
-        <w:tc>
-          <w:tcPr>
-            <w:tcW w:type="dxa" w:w="2163"/>
-          </w:tcPr>
-          <w:p>
-            <w:pPr>
-              <w:spacing w:before="20" w:after="20"/>
-            </w:pPr>
-            <w:r/>
-            <w:r>
-              <w:rPr>
-                <w:rFonts w:ascii="Verdana" w:hAnsi="Verdana"/>
-                <w:b w:val="0"/>
-                <w:sz w:val="16"/>
-              </w:rPr>
-            </w:r>
-          </w:p>
-        </w:tc>
-      </w:tr>
-      <w:tr>
-        <w:trPr>
-          <w:cantSplit/>
-        </w:trPr>
-        <w:tc>
-          <w:tcPr>
-            <w:tcW w:type="dxa" w:w="2163"/>
-          </w:tcPr>
-          <w:p>
-            <w:pPr>
-              <w:spacing w:before="20" w:after="20"/>
-            </w:pPr>
-            <w:r/>
-            <w:r>
-              <w:rPr>
-                <w:rFonts w:ascii="Verdana" w:hAnsi="Verdana"/>
-                <w:b w:val="0"/>
-                <w:sz w:val="16"/>
-              </w:rPr>
-            </w:r>
-          </w:p>
-        </w:tc>
-        <w:tc>
-          <w:tcPr>
-            <w:tcW w:type="dxa" w:w="2163"/>
-          </w:tcPr>
-          <w:p>
-            <w:pPr>
-              <w:spacing w:before="20" w:after="20"/>
-            </w:pPr>
-            <w:r/>
-            <w:r>
-              <w:rPr>
-                <w:rFonts w:ascii="Verdana" w:hAnsi="Verdana"/>
-                <w:b w:val="0"/>
-                <w:sz w:val="16"/>
-              </w:rPr>
-            </w:r>
-          </w:p>
-        </w:tc>
-        <w:tc>
-          <w:tcPr>
-            <w:tcW w:type="dxa" w:w="2163"/>
-          </w:tcPr>
-          <w:p>
-            <w:pPr>
-              <w:spacing w:before="20" w:after="20"/>
-            </w:pPr>
-            <w:r/>
-            <w:r>
-              <w:rPr>
-                <w:rFonts w:ascii="Verdana" w:hAnsi="Verdana"/>
-                <w:b w:val="0"/>
-                <w:sz w:val="16"/>
-              </w:rPr>
-            </w:r>
-          </w:p>
-        </w:tc>
-        <w:tc>
-          <w:tcPr>
-            <w:tcW w:type="dxa" w:w="2163"/>
-          </w:tcPr>
-          <w:p>
-            <w:pPr>
-              <w:spacing w:before="20" w:after="20"/>
-            </w:pPr>
-            <w:r/>
-            <w:r>
-              <w:rPr>
-                <w:rFonts w:ascii="Verdana" w:hAnsi="Verdana"/>
-                <w:b w:val="0"/>
-                <w:sz w:val="16"/>
-              </w:rPr>
-              <w:t>0 31 001</w:t>
-            </w:r>
-          </w:p>
-        </w:tc>
-        <w:tc>
-          <w:tcPr>
-            <w:tcW w:type="dxa" w:w="2163"/>
-          </w:tcPr>
-          <w:p>
-            <w:pPr>
-              <w:spacing w:before="20" w:after="20"/>
-            </w:pPr>
-            <w:r/>
-            <w:r>
-              <w:rPr>
-                <w:rFonts w:ascii="Verdana" w:hAnsi="Verdana"/>
-                <w:b w:val="0"/>
-                <w:sz w:val="16"/>
-              </w:rPr>
-              <w:t>Facteur de répétition différée du descripteur</w:t>
-            </w:r>
-          </w:p>
-        </w:tc>
-        <w:tc>
-          <w:tcPr>
-            <w:tcW w:type="dxa" w:w="2163"/>
-          </w:tcPr>
-          <w:p>
-            <w:pPr>
-              <w:spacing w:before="20" w:after="20"/>
-            </w:pPr>
-            <w:r/>
-            <w:r>
-              <w:rPr>
-                <w:rFonts w:ascii="Verdana" w:hAnsi="Verdana"/>
-                <w:b w:val="0"/>
-                <w:sz w:val="16"/>
-              </w:rPr>
-            </w:r>
-          </w:p>
-        </w:tc>
-        <w:tc>
-          <w:tcPr>
-            <w:tcW w:type="dxa" w:w="2163"/>
-          </w:tcPr>
-          <w:p>
-            <w:pPr>
-              <w:spacing w:before="20" w:after="20"/>
-            </w:pPr>
-            <w:r/>
-            <w:r>
-              <w:rPr>
-                <w:rFonts w:ascii="Verdana" w:hAnsi="Verdana"/>
-                <w:b w:val="0"/>
-                <w:sz w:val="16"/>
-              </w:rPr>
-            </w:r>
-          </w:p>
-        </w:tc>
-      </w:tr>
-      <w:tr>
-        <w:trPr>
-          <w:cantSplit/>
-        </w:trPr>
-        <w:tc>
-          <w:tcPr>
-            <w:tcW w:type="dxa" w:w="2163"/>
-          </w:tcPr>
-          <w:p>
-            <w:pPr>
-              <w:spacing w:before="20" w:after="20"/>
-            </w:pPr>
-            <w:r/>
-            <w:r>
-              <w:rPr>
-                <w:rFonts w:ascii="Verdana" w:hAnsi="Verdana"/>
-                <w:b w:val="0"/>
-                <w:sz w:val="16"/>
-              </w:rPr>
-            </w:r>
-          </w:p>
-        </w:tc>
-        <w:tc>
-          <w:tcPr>
-            <w:tcW w:type="dxa" w:w="2163"/>
-          </w:tcPr>
-          <w:p>
-            <w:pPr>
-              <w:spacing w:before="20" w:after="20"/>
-            </w:pPr>
-            <w:r/>
-            <w:r>
-              <w:rPr>
-                <w:rFonts w:ascii="Verdana" w:hAnsi="Verdana"/>
-                <w:b w:val="0"/>
-                <w:sz w:val="16"/>
-              </w:rPr>
-            </w:r>
-          </w:p>
-        </w:tc>
-        <w:tc>
-          <w:tcPr>
-            <w:tcW w:type="dxa" w:w="2163"/>
-          </w:tcPr>
-          <w:p>
-            <w:pPr>
-              <w:spacing w:before="20" w:after="20"/>
-            </w:pPr>
-            <w:r/>
-            <w:r>
-              <w:rPr>
-                <w:rFonts w:ascii="Verdana" w:hAnsi="Verdana"/>
-                <w:b w:val="0"/>
-                <w:sz w:val="16"/>
-              </w:rPr>
-            </w:r>
-          </w:p>
-        </w:tc>
-        <w:tc>
-          <w:tcPr>
-            <w:tcW w:type="dxa" w:w="2163"/>
-          </w:tcPr>
-          <w:p>
-            <w:pPr>
-              <w:spacing w:before="20" w:after="20"/>
-            </w:pPr>
-            <w:r/>
-            <w:r>
-              <w:rPr>
-                <w:rFonts w:ascii="Verdana" w:hAnsi="Verdana"/>
-                <w:b w:val="0"/>
-                <w:sz w:val="16"/>
-              </w:rPr>
-              <w:t>0 00 030</w:t>
-            </w:r>
-          </w:p>
-        </w:tc>
-        <w:tc>
-          <w:tcPr>
-            <w:tcW w:type="dxa" w:w="2163"/>
-          </w:tcPr>
-          <w:p>
-            <w:pPr>
-              <w:spacing w:before="20" w:after="20"/>
-            </w:pPr>
-            <w:r/>
-            <w:r>
-              <w:rPr>
-                <w:rFonts w:ascii="Verdana" w:hAnsi="Verdana"/>
-                <w:b w:val="0"/>
-                <w:sz w:val="16"/>
-              </w:rPr>
-              <w:t>Séquence définissant le descripteur</w:t>
-            </w:r>
-          </w:p>
-        </w:tc>
-        <w:tc>
-          <w:tcPr>
-            <w:tcW w:type="dxa" w:w="2163"/>
-          </w:tcPr>
-          <w:p>
-            <w:pPr>
-              <w:spacing w:before="20" w:after="20"/>
-            </w:pPr>
-            <w:r/>
-            <w:r>
-              <w:rPr>
-                <w:rFonts w:ascii="Verdana" w:hAnsi="Verdana"/>
-                <w:b w:val="0"/>
-                <w:sz w:val="16"/>
-              </w:rPr>
-            </w:r>
-          </w:p>
-        </w:tc>
-        <w:tc>
-          <w:tcPr>
-            <w:tcW w:type="dxa" w:w="2163"/>
-          </w:tcPr>
-          <w:p>
-            <w:pPr>
-              <w:spacing w:before="20" w:after="20"/>
-            </w:pPr>
-            <w:r/>
-            <w:r>
-              <w:rPr>
-                <w:rFonts w:ascii="Verdana" w:hAnsi="Verdana"/>
-                <w:b w:val="0"/>
-                <w:sz w:val="16"/>
-              </w:rPr>
-            </w:r>
-          </w:p>
-        </w:tc>
-      </w:tr>
-      <w:tr>
-        <w:trPr>
-          <w:cantSplit/>
-        </w:trPr>
-        <w:tc>
-          <w:tcPr>
-            <w:tcW w:type="dxa" w:w="2163"/>
-          </w:tcPr>
-          <w:p>
-            <w:pPr>
-              <w:spacing w:before="20" w:after="20"/>
-            </w:pPr>
-            <w:r>
-              <w:rPr>
-                <w:b/>
-              </w:rPr>
-            </w:r>
-            <w:r>
-              <w:rPr>
-                <w:rFonts w:ascii="Verdana" w:hAnsi="Verdana"/>
-                <w:b/>
-                <w:sz w:val="16"/>
-              </w:rPr>
-              <w:t>3 00 015</w:t>
-            </w:r>
-          </w:p>
-        </w:tc>
-        <w:tc>
-          <w:tcPr>
-            <w:tcW w:type="dxa" w:w="2163"/>
-          </w:tcPr>
-          <w:p>
-            <w:pPr>
-              <w:spacing w:before="20" w:after="20"/>
-            </w:pPr>
-            <w:r>
-              <w:rPr>
-                <w:b/>
-              </w:rPr>
-            </w:r>
-            <w:r>
-              <w:rPr>
-                <w:rFonts w:ascii="Verdana" w:hAnsi="Verdana"/>
-                <w:b/>
-                <w:sz w:val="16"/>
-              </w:rPr>
-              <w:t>(Définition, table de code)</w:t>
-            </w:r>
-          </w:p>
-        </w:tc>
-        <w:tc>
-          <w:tcPr>
-            <w:tcW w:type="dxa" w:w="2163"/>
-          </w:tcPr>
-          <w:p>
-            <w:pPr>
-              <w:spacing w:before="20" w:after="20"/>
-            </w:pPr>
-            <w:r/>
-            <w:r>
-              <w:rPr>
-                <w:rFonts w:ascii="Verdana" w:hAnsi="Verdana"/>
-                <w:b w:val="0"/>
-                <w:sz w:val="16"/>
-              </w:rPr>
-            </w:r>
-          </w:p>
-        </w:tc>
-        <w:tc>
-          <w:tcPr>
-            <w:tcW w:type="dxa" w:w="2163"/>
-          </w:tcPr>
-          <w:p>
-            <w:pPr>
-              <w:spacing w:before="20" w:after="20"/>
-            </w:pPr>
-            <w:r/>
-            <w:r>
-              <w:rPr>
-                <w:rFonts w:ascii="Verdana" w:hAnsi="Verdana"/>
-                <w:b w:val="0"/>
-                <w:sz w:val="16"/>
-              </w:rPr>
-              <w:t>0 00 030</w:t>
-            </w:r>
-          </w:p>
-        </w:tc>
-        <w:tc>
-          <w:tcPr>
-            <w:tcW w:type="dxa" w:w="2163"/>
-          </w:tcPr>
-          <w:p>
-            <w:pPr>
-              <w:spacing w:before="20" w:after="20"/>
-            </w:pPr>
-            <w:r/>
-            <w:r>
-              <w:rPr>
-                <w:rFonts w:ascii="Verdana" w:hAnsi="Verdana"/>
-                <w:b w:val="0"/>
-                <w:sz w:val="16"/>
-              </w:rPr>
-              <w:t>Séquence définissant le descripteur</w:t>
-            </w:r>
-          </w:p>
-        </w:tc>
-        <w:tc>
-          <w:tcPr>
-            <w:tcW w:type="dxa" w:w="2163"/>
-          </w:tcPr>
-          <w:p>
-            <w:pPr>
-              <w:spacing w:before="20" w:after="20"/>
-            </w:pPr>
-            <w:r/>
-            <w:r>
-              <w:rPr>
-                <w:rFonts w:ascii="Verdana" w:hAnsi="Verdana"/>
-                <w:b w:val="0"/>
-                <w:sz w:val="16"/>
-              </w:rPr>
-            </w:r>
-          </w:p>
-        </w:tc>
-        <w:tc>
-          <w:tcPr>
-            <w:tcW w:type="dxa" w:w="2163"/>
-          </w:tcPr>
-          <w:p>
-            <w:pPr>
-              <w:spacing w:before="20" w:after="20"/>
-            </w:pPr>
-            <w:r/>
-            <w:r>
-              <w:rPr>
-                <w:rFonts w:ascii="Verdana" w:hAnsi="Verdana"/>
-                <w:b w:val="0"/>
-                <w:sz w:val="16"/>
-              </w:rPr>
-            </w:r>
-          </w:p>
-        </w:tc>
-      </w:tr>
-      <w:tr>
-        <w:trPr>
-          <w:cantSplit/>
-        </w:trPr>
-        <w:tc>
-          <w:tcPr>
-            <w:tcW w:type="dxa" w:w="2163"/>
-          </w:tcPr>
-          <w:p>
-            <w:pPr>
-              <w:spacing w:before="20" w:after="20"/>
-            </w:pPr>
-            <w:r/>
-            <w:r>
-              <w:rPr>
-                <w:rFonts w:ascii="Verdana" w:hAnsi="Verdana"/>
-                <w:b w:val="0"/>
-                <w:sz w:val="16"/>
-              </w:rPr>
-            </w:r>
-          </w:p>
-        </w:tc>
-        <w:tc>
-          <w:tcPr>
-            <w:tcW w:type="dxa" w:w="2163"/>
-          </w:tcPr>
-          <w:p>
-            <w:pPr>
-              <w:spacing w:before="20" w:after="20"/>
-            </w:pPr>
-            <w:r/>
-            <w:r>
-              <w:rPr>
-                <w:rFonts w:ascii="Verdana" w:hAnsi="Verdana"/>
-                <w:b w:val="0"/>
-                <w:sz w:val="16"/>
-              </w:rPr>
-            </w:r>
-          </w:p>
-        </w:tc>
-        <w:tc>
-          <w:tcPr>
-            <w:tcW w:type="dxa" w:w="2163"/>
-          </w:tcPr>
-          <w:p>
-            <w:pPr>
-              <w:spacing w:before="20" w:after="20"/>
-            </w:pPr>
-            <w:r/>
-            <w:r>
-              <w:rPr>
-                <w:rFonts w:ascii="Verdana" w:hAnsi="Verdana"/>
-                <w:b w:val="0"/>
-                <w:sz w:val="16"/>
-              </w:rPr>
-            </w:r>
-          </w:p>
-        </w:tc>
-        <w:tc>
-          <w:tcPr>
-            <w:tcW w:type="dxa" w:w="2163"/>
-          </w:tcPr>
-          <w:p>
-            <w:pPr>
-              <w:spacing w:before="20" w:after="20"/>
-            </w:pPr>
-            <w:r/>
-            <w:r>
-              <w:rPr>
-                <w:rFonts w:ascii="Verdana" w:hAnsi="Verdana"/>
-                <w:b w:val="0"/>
-                <w:sz w:val="16"/>
-              </w:rPr>
-              <w:t>1 02 000</w:t>
-            </w:r>
-          </w:p>
-        </w:tc>
-        <w:tc>
-          <w:tcPr>
-            <w:tcW w:type="dxa" w:w="2163"/>
-          </w:tcPr>
-          <w:p>
-            <w:pPr>
-              <w:spacing w:before="20" w:after="20"/>
-            </w:pPr>
-            <w:r/>
-            <w:r>
-              <w:rPr>
-                <w:rFonts w:ascii="Verdana" w:hAnsi="Verdana"/>
-                <w:b w:val="0"/>
-                <w:sz w:val="16"/>
-              </w:rPr>
-              <w:t>Répétition différée de 2 descripteurs</w:t>
-            </w:r>
-          </w:p>
-        </w:tc>
-        <w:tc>
-          <w:tcPr>
-            <w:tcW w:type="dxa" w:w="2163"/>
-          </w:tcPr>
-          <w:p>
-            <w:pPr>
-              <w:spacing w:before="20" w:after="20"/>
-            </w:pPr>
-            <w:r/>
-            <w:r>
-              <w:rPr>
-                <w:rFonts w:ascii="Verdana" w:hAnsi="Verdana"/>
-                <w:b w:val="0"/>
-                <w:sz w:val="16"/>
-              </w:rPr>
-            </w:r>
-          </w:p>
-        </w:tc>
-        <w:tc>
-          <w:tcPr>
-            <w:tcW w:type="dxa" w:w="2163"/>
-          </w:tcPr>
-          <w:p>
-            <w:pPr>
-              <w:spacing w:before="20" w:after="20"/>
-            </w:pPr>
-            <w:r/>
-            <w:r>
-              <w:rPr>
-                <w:rFonts w:ascii="Verdana" w:hAnsi="Verdana"/>
-                <w:b w:val="0"/>
-                <w:sz w:val="16"/>
-              </w:rPr>
-            </w:r>
-          </w:p>
-        </w:tc>
-      </w:tr>
-      <w:tr>
-        <w:trPr>
-          <w:cantSplit/>
-        </w:trPr>
-        <w:tc>
-          <w:tcPr>
-            <w:tcW w:type="dxa" w:w="2163"/>
-          </w:tcPr>
-          <w:p>
-            <w:pPr>
-              <w:spacing w:before="20" w:after="20"/>
-            </w:pPr>
-            <w:r/>
-            <w:r>
-              <w:rPr>
-                <w:rFonts w:ascii="Verdana" w:hAnsi="Verdana"/>
-                <w:b w:val="0"/>
-                <w:sz w:val="16"/>
-              </w:rPr>
-            </w:r>
-          </w:p>
-        </w:tc>
-        <w:tc>
-          <w:tcPr>
-            <w:tcW w:type="dxa" w:w="2163"/>
-          </w:tcPr>
-          <w:p>
-            <w:pPr>
-              <w:spacing w:before="20" w:after="20"/>
-            </w:pPr>
-            <w:r/>
-            <w:r>
-              <w:rPr>
-                <w:rFonts w:ascii="Verdana" w:hAnsi="Verdana"/>
-                <w:b w:val="0"/>
-                <w:sz w:val="16"/>
-              </w:rPr>
-            </w:r>
-          </w:p>
-        </w:tc>
-        <w:tc>
-          <w:tcPr>
-            <w:tcW w:type="dxa" w:w="2163"/>
-          </w:tcPr>
-          <w:p>
-            <w:pPr>
-              <w:spacing w:before="20" w:after="20"/>
-            </w:pPr>
-            <w:r/>
-            <w:r>
-              <w:rPr>
-                <w:rFonts w:ascii="Verdana" w:hAnsi="Verdana"/>
-                <w:b w:val="0"/>
-                <w:sz w:val="16"/>
-              </w:rPr>
-            </w:r>
-          </w:p>
-        </w:tc>
-        <w:tc>
-          <w:tcPr>
-            <w:tcW w:type="dxa" w:w="2163"/>
-          </w:tcPr>
-          <w:p>
-            <w:pPr>
-              <w:spacing w:before="20" w:after="20"/>
-            </w:pPr>
-            <w:r/>
-            <w:r>
-              <w:rPr>
-                <w:rFonts w:ascii="Verdana" w:hAnsi="Verdana"/>
-                <w:b w:val="0"/>
-                <w:sz w:val="16"/>
-              </w:rPr>
-              <w:t>0 31 002</w:t>
-            </w:r>
-          </w:p>
-        </w:tc>
-        <w:tc>
-          <w:tcPr>
-            <w:tcW w:type="dxa" w:w="2163"/>
-          </w:tcPr>
-          <w:p>
-            <w:pPr>
-              <w:spacing w:before="20" w:after="20"/>
-            </w:pPr>
-            <w:r/>
-            <w:r>
-              <w:rPr>
-                <w:rFonts w:ascii="Verdana" w:hAnsi="Verdana"/>
-                <w:b w:val="0"/>
-                <w:sz w:val="16"/>
-              </w:rPr>
-              <w:t>Facteur élargi de répétition différée du descripteur</w:t>
-            </w:r>
-          </w:p>
-        </w:tc>
-        <w:tc>
-          <w:tcPr>
-            <w:tcW w:type="dxa" w:w="2163"/>
-          </w:tcPr>
-          <w:p>
-            <w:pPr>
-              <w:spacing w:before="20" w:after="20"/>
-            </w:pPr>
-            <w:r/>
-            <w:r>
-              <w:rPr>
-                <w:rFonts w:ascii="Verdana" w:hAnsi="Verdana"/>
-                <w:b w:val="0"/>
-                <w:sz w:val="16"/>
-              </w:rPr>
-            </w:r>
-          </w:p>
-        </w:tc>
-        <w:tc>
-          <w:tcPr>
-            <w:tcW w:type="dxa" w:w="2163"/>
-          </w:tcPr>
-          <w:p>
-            <w:pPr>
-              <w:spacing w:before="20" w:after="20"/>
-            </w:pPr>
-            <w:r/>
-            <w:r>
-              <w:rPr>
-                <w:rFonts w:ascii="Verdana" w:hAnsi="Verdana"/>
-                <w:b w:val="0"/>
-                <w:sz w:val="16"/>
-              </w:rPr>
-            </w:r>
-          </w:p>
-        </w:tc>
-      </w:tr>
-      <w:tr>
-        <w:trPr>
-          <w:cantSplit/>
-        </w:trPr>
-        <w:tc>
-          <w:tcPr>
-            <w:tcW w:type="dxa" w:w="2163"/>
-          </w:tcPr>
-          <w:p>
-            <w:pPr>
-              <w:spacing w:before="20" w:after="20"/>
-            </w:pPr>
-            <w:r/>
-            <w:r>
-              <w:rPr>
-                <w:rFonts w:ascii="Verdana" w:hAnsi="Verdana"/>
-                <w:b w:val="0"/>
-                <w:sz w:val="16"/>
-              </w:rPr>
-            </w:r>
-          </w:p>
-        </w:tc>
-        <w:tc>
-          <w:tcPr>
-            <w:tcW w:type="dxa" w:w="2163"/>
-          </w:tcPr>
-          <w:p>
-            <w:pPr>
-              <w:spacing w:before="20" w:after="20"/>
-            </w:pPr>
-            <w:r/>
-            <w:r>
-              <w:rPr>
-                <w:rFonts w:ascii="Verdana" w:hAnsi="Verdana"/>
-                <w:b w:val="0"/>
-                <w:sz w:val="16"/>
-              </w:rPr>
-            </w:r>
-          </w:p>
-        </w:tc>
-        <w:tc>
-          <w:tcPr>
-            <w:tcW w:type="dxa" w:w="2163"/>
-          </w:tcPr>
-          <w:p>
-            <w:pPr>
-              <w:spacing w:before="20" w:after="20"/>
-            </w:pPr>
-            <w:r/>
-            <w:r>
-              <w:rPr>
-                <w:rFonts w:ascii="Verdana" w:hAnsi="Verdana"/>
-                <w:b w:val="0"/>
-                <w:sz w:val="16"/>
-              </w:rPr>
-            </w:r>
-          </w:p>
-        </w:tc>
-        <w:tc>
-          <w:tcPr>
-            <w:tcW w:type="dxa" w:w="2163"/>
-          </w:tcPr>
-          <w:p>
-            <w:pPr>
-              <w:spacing w:before="20" w:after="20"/>
-            </w:pPr>
-            <w:r/>
-            <w:r>
-              <w:rPr>
-                <w:rFonts w:ascii="Verdana" w:hAnsi="Verdana"/>
-                <w:b w:val="0"/>
-                <w:sz w:val="16"/>
-              </w:rPr>
-              <w:t>0 00 024</w:t>
-            </w:r>
-          </w:p>
-        </w:tc>
-        <w:tc>
-          <w:tcPr>
-            <w:tcW w:type="dxa" w:w="2163"/>
-          </w:tcPr>
-          <w:p>
-            <w:pPr>
-              <w:spacing w:before="20" w:after="20"/>
-            </w:pPr>
-            <w:r/>
-            <w:r>
-              <w:rPr>
-                <w:rFonts w:ascii="Verdana" w:hAnsi="Verdana"/>
-                <w:b w:val="0"/>
-                <w:sz w:val="16"/>
-              </w:rPr>
-              <w:t>Chiffre de code</w:t>
-            </w:r>
-          </w:p>
-        </w:tc>
-        <w:tc>
-          <w:tcPr>
-            <w:tcW w:type="dxa" w:w="2163"/>
-          </w:tcPr>
-          <w:p>
-            <w:pPr>
-              <w:spacing w:before="20" w:after="20"/>
-            </w:pPr>
-            <w:r/>
-            <w:r>
-              <w:rPr>
-                <w:rFonts w:ascii="Verdana" w:hAnsi="Verdana"/>
-                <w:b w:val="0"/>
-                <w:sz w:val="16"/>
-              </w:rPr>
-            </w:r>
-          </w:p>
-        </w:tc>
-        <w:tc>
-          <w:tcPr>
-            <w:tcW w:type="dxa" w:w="2163"/>
-          </w:tcPr>
-          <w:p>
-            <w:pPr>
-              <w:spacing w:before="20" w:after="20"/>
-            </w:pPr>
-            <w:r/>
-            <w:r>
-              <w:rPr>
-                <w:rFonts w:ascii="Verdana" w:hAnsi="Verdana"/>
-                <w:b w:val="0"/>
-                <w:sz w:val="16"/>
-              </w:rPr>
-            </w:r>
-          </w:p>
-        </w:tc>
-      </w:tr>
-      <w:tr>
-        <w:trPr>
-          <w:cantSplit/>
-        </w:trPr>
-        <w:tc>
-          <w:tcPr>
-            <w:tcW w:type="dxa" w:w="2163"/>
-          </w:tcPr>
-          <w:p>
-            <w:pPr>
-              <w:spacing w:before="20" w:after="20"/>
-            </w:pPr>
-            <w:r/>
-            <w:r>
-              <w:rPr>
-                <w:rFonts w:ascii="Verdana" w:hAnsi="Verdana"/>
-                <w:b w:val="0"/>
-                <w:sz w:val="16"/>
-              </w:rPr>
-            </w:r>
-          </w:p>
-        </w:tc>
-        <w:tc>
-          <w:tcPr>
-            <w:tcW w:type="dxa" w:w="2163"/>
-          </w:tcPr>
-          <w:p>
-            <w:pPr>
-              <w:spacing w:before="20" w:after="20"/>
-            </w:pPr>
-            <w:r/>
-            <w:r>
-              <w:rPr>
-                <w:rFonts w:ascii="Verdana" w:hAnsi="Verdana"/>
-                <w:b w:val="0"/>
-                <w:sz w:val="16"/>
-              </w:rPr>
-            </w:r>
-          </w:p>
-        </w:tc>
-        <w:tc>
-          <w:tcPr>
-            <w:tcW w:type="dxa" w:w="2163"/>
-          </w:tcPr>
-          <w:p>
-            <w:pPr>
-              <w:spacing w:before="20" w:after="20"/>
-            </w:pPr>
-            <w:r/>
-            <w:r>
-              <w:rPr>
-                <w:rFonts w:ascii="Verdana" w:hAnsi="Verdana"/>
-                <w:b w:val="0"/>
-                <w:sz w:val="16"/>
-              </w:rPr>
-            </w:r>
-          </w:p>
-        </w:tc>
-        <w:tc>
-          <w:tcPr>
-            <w:tcW w:type="dxa" w:w="2163"/>
-          </w:tcPr>
-          <w:p>
-            <w:pPr>
-              <w:spacing w:before="20" w:after="20"/>
-            </w:pPr>
-            <w:r/>
-            <w:r>
-              <w:rPr>
-                <w:rFonts w:ascii="Verdana" w:hAnsi="Verdana"/>
-                <w:b w:val="0"/>
-                <w:sz w:val="16"/>
-              </w:rPr>
-              <w:t>0 00 025</w:t>
-            </w:r>
-          </w:p>
-        </w:tc>
-        <w:tc>
-          <w:tcPr>
-            <w:tcW w:type="dxa" w:w="2163"/>
-          </w:tcPr>
-          <w:p>
-            <w:pPr>
-              <w:spacing w:before="20" w:after="20"/>
-            </w:pPr>
-            <w:r/>
-            <w:r>
-              <w:rPr>
-                <w:rFonts w:ascii="Verdana" w:hAnsi="Verdana"/>
-                <w:b w:val="0"/>
-                <w:sz w:val="16"/>
-              </w:rPr>
-              <w:t>Signification du chiffre de code</w:t>
-            </w:r>
-          </w:p>
-        </w:tc>
-        <w:tc>
-          <w:tcPr>
-            <w:tcW w:type="dxa" w:w="2163"/>
-          </w:tcPr>
-          <w:p>
-            <w:pPr>
-              <w:spacing w:before="20" w:after="20"/>
-            </w:pPr>
-            <w:r/>
-            <w:r>
-              <w:rPr>
-                <w:rFonts w:ascii="Verdana" w:hAnsi="Verdana"/>
-                <w:b w:val="0"/>
-                <w:sz w:val="16"/>
-              </w:rPr>
-            </w:r>
-          </w:p>
-        </w:tc>
-        <w:tc>
-          <w:tcPr>
-            <w:tcW w:type="dxa" w:w="2163"/>
-          </w:tcPr>
-          <w:p>
-            <w:pPr>
-              <w:spacing w:before="20" w:after="20"/>
-            </w:pPr>
-            <w:r/>
-            <w:r>
-              <w:rPr>
-                <w:rFonts w:ascii="Verdana" w:hAnsi="Verdana"/>
-                <w:b w:val="0"/>
-                <w:sz w:val="16"/>
-              </w:rPr>
-            </w:r>
-          </w:p>
-        </w:tc>
-      </w:tr>
-      <w:tr>
-        <w:trPr>
-          <w:cantSplit/>
-        </w:trPr>
-        <w:tc>
-          <w:tcPr>
-            <w:tcW w:type="dxa" w:w="2163"/>
-          </w:tcPr>
-          <w:p>
-            <w:pPr>
-              <w:spacing w:before="20" w:after="20"/>
-            </w:pPr>
-            <w:r>
-              <w:rPr>
-                <w:b/>
-              </w:rPr>
-            </w:r>
-            <w:r>
-              <w:rPr>
-                <w:rFonts w:ascii="Verdana" w:hAnsi="Verdana"/>
-                <w:b/>
-                <w:sz w:val="16"/>
-              </w:rPr>
-              <w:t>3 00 016</w:t>
-            </w:r>
-          </w:p>
-        </w:tc>
-        <w:tc>
-          <w:tcPr>
-            <w:tcW w:type="dxa" w:w="2163"/>
-          </w:tcPr>
-          <w:p>
-            <w:pPr>
-              <w:spacing w:before="20" w:after="20"/>
-            </w:pPr>
-            <w:r>
-              <w:rPr>
-                <w:b/>
-              </w:rPr>
-            </w:r>
-            <w:r>
-              <w:rPr>
-                <w:rFonts w:ascii="Verdana" w:hAnsi="Verdana"/>
-                <w:b/>
-                <w:sz w:val="16"/>
-              </w:rPr>
-              <w:t>(Définition, table d'indicateurs)</w:t>
-            </w:r>
-          </w:p>
-        </w:tc>
-        <w:tc>
-          <w:tcPr>
-            <w:tcW w:type="dxa" w:w="2163"/>
-          </w:tcPr>
-          <w:p>
-            <w:pPr>
-              <w:spacing w:before="20" w:after="20"/>
-            </w:pPr>
-            <w:r/>
-            <w:r>
-              <w:rPr>
-                <w:rFonts w:ascii="Verdana" w:hAnsi="Verdana"/>
-                <w:b w:val="0"/>
-                <w:sz w:val="16"/>
-              </w:rPr>
-            </w:r>
-          </w:p>
-        </w:tc>
-        <w:tc>
-          <w:tcPr>
-            <w:tcW w:type="dxa" w:w="2163"/>
-          </w:tcPr>
-          <w:p>
-            <w:pPr>
-              <w:spacing w:before="20" w:after="20"/>
-            </w:pPr>
-            <w:r/>
-            <w:r>
-              <w:rPr>
-                <w:rFonts w:ascii="Verdana" w:hAnsi="Verdana"/>
-                <w:b w:val="0"/>
-                <w:sz w:val="16"/>
-              </w:rPr>
-              <w:t>0 00 030</w:t>
-            </w:r>
-          </w:p>
-        </w:tc>
-        <w:tc>
-          <w:tcPr>
-            <w:tcW w:type="dxa" w:w="2163"/>
-          </w:tcPr>
-          <w:p>
-            <w:pPr>
-              <w:spacing w:before="20" w:after="20"/>
-            </w:pPr>
-            <w:r/>
-            <w:r>
-              <w:rPr>
-                <w:rFonts w:ascii="Verdana" w:hAnsi="Verdana"/>
-                <w:b w:val="0"/>
-                <w:sz w:val="16"/>
-              </w:rPr>
-              <w:t>Séquence définissant le descripteur</w:t>
-            </w:r>
-          </w:p>
-        </w:tc>
-        <w:tc>
-          <w:tcPr>
-            <w:tcW w:type="dxa" w:w="2163"/>
-          </w:tcPr>
-          <w:p>
-            <w:pPr>
-              <w:spacing w:before="20" w:after="20"/>
-            </w:pPr>
-            <w:r/>
-            <w:r>
-              <w:rPr>
-                <w:rFonts w:ascii="Verdana" w:hAnsi="Verdana"/>
-                <w:b w:val="0"/>
-                <w:sz w:val="16"/>
-              </w:rPr>
-            </w:r>
-          </w:p>
-        </w:tc>
-        <w:tc>
-          <w:tcPr>
-            <w:tcW w:type="dxa" w:w="2163"/>
-          </w:tcPr>
-          <w:p>
-            <w:pPr>
-              <w:spacing w:before="20" w:after="20"/>
-            </w:pPr>
-            <w:r/>
-            <w:r>
-              <w:rPr>
-                <w:rFonts w:ascii="Verdana" w:hAnsi="Verdana"/>
-                <w:b w:val="0"/>
-                <w:sz w:val="16"/>
-              </w:rPr>
-            </w:r>
-          </w:p>
-        </w:tc>
-      </w:tr>
-      <w:tr>
-        <w:trPr>
-          <w:cantSplit/>
-        </w:trPr>
-        <w:tc>
-          <w:tcPr>
-            <w:tcW w:type="dxa" w:w="2163"/>
-          </w:tcPr>
-          <w:p>
-            <w:pPr>
-              <w:spacing w:before="20" w:after="20"/>
-            </w:pPr>
-            <w:r/>
-            <w:r>
-              <w:rPr>
-                <w:rFonts w:ascii="Verdana" w:hAnsi="Verdana"/>
-                <w:b w:val="0"/>
-                <w:sz w:val="16"/>
-              </w:rPr>
-            </w:r>
-          </w:p>
-        </w:tc>
-        <w:tc>
-          <w:tcPr>
-            <w:tcW w:type="dxa" w:w="2163"/>
-          </w:tcPr>
-          <w:p>
-            <w:pPr>
-              <w:spacing w:before="20" w:after="20"/>
-            </w:pPr>
-            <w:r/>
-            <w:r>
-              <w:rPr>
-                <w:rFonts w:ascii="Verdana" w:hAnsi="Verdana"/>
-                <w:b w:val="0"/>
-                <w:sz w:val="16"/>
-              </w:rPr>
-            </w:r>
-          </w:p>
-        </w:tc>
-        <w:tc>
-          <w:tcPr>
-            <w:tcW w:type="dxa" w:w="2163"/>
-          </w:tcPr>
-          <w:p>
-            <w:pPr>
-              <w:spacing w:before="20" w:after="20"/>
-            </w:pPr>
-            <w:r/>
-            <w:r>
-              <w:rPr>
-                <w:rFonts w:ascii="Verdana" w:hAnsi="Verdana"/>
-                <w:b w:val="0"/>
-                <w:sz w:val="16"/>
-              </w:rPr>
-            </w:r>
-          </w:p>
-        </w:tc>
-        <w:tc>
-          <w:tcPr>
-            <w:tcW w:type="dxa" w:w="2163"/>
-          </w:tcPr>
-          <w:p>
-            <w:pPr>
-              <w:spacing w:before="20" w:after="20"/>
-            </w:pPr>
-            <w:r/>
-            <w:r>
-              <w:rPr>
-                <w:rFonts w:ascii="Verdana" w:hAnsi="Verdana"/>
-                <w:b w:val="0"/>
-                <w:sz w:val="16"/>
-              </w:rPr>
-              <w:t>1 02 000</w:t>
-            </w:r>
-          </w:p>
-        </w:tc>
-        <w:tc>
-          <w:tcPr>
-            <w:tcW w:type="dxa" w:w="2163"/>
-          </w:tcPr>
-          <w:p>
-            <w:pPr>
-              <w:spacing w:before="20" w:after="20"/>
-            </w:pPr>
-            <w:r/>
-            <w:r>
-              <w:rPr>
-                <w:rFonts w:ascii="Verdana" w:hAnsi="Verdana"/>
-                <w:b w:val="0"/>
-                <w:sz w:val="16"/>
-              </w:rPr>
-              <w:t>Répétition différée de 2 descripteurs</w:t>
-            </w:r>
-          </w:p>
-        </w:tc>
-        <w:tc>
-          <w:tcPr>
-            <w:tcW w:type="dxa" w:w="2163"/>
-          </w:tcPr>
-          <w:p>
-            <w:pPr>
-              <w:spacing w:before="20" w:after="20"/>
-            </w:pPr>
-            <w:r/>
-            <w:r>
-              <w:rPr>
-                <w:rFonts w:ascii="Verdana" w:hAnsi="Verdana"/>
-                <w:b w:val="0"/>
-                <w:sz w:val="16"/>
-              </w:rPr>
-            </w:r>
-          </w:p>
-        </w:tc>
-        <w:tc>
-          <w:tcPr>
-            <w:tcW w:type="dxa" w:w="2163"/>
-          </w:tcPr>
-          <w:p>
-            <w:pPr>
-              <w:spacing w:before="20" w:after="20"/>
-            </w:pPr>
-            <w:r/>
-            <w:r>
-              <w:rPr>
-                <w:rFonts w:ascii="Verdana" w:hAnsi="Verdana"/>
-                <w:b w:val="0"/>
-                <w:sz w:val="16"/>
-              </w:rPr>
-            </w:r>
-          </w:p>
-        </w:tc>
-      </w:tr>
-      <w:tr>
-        <w:trPr>
-          <w:cantSplit/>
-        </w:trPr>
-        <w:tc>
-          <w:tcPr>
-            <w:tcW w:type="dxa" w:w="2163"/>
-          </w:tcPr>
-          <w:p>
-            <w:pPr>
-              <w:spacing w:before="20" w:after="20"/>
-            </w:pPr>
-            <w:r/>
-            <w:r>
-              <w:rPr>
-                <w:rFonts w:ascii="Verdana" w:hAnsi="Verdana"/>
-                <w:b w:val="0"/>
-                <w:sz w:val="16"/>
-              </w:rPr>
-            </w:r>
-          </w:p>
-        </w:tc>
-        <w:tc>
-          <w:tcPr>
-            <w:tcW w:type="dxa" w:w="2163"/>
-          </w:tcPr>
-          <w:p>
-            <w:pPr>
-              <w:spacing w:before="20" w:after="20"/>
-            </w:pPr>
-            <w:r/>
-            <w:r>
-              <w:rPr>
-                <w:rFonts w:ascii="Verdana" w:hAnsi="Verdana"/>
-                <w:b w:val="0"/>
-                <w:sz w:val="16"/>
-              </w:rPr>
-            </w:r>
-          </w:p>
-        </w:tc>
-        <w:tc>
-          <w:tcPr>
-            <w:tcW w:type="dxa" w:w="2163"/>
-          </w:tcPr>
-          <w:p>
-            <w:pPr>
-              <w:spacing w:before="20" w:after="20"/>
-            </w:pPr>
-            <w:r/>
-            <w:r>
-              <w:rPr>
-                <w:rFonts w:ascii="Verdana" w:hAnsi="Verdana"/>
-                <w:b w:val="0"/>
-                <w:sz w:val="16"/>
-              </w:rPr>
-            </w:r>
-          </w:p>
-        </w:tc>
-        <w:tc>
-          <w:tcPr>
-            <w:tcW w:type="dxa" w:w="2163"/>
-          </w:tcPr>
-          <w:p>
-            <w:pPr>
-              <w:spacing w:before="20" w:after="20"/>
-            </w:pPr>
-            <w:r/>
-            <w:r>
-              <w:rPr>
-                <w:rFonts w:ascii="Verdana" w:hAnsi="Verdana"/>
-                <w:b w:val="0"/>
-                <w:sz w:val="16"/>
-              </w:rPr>
-              <w:t>0 31 001</w:t>
-            </w:r>
-          </w:p>
-        </w:tc>
-        <w:tc>
-          <w:tcPr>
-            <w:tcW w:type="dxa" w:w="2163"/>
-          </w:tcPr>
-          <w:p>
-            <w:pPr>
-              <w:spacing w:before="20" w:after="20"/>
-            </w:pPr>
-            <w:r/>
-            <w:r>
-              <w:rPr>
-                <w:rFonts w:ascii="Verdana" w:hAnsi="Verdana"/>
-                <w:b w:val="0"/>
-                <w:sz w:val="16"/>
-              </w:rPr>
-              <w:t>Facteur de répétition différée du descripteur</w:t>
-            </w:r>
-          </w:p>
-        </w:tc>
-        <w:tc>
-          <w:tcPr>
-            <w:tcW w:type="dxa" w:w="2163"/>
-          </w:tcPr>
-          <w:p>
-            <w:pPr>
-              <w:spacing w:before="20" w:after="20"/>
-            </w:pPr>
-            <w:r/>
-            <w:r>
-              <w:rPr>
-                <w:rFonts w:ascii="Verdana" w:hAnsi="Verdana"/>
-                <w:b w:val="0"/>
-                <w:sz w:val="16"/>
-              </w:rPr>
-            </w:r>
-          </w:p>
-        </w:tc>
-        <w:tc>
-          <w:tcPr>
-            <w:tcW w:type="dxa" w:w="2163"/>
-          </w:tcPr>
-          <w:p>
-            <w:pPr>
-              <w:spacing w:before="20" w:after="20"/>
-            </w:pPr>
-            <w:r/>
-            <w:r>
-              <w:rPr>
-                <w:rFonts w:ascii="Verdana" w:hAnsi="Verdana"/>
-                <w:b w:val="0"/>
-                <w:sz w:val="16"/>
-              </w:rPr>
-            </w:r>
-          </w:p>
-        </w:tc>
-      </w:tr>
-      <w:tr>
-        <w:trPr>
-          <w:cantSplit/>
-        </w:trPr>
-        <w:tc>
-          <w:tcPr>
-            <w:tcW w:type="dxa" w:w="2163"/>
-          </w:tcPr>
-          <w:p>
-            <w:pPr>
-              <w:spacing w:before="20" w:after="20"/>
-            </w:pPr>
-            <w:r/>
-            <w:r>
-              <w:rPr>
-                <w:rFonts w:ascii="Verdana" w:hAnsi="Verdana"/>
-                <w:b w:val="0"/>
-                <w:sz w:val="16"/>
-              </w:rPr>
-            </w:r>
-          </w:p>
-        </w:tc>
-        <w:tc>
-          <w:tcPr>
-            <w:tcW w:type="dxa" w:w="2163"/>
-          </w:tcPr>
-          <w:p>
-            <w:pPr>
-              <w:spacing w:before="20" w:after="20"/>
-            </w:pPr>
-            <w:r/>
-            <w:r>
-              <w:rPr>
-                <w:rFonts w:ascii="Verdana" w:hAnsi="Verdana"/>
-                <w:b w:val="0"/>
-                <w:sz w:val="16"/>
-              </w:rPr>
-            </w:r>
-          </w:p>
-        </w:tc>
-        <w:tc>
-          <w:tcPr>
-            <w:tcW w:type="dxa" w:w="2163"/>
-          </w:tcPr>
-          <w:p>
-            <w:pPr>
-              <w:spacing w:before="20" w:after="20"/>
-            </w:pPr>
-            <w:r/>
-            <w:r>
-              <w:rPr>
-                <w:rFonts w:ascii="Verdana" w:hAnsi="Verdana"/>
-                <w:b w:val="0"/>
-                <w:sz w:val="16"/>
-              </w:rPr>
-            </w:r>
-          </w:p>
-        </w:tc>
-        <w:tc>
-          <w:tcPr>
-            <w:tcW w:type="dxa" w:w="2163"/>
-          </w:tcPr>
-          <w:p>
-            <w:pPr>
-              <w:spacing w:before="20" w:after="20"/>
-            </w:pPr>
-            <w:r/>
-            <w:r>
-              <w:rPr>
-                <w:rFonts w:ascii="Verdana" w:hAnsi="Verdana"/>
-                <w:b w:val="0"/>
-                <w:sz w:val="16"/>
-              </w:rPr>
-              <w:t>0 00 026</w:t>
-            </w:r>
-          </w:p>
-        </w:tc>
-        <w:tc>
-          <w:tcPr>
-            <w:tcW w:type="dxa" w:w="2163"/>
-          </w:tcPr>
-          <w:p>
-            <w:pPr>
-              <w:spacing w:before="20" w:after="20"/>
-            </w:pPr>
-            <w:r/>
-            <w:r>
-              <w:rPr>
-                <w:rFonts w:ascii="Verdana" w:hAnsi="Verdana"/>
-                <w:b w:val="0"/>
-                <w:sz w:val="16"/>
-              </w:rPr>
-              <w:t>Numéro de bit</w:t>
-            </w:r>
-          </w:p>
-        </w:tc>
-        <w:tc>
-          <w:tcPr>
-            <w:tcW w:type="dxa" w:w="2163"/>
-          </w:tcPr>
-          <w:p>
-            <w:pPr>
-              <w:spacing w:before="20" w:after="20"/>
-            </w:pPr>
-            <w:r/>
-            <w:r>
-              <w:rPr>
-                <w:rFonts w:ascii="Verdana" w:hAnsi="Verdana"/>
-                <w:b w:val="0"/>
-                <w:sz w:val="16"/>
-              </w:rPr>
-            </w:r>
-          </w:p>
-        </w:tc>
-        <w:tc>
-          <w:tcPr>
-            <w:tcW w:type="dxa" w:w="2163"/>
-          </w:tcPr>
-          <w:p>
-            <w:pPr>
-              <w:spacing w:before="20" w:after="20"/>
-            </w:pPr>
-            <w:r/>
-            <w:r>
-              <w:rPr>
-                <w:rFonts w:ascii="Verdana" w:hAnsi="Verdana"/>
-                <w:b w:val="0"/>
-                <w:sz w:val="16"/>
-              </w:rPr>
-            </w:r>
-          </w:p>
-        </w:tc>
-      </w:tr>
-      <w:tr>
-        <w:trPr>
-          <w:cantSplit/>
-        </w:trPr>
-        <w:tc>
-          <w:tcPr>
-            <w:tcW w:type="dxa" w:w="2163"/>
-          </w:tcPr>
-          <w:p>
-            <w:pPr>
-              <w:spacing w:before="20" w:after="20"/>
-            </w:pPr>
-            <w:r/>
-            <w:r>
-              <w:rPr>
-                <w:rFonts w:ascii="Verdana" w:hAnsi="Verdana"/>
-                <w:b w:val="0"/>
-                <w:sz w:val="16"/>
-              </w:rPr>
-            </w:r>
-          </w:p>
-        </w:tc>
-        <w:tc>
-          <w:tcPr>
-            <w:tcW w:type="dxa" w:w="2163"/>
-          </w:tcPr>
-          <w:p>
-            <w:pPr>
-              <w:spacing w:before="20" w:after="20"/>
-            </w:pPr>
-            <w:r/>
-            <w:r>
-              <w:rPr>
-                <w:rFonts w:ascii="Verdana" w:hAnsi="Verdana"/>
-                <w:b w:val="0"/>
-                <w:sz w:val="16"/>
-              </w:rPr>
-            </w:r>
-          </w:p>
-        </w:tc>
-        <w:tc>
-          <w:tcPr>
-            <w:tcW w:type="dxa" w:w="2163"/>
-          </w:tcPr>
-          <w:p>
-            <w:pPr>
-              <w:spacing w:before="20" w:after="20"/>
-            </w:pPr>
-            <w:r/>
-            <w:r>
-              <w:rPr>
-                <w:rFonts w:ascii="Verdana" w:hAnsi="Verdana"/>
-                <w:b w:val="0"/>
-                <w:sz w:val="16"/>
-              </w:rPr>
-            </w:r>
-          </w:p>
-        </w:tc>
-        <w:tc>
-          <w:tcPr>
-            <w:tcW w:type="dxa" w:w="2163"/>
-          </w:tcPr>
-          <w:p>
-            <w:pPr>
-              <w:spacing w:before="20" w:after="20"/>
-            </w:pPr>
-            <w:r/>
-            <w:r>
-              <w:rPr>
-                <w:rFonts w:ascii="Verdana" w:hAnsi="Verdana"/>
-                <w:b w:val="0"/>
-                <w:sz w:val="16"/>
-              </w:rPr>
-              <w:t>0 00 027</w:t>
-            </w:r>
-          </w:p>
-        </w:tc>
-        <w:tc>
-          <w:tcPr>
-            <w:tcW w:type="dxa" w:w="2163"/>
-          </w:tcPr>
-          <w:p>
-            <w:pPr>
-              <w:spacing w:before="20" w:after="20"/>
-            </w:pPr>
-            <w:r/>
-            <w:r>
-              <w:rPr>
-                <w:rFonts w:ascii="Verdana" w:hAnsi="Verdana"/>
-                <w:b w:val="0"/>
-                <w:sz w:val="16"/>
-              </w:rPr>
-              <w:t>Signification du numéro de bit</w:t>
-            </w:r>
-          </w:p>
-        </w:tc>
-        <w:tc>
-          <w:tcPr>
-            <w:tcW w:type="dxa" w:w="2163"/>
-          </w:tcPr>
-          <w:p>
-            <w:pPr>
-              <w:spacing w:before="20" w:after="20"/>
-            </w:pPr>
-            <w:r/>
-            <w:r>
-              <w:rPr>
-                <w:rFonts w:ascii="Verdana" w:hAnsi="Verdana"/>
-                <w:b w:val="0"/>
-                <w:sz w:val="16"/>
-              </w:rPr>
-            </w:r>
-          </w:p>
-        </w:tc>
-        <w:tc>
-          <w:tcPr>
-            <w:tcW w:type="dxa" w:w="2163"/>
-          </w:tcPr>
-          <w:p>
-            <w:pPr>
-              <w:spacing w:before="20" w:after="20"/>
-            </w:pPr>
-            <w:r/>
-            <w:r>
-              <w:rPr>
-                <w:rFonts w:ascii="Verdana" w:hAnsi="Verdana"/>
-                <w:b w:val="0"/>
-                <w:sz w:val="16"/>
-              </w:rPr>
-            </w:r>
-          </w:p>
-        </w:tc>
-      </w:tr>
-    </w:tbl>
     <w:sectPr>
       <w:pgSz w:w="16838" w:h="11906" w:orient="landscape"/>
       <w:pgMar w:top="850" w:right="850" w:bottom="850" w:left="850" w:header="720" w:footer="720" w:gutter="0"/>

--- a/docx/fr/BUFR_TableD_fr_00.docx
+++ b/docx/fr/BUFR_TableD_fr_00.docx
@@ -2979,107 +2979,7 @@
           <w:i/>
           <w:sz w:val="14"/>
         </w:rPr>
-        <w:t>Note 4: D’autres descripteurs sont requis pour réduire la charge de travail relative à la base de données de la station, par exemple pour l’identification de l’État fédéral et de l’axe routier.</w:t>
-      </w:r>
-    </w:p>
-    <w:p>
-      <w:r>
-        <w:rPr>
-          <w:rFonts w:ascii="Verdana" w:hAnsi="Verdana"/>
-          <w:i/>
-          <w:sz w:val="14"/>
-        </w:rPr>
-        <w:t>Note 7: Des messages BUFR composés peuvent être décrits à l’intérieur de la Section de description des don- nées, le cas échéant (par exemple 3 01 041, 3 04 001, 3 04 002, 3 04 003, 3 04 004, 3 04 005, 3 04 006).</w:t>
-      </w:r>
-    </w:p>
-    <w:p>
-      <w:r>
-        <w:rPr>
-          <w:rFonts w:ascii="Verdana" w:hAnsi="Verdana"/>
-          <w:i/>
-          <w:sz w:val="14"/>
-        </w:rPr>
-        <w:t>Note 10: Le décibel (dB) est une mesure logarithmique de la puissance relative ou des valeurs relatives de deux densités de flux, en particulier d’intensités sonores et de densités de puissance radio et radar. En météorologie radar, l’échelle logarithmique (dBZ) est utilisée pour mesurer la réflectivité radar (d’après le glossaire de météorologie de l’ American Meteorological Society ).</w:t>
-      </w:r>
-    </w:p>
-    <w:p>
-      <w:r>
-        <w:rPr>
-          <w:rFonts w:ascii="Verdana" w:hAnsi="Verdana"/>
-          <w:i/>
-          <w:sz w:val="14"/>
-        </w:rPr>
-        <w:t>Note 15: Les descripteurs 3 03 021 à 3 03 027 ne sont pas disponibles dans le CREX.</w:t>
-      </w:r>
-    </w:p>
-    <w:p>
-      <w:r>
-        <w:rPr>
-          <w:rFonts w:ascii="Verdana" w:hAnsi="Verdana"/>
-          <w:i/>
-          <w:sz w:val="14"/>
-        </w:rPr>
-        <w:t>Note 16: Chaque message BUFR peut contenir des données pour un certain nombre de positions; la technique de compression des messages BUFR n’implique que des ajouts négligeables pour des éléments de données constants.</w:t>
-      </w:r>
-    </w:p>
-    <w:p>
-      <w:r>
-        <w:rPr>
-          <w:rFonts w:ascii="Verdana" w:hAnsi="Verdana"/>
-          <w:i/>
-          <w:sz w:val="14"/>
-        </w:rPr>
         <w:t>Note 32: On pourrait penser qu’étant donné que l’on ne peut procéder qu’à des adjonctions il ne faut utiliser que des lignes complètes; toutefois on peut concevoir que, pour certaines zones précises, il faudra des modifi- cations aussi bien que des adjonctions; il vaut donc mieux donner des descriptions pour tous les champs, notamment dans un souci de clarté.</w:t>
-      </w:r>
-    </w:p>
-    <w:p>
-      <w:r>
-        <w:rPr>
-          <w:rFonts w:ascii="Verdana" w:hAnsi="Verdana"/>
-          <w:i/>
-          <w:sz w:val="14"/>
-        </w:rPr>
-        <w:t>Note 34: Le décalage en latitude 0 05 015 est établi par rapport à la latitude du site du lâcher. Le décalage en longitude 0 06 015 est établi par rapport à la longitude du site du lâcher.</w:t>
-      </w:r>
-    </w:p>
-    <w:p>
-      <w:r>
-        <w:rPr>
-          <w:rFonts w:ascii="Verdana" w:hAnsi="Verdana"/>
-          <w:i/>
-          <w:sz w:val="14"/>
-        </w:rPr>
-        <w:t>Note 35: Le décalage dans le temps de longue durée 0 04 086 est établi par rapport à l’heure du lâcher 3 01 013 (en secondes).</w:t>
-      </w:r>
-    </w:p>
-    <w:p>
-      <w:r>
-        <w:rPr>
-          <w:rFonts w:ascii="Verdana" w:hAnsi="Verdana"/>
-          <w:i/>
-          <w:sz w:val="14"/>
-        </w:rPr>
-        <w:t>Note 43: Le fait de séparer les données satellitaires correspondant à un seul niveau en séries de messages BUFR facilite la compression et permet une transmission et un stockage efficaces des données.</w:t>
-      </w:r>
-    </w:p>
-    <w:p>
-      <w:r>
-        <w:rPr>
-          <w:rFonts w:ascii="Verdana" w:hAnsi="Verdana"/>
-          <w:i/>
-          <w:sz w:val="14"/>
-        </w:rPr>
-        <w:t>Note 49: La majorité des stations ne disposent que d’une seule position sur la route et d’un seul capteur de température sous la surface. Des répétitions différées ont été introduites pour accroître la flexibilité et l’efficacité en termes de volume.</w:t>
-      </w:r>
-    </w:p>
-    <w:p>
-      <w:r>
-        <w:rPr>
-          <w:rFonts w:ascii="Verdana" w:hAnsi="Verdana"/>
-          <w:i/>
-          <w:sz w:val="14"/>
-        </w:rPr>
-        <w:t>Note 62: Les descripteurs 3 01 041 à 3 01 049 et 3 01 062, 3 01 071, et 3 01 072 ne devraient pas être utilisés pour la transmission dans le CREX.</w:t>
       </w:r>
     </w:p>
     <w:sectPr>
